--- a/PHT_EF_Core.docx
+++ b/PHT_EF_Core.docx
@@ -1560,678 +1560,8 @@
       </w:pPr>
     </w:p>
     <w:p>
-      <w:r>
-        <w:pict w14:anchorId="144A0FFF">
-          <v:rect id="_x0000_i1031" style="width:0;height:1.5pt" o:hralign="center" o:hrstd="t" o:hr="t" fillcolor="#a0a0a0" stroked="f"/>
-        </w:pict>
-      </w:r>
-    </w:p>
-    <w:p>
-      <w:pPr>
-        <w:widowControl w:val="0"/>
-        <w:pBdr>
-          <w:top w:val="nil"/>
-          <w:left w:val="nil"/>
-          <w:bottom w:val="nil"/>
-          <w:right w:val="nil"/>
-          <w:between w:val="nil"/>
-        </w:pBdr>
-      </w:pPr>
-    </w:p>
-    <w:p>
-      <w:r>
-        <w:pict w14:anchorId="785452D8">
-          <v:rect id="_x0000_i1032" style="width:0;height:1.5pt" o:hralign="center" o:hrstd="t" o:hr="t" fillcolor="#a0a0a0" stroked="f"/>
-        </w:pict>
-      </w:r>
-    </w:p>
-    <w:p>
-      <w:pPr>
-        <w:widowControl w:val="0"/>
-        <w:pBdr>
-          <w:top w:val="nil"/>
-          <w:left w:val="nil"/>
-          <w:bottom w:val="nil"/>
-          <w:right w:val="nil"/>
-          <w:between w:val="nil"/>
-        </w:pBdr>
-      </w:pPr>
-    </w:p>
-    <w:p>
-      <w:r>
-        <w:pict w14:anchorId="55FB24EC">
-          <v:rect id="_x0000_i1033" style="width:0;height:1.5pt" o:hralign="center" o:hrstd="t" o:hr="t" fillcolor="#a0a0a0" stroked="f"/>
-        </w:pict>
-      </w:r>
-    </w:p>
-    <w:p>
-      <w:pPr>
-        <w:pStyle w:val="Heading4"/>
-      </w:pPr>
-      <w:bookmarkStart w:id="9" w:name="_hjz2ute4b25o" w:colFirst="0" w:colLast="0"/>
-      <w:bookmarkEnd w:id="9"/>
-      <w:r>
-        <w:rPr>
-          <w:b/>
-          <w:bCs/>
-        </w:rPr>
-        <w:t>Bước 2: Tạo DbContext</w:t>
-      </w:r>
-    </w:p>
-    <w:p>
-      <w:r>
-        <w:t xml:space="preserve">Viết code cho </w:t>
-      </w:r>
-      <w:r>
-        <w:rPr>
-          <w:b/>
-          <w:bCs/>
-        </w:rPr>
-        <w:t>Data/AppDbContext.cs</w:t>
-      </w:r>
-      <w:r>
-        <w:t>:</w:t>
-      </w:r>
-    </w:p>
-    <w:p>
-      <w:pPr>
-        <w:widowControl w:val="0"/>
-        <w:pBdr>
-          <w:top w:val="nil"/>
-          <w:left w:val="nil"/>
-          <w:bottom w:val="nil"/>
-          <w:right w:val="nil"/>
-          <w:between w:val="nil"/>
-        </w:pBdr>
-      </w:pPr>
-    </w:p>
-    <w:p>
-      <w:r>
-        <w:t>using Microsoft.EntityFrameworkCore;</w:t>
-      </w:r>
-    </w:p>
-    <w:p/>
-    <w:p>
-      <w:r>
-        <w:t>public class AppDbContext : DbContext</w:t>
-      </w:r>
-    </w:p>
-    <w:p>
-      <w:pPr>
-        <w:widowControl w:val="0"/>
-        <w:pBdr>
-          <w:top w:val="nil"/>
-          <w:left w:val="nil"/>
-          <w:bottom w:val="nil"/>
-          <w:right w:val="nil"/>
-          <w:between w:val="nil"/>
-        </w:pBdr>
-      </w:pPr>
-    </w:p>
-    <w:p>
-      <w:r>
-        <w:t>{</w:t>
-      </w:r>
-    </w:p>
-    <w:p>
-      <w:pPr>
-        <w:widowControl w:val="0"/>
-        <w:pBdr>
-          <w:top w:val="nil"/>
-          <w:left w:val="nil"/>
-          <w:bottom w:val="nil"/>
-          <w:right w:val="nil"/>
-          <w:between w:val="nil"/>
-        </w:pBdr>
-      </w:pPr>
-    </w:p>
-    <w:p>
-      <w:r>
-        <w:t xml:space="preserve">    public AppDbContext(DbContextOptions&lt;AppDbContext&gt; options) : base(options)</w:t>
-      </w:r>
-    </w:p>
-    <w:p>
-      <w:pPr>
-        <w:widowControl w:val="0"/>
-        <w:pBdr>
-          <w:top w:val="nil"/>
-          <w:left w:val="nil"/>
-          <w:bottom w:val="nil"/>
-          <w:right w:val="nil"/>
-          <w:between w:val="nil"/>
-        </w:pBdr>
-      </w:pPr>
-    </w:p>
-    <w:p>
-      <w:r>
-        <w:t xml:space="preserve">    {</w:t>
-      </w:r>
-    </w:p>
-    <w:p>
-      <w:pPr>
-        <w:widowControl w:val="0"/>
-        <w:pBdr>
-          <w:top w:val="nil"/>
-          <w:left w:val="nil"/>
-          <w:bottom w:val="nil"/>
-          <w:right w:val="nil"/>
-          <w:between w:val="nil"/>
-        </w:pBdr>
-      </w:pPr>
-    </w:p>
-    <w:p>
-      <w:r>
-        <w:t xml:space="preserve">    }</w:t>
-      </w:r>
-    </w:p>
-    <w:p>
-      <w:pPr>
-        <w:widowControl w:val="0"/>
-        <w:pBdr>
-          <w:top w:val="nil"/>
-          <w:left w:val="nil"/>
-          <w:bottom w:val="nil"/>
-          <w:right w:val="nil"/>
-          <w:between w:val="nil"/>
-        </w:pBdr>
-      </w:pPr>
-    </w:p>
-    <w:p>
-      <w:r>
-        <w:t xml:space="preserve">    </w:t>
-      </w:r>
-    </w:p>
-    <w:p>
-      <w:pPr>
-        <w:widowControl w:val="0"/>
-        <w:pBdr>
-          <w:top w:val="nil"/>
-          <w:left w:val="nil"/>
-          <w:bottom w:val="nil"/>
-          <w:right w:val="nil"/>
-          <w:between w:val="nil"/>
-        </w:pBdr>
-      </w:pPr>
-    </w:p>
-    <w:p>
-      <w:r>
-        <w:t xml:space="preserve">    // VIẾT CÁC DBSET CỦA BẠN VÀO ĐÂY</w:t>
-      </w:r>
-    </w:p>
-    <w:p>
-      <w:pPr>
-        <w:widowControl w:val="0"/>
-        <w:pBdr>
-          <w:top w:val="nil"/>
-          <w:left w:val="nil"/>
-          <w:bottom w:val="nil"/>
-          <w:right w:val="nil"/>
-          <w:between w:val="nil"/>
-        </w:pBdr>
-      </w:pPr>
-    </w:p>
-    <w:p>
-      <w:r>
-        <w:t xml:space="preserve">    // (Gợi ý: DbSet&lt;Category&gt;, DbSet&lt;Product&gt;)</w:t>
-      </w:r>
-    </w:p>
-    <w:p>
-      <w:pPr>
-        <w:widowControl w:val="0"/>
-        <w:pBdr>
-          <w:top w:val="nil"/>
-          <w:left w:val="nil"/>
-          <w:bottom w:val="nil"/>
-          <w:right w:val="nil"/>
-          <w:between w:val="nil"/>
-        </w:pBdr>
-      </w:pPr>
-    </w:p>
-    <w:p>
-      <w:r>
-        <w:t xml:space="preserve">    </w:t>
-      </w:r>
-    </w:p>
-    <w:p>
-      <w:pPr>
-        <w:widowControl w:val="0"/>
-        <w:pBdr>
-          <w:top w:val="nil"/>
-          <w:left w:val="nil"/>
-          <w:bottom w:val="nil"/>
-          <w:right w:val="nil"/>
-          <w:between w:val="nil"/>
-        </w:pBdr>
-      </w:pPr>
-    </w:p>
-    <w:p>
-      <w:r>
-        <w:t xml:space="preserve">    </w:t>
-      </w:r>
-    </w:p>
-    <w:p>
-      <w:pPr>
-        <w:widowControl w:val="0"/>
-        <w:pBdr>
-          <w:top w:val="nil"/>
-          <w:left w:val="nil"/>
-          <w:bottom w:val="nil"/>
-          <w:right w:val="nil"/>
-          <w:between w:val="nil"/>
-        </w:pBdr>
-      </w:pPr>
-    </w:p>
-    <w:p>
-      <w:r>
-        <w:t xml:space="preserve">    </w:t>
-      </w:r>
-    </w:p>
-    <w:p>
-      <w:pPr>
-        <w:widowControl w:val="0"/>
-        <w:pBdr>
-          <w:top w:val="nil"/>
-          <w:left w:val="nil"/>
-          <w:bottom w:val="nil"/>
-          <w:right w:val="nil"/>
-          <w:between w:val="nil"/>
-        </w:pBdr>
-      </w:pPr>
-    </w:p>
-    <w:p>
-      <w:r>
-        <w:t xml:space="preserve">    protected override void OnModelCreating(ModelBuilder modelBuilder)</w:t>
-      </w:r>
-    </w:p>
-    <w:p>
-      <w:pPr>
-        <w:widowControl w:val="0"/>
-        <w:pBdr>
-          <w:top w:val="nil"/>
-          <w:left w:val="nil"/>
-          <w:bottom w:val="nil"/>
-          <w:right w:val="nil"/>
-          <w:between w:val="nil"/>
-        </w:pBdr>
-      </w:pPr>
-    </w:p>
-    <w:p>
-      <w:r>
-        <w:t xml:space="preserve">    {</w:t>
-      </w:r>
-    </w:p>
-    <w:p>
-      <w:pPr>
-        <w:widowControl w:val="0"/>
-        <w:pBdr>
-          <w:top w:val="nil"/>
-          <w:left w:val="nil"/>
-          <w:bottom w:val="nil"/>
-          <w:right w:val="nil"/>
-          <w:between w:val="nil"/>
-        </w:pBdr>
-      </w:pPr>
-    </w:p>
-    <w:p>
-      <w:r>
-        <w:t xml:space="preserve">        base.OnModelCreating(modelBuilder);</w:t>
-      </w:r>
-    </w:p>
-    <w:p>
-      <w:pPr>
-        <w:widowControl w:val="0"/>
-        <w:pBdr>
-          <w:top w:val="nil"/>
-          <w:left w:val="nil"/>
-          <w:bottom w:val="nil"/>
-          <w:right w:val="nil"/>
-          <w:between w:val="nil"/>
-        </w:pBdr>
-      </w:pPr>
-    </w:p>
-    <w:p>
-      <w:r>
-        <w:t xml:space="preserve">        </w:t>
-      </w:r>
-    </w:p>
-    <w:p>
-      <w:pPr>
-        <w:widowControl w:val="0"/>
-        <w:pBdr>
-          <w:top w:val="nil"/>
-          <w:left w:val="nil"/>
-          <w:bottom w:val="nil"/>
-          <w:right w:val="nil"/>
-          <w:between w:val="nil"/>
-        </w:pBdr>
-      </w:pPr>
-    </w:p>
-    <w:p>
-      <w:r>
-        <w:t xml:space="preserve">        // Fluent API configuration (nếu cần)</w:t>
-      </w:r>
-    </w:p>
-    <w:p>
-      <w:pPr>
-        <w:widowControl w:val="0"/>
-        <w:pBdr>
-          <w:top w:val="nil"/>
-          <w:left w:val="nil"/>
-          <w:bottom w:val="nil"/>
-          <w:right w:val="nil"/>
-          <w:between w:val="nil"/>
-        </w:pBdr>
-      </w:pPr>
-    </w:p>
-    <w:p>
-      <w:r>
-        <w:t xml:space="preserve">    }</w:t>
-      </w:r>
-    </w:p>
-    <w:p>
-      <w:pPr>
-        <w:widowControl w:val="0"/>
-        <w:pBdr>
-          <w:top w:val="nil"/>
-          <w:left w:val="nil"/>
-          <w:bottom w:val="nil"/>
-          <w:right w:val="nil"/>
-          <w:between w:val="nil"/>
-        </w:pBdr>
-      </w:pPr>
-    </w:p>
-    <w:p>
-      <w:r>
-        <w:t>}</w:t>
-      </w:r>
-    </w:p>
-    <w:p>
-      <w:pPr>
-        <w:widowControl w:val="0"/>
-        <w:pBdr>
-          <w:top w:val="nil"/>
-          <w:left w:val="nil"/>
-          <w:bottom w:val="nil"/>
-          <w:right w:val="nil"/>
-          <w:between w:val="nil"/>
-        </w:pBdr>
-      </w:pPr>
-    </w:p>
-    <w:p>
-      <w:r>
-        <w:pict w14:anchorId="1EC466B3">
-          <v:rect id="_x0000_i1034" style="width:0;height:1.5pt" o:hralign="center" o:hrstd="t" o:hr="t" fillcolor="#a0a0a0" stroked="f"/>
-        </w:pict>
-      </w:r>
-    </w:p>
-    <w:p>
-      <w:pPr>
-        <w:pStyle w:val="Heading4"/>
-      </w:pPr>
-      <w:bookmarkStart w:id="10" w:name="_n5g1ezqhjgc" w:colFirst="0" w:colLast="0"/>
-      <w:bookmarkEnd w:id="10"/>
-      <w:r>
-        <w:rPr>
-          <w:b/>
-          <w:bCs/>
-        </w:rPr>
-        <w:t>Bước 3: Đăng ký DbContext trong Program.cs</w:t>
-      </w:r>
-    </w:p>
-    <w:p>
-      <w:r>
-        <w:t>Viết đoạn code để đăng ký DbContext:</w:t>
-      </w:r>
-    </w:p>
-    <w:p>
-      <w:pPr>
-        <w:widowControl w:val="0"/>
-        <w:pBdr>
-          <w:top w:val="nil"/>
-          <w:left w:val="nil"/>
-          <w:bottom w:val="nil"/>
-          <w:right w:val="nil"/>
-          <w:between w:val="nil"/>
-        </w:pBdr>
-      </w:pPr>
-    </w:p>
-    <w:p>
-      <w:r>
-        <w:t>// Thêm vào file Program.cs sau dòng: var builder = WebApplication.CreateBuilder(args);</w:t>
-      </w:r>
-    </w:p>
-    <w:p/>
-    <w:p>
-      <w:r>
-        <w:t>// Bước 1: Đọc Connection String từ appsettings.json</w:t>
-      </w:r>
-    </w:p>
-    <w:p>
-      <w:pPr>
-        <w:widowControl w:val="0"/>
-        <w:pBdr>
-          <w:top w:val="nil"/>
-          <w:left w:val="nil"/>
-          <w:bottom w:val="nil"/>
-          <w:right w:val="nil"/>
-          <w:between w:val="nil"/>
-        </w:pBdr>
-      </w:pPr>
-    </w:p>
-    <w:p>
-      <w:r>
-        <w:t>var connectionString = _________________________________________________________________</w:t>
-      </w:r>
-    </w:p>
-    <w:p/>
-    <w:p>
-      <w:r>
-        <w:t>// Bước 2: Đăng ký DbContext với DI Container</w:t>
-      </w:r>
-    </w:p>
-    <w:p>
-      <w:pPr>
-        <w:widowControl w:val="0"/>
-        <w:pBdr>
-          <w:top w:val="nil"/>
-          <w:left w:val="nil"/>
-          <w:bottom w:val="nil"/>
-          <w:right w:val="nil"/>
-          <w:between w:val="nil"/>
-        </w:pBdr>
-      </w:pPr>
-    </w:p>
-    <w:p>
-      <w:r>
-        <w:t>_________________________________________________________________</w:t>
-      </w:r>
-    </w:p>
-    <w:p>
-      <w:pPr>
-        <w:widowControl w:val="0"/>
-        <w:pBdr>
-          <w:top w:val="nil"/>
-          <w:left w:val="nil"/>
-          <w:bottom w:val="nil"/>
-          <w:right w:val="nil"/>
-          <w:between w:val="nil"/>
-        </w:pBdr>
-      </w:pPr>
-    </w:p>
-    <w:p>
-      <w:r>
-        <w:t>_________________________________________________________________</w:t>
-      </w:r>
-    </w:p>
-    <w:p>
-      <w:pPr>
-        <w:widowControl w:val="0"/>
-        <w:pBdr>
-          <w:top w:val="nil"/>
-          <w:left w:val="nil"/>
-          <w:bottom w:val="nil"/>
-          <w:right w:val="nil"/>
-          <w:between w:val="nil"/>
-        </w:pBdr>
-      </w:pPr>
-    </w:p>
-    <w:p>
-      <w:r>
-        <w:pict w14:anchorId="6FA4A941">
-          <v:rect id="_x0000_i1035" style="width:0;height:1.5pt" o:hralign="center" o:hrstd="t" o:hr="t" fillcolor="#a0a0a0" stroked="f"/>
-        </w:pict>
-      </w:r>
-    </w:p>
-    <w:p>
-      <w:pPr>
-        <w:pStyle w:val="Heading4"/>
-      </w:pPr>
-      <w:bookmarkStart w:id="11" w:name="_iwfy9ijtbren" w:colFirst="0" w:colLast="0"/>
-      <w:bookmarkEnd w:id="11"/>
-      <w:r>
-        <w:rPr>
-          <w:b/>
-          <w:bCs/>
-        </w:rPr>
-        <w:t>Bước 4: Cấu hình appsettings.json</w:t>
-      </w:r>
-    </w:p>
-    <w:p>
-      <w:r>
-        <w:t xml:space="preserve">Thêm Connection String vào file </w:t>
-      </w:r>
-      <w:r>
-        <w:rPr>
-          <w:b/>
-          <w:bCs/>
-        </w:rPr>
-        <w:t>appsettings.json</w:t>
-      </w:r>
-      <w:r>
-        <w:t>:</w:t>
-      </w:r>
-    </w:p>
-    <w:p>
-      <w:pPr>
-        <w:widowControl w:val="0"/>
-        <w:pBdr>
-          <w:top w:val="nil"/>
-          <w:left w:val="nil"/>
-          <w:bottom w:val="nil"/>
-          <w:right w:val="nil"/>
-          <w:between w:val="nil"/>
-        </w:pBdr>
-      </w:pPr>
-    </w:p>
-    <w:p>
-      <w:r>
-        <w:t>{</w:t>
-      </w:r>
-    </w:p>
-    <w:p>
-      <w:pPr>
-        <w:widowControl w:val="0"/>
-        <w:pBdr>
-          <w:top w:val="nil"/>
-          <w:left w:val="nil"/>
-          <w:bottom w:val="nil"/>
-          <w:right w:val="nil"/>
-          <w:between w:val="nil"/>
-        </w:pBdr>
-      </w:pPr>
-    </w:p>
-    <w:p>
-      <w:r>
-        <w:lastRenderedPageBreak/>
-        <w:t xml:space="preserve">  "ConnectionStrings": {</w:t>
-      </w:r>
-    </w:p>
-    <w:p>
-      <w:pPr>
-        <w:widowControl w:val="0"/>
-        <w:pBdr>
-          <w:top w:val="nil"/>
-          <w:left w:val="nil"/>
-          <w:bottom w:val="nil"/>
-          <w:right w:val="nil"/>
-          <w:between w:val="nil"/>
-        </w:pBdr>
-      </w:pPr>
-    </w:p>
-    <w:p>
-      <w:r>
-        <w:t xml:space="preserve">    "DefaultConnection": "__________________________________"</w:t>
-      </w:r>
-    </w:p>
-    <w:p>
-      <w:pPr>
-        <w:widowControl w:val="0"/>
-        <w:pBdr>
-          <w:top w:val="nil"/>
-          <w:left w:val="nil"/>
-          <w:bottom w:val="nil"/>
-          <w:right w:val="nil"/>
-          <w:between w:val="nil"/>
-        </w:pBdr>
-      </w:pPr>
-    </w:p>
-    <w:p>
-      <w:r>
-        <w:t xml:space="preserve">  }</w:t>
-      </w:r>
-    </w:p>
-    <w:p>
-      <w:pPr>
-        <w:widowControl w:val="0"/>
-        <w:pBdr>
-          <w:top w:val="nil"/>
-          <w:left w:val="nil"/>
-          <w:bottom w:val="nil"/>
-          <w:right w:val="nil"/>
-          <w:between w:val="nil"/>
-        </w:pBdr>
-      </w:pPr>
-    </w:p>
-    <w:p>
-      <w:r>
-        <w:t>}</w:t>
-      </w:r>
-    </w:p>
-    <w:p>
-      <w:pPr>
-        <w:widowControl w:val="0"/>
-        <w:pBdr>
-          <w:top w:val="nil"/>
-          <w:left w:val="nil"/>
-          <w:bottom w:val="nil"/>
-          <w:right w:val="nil"/>
-          <w:between w:val="nil"/>
-        </w:pBdr>
-      </w:pPr>
-    </w:p>
-    <w:p>
-      <w:r>
-        <w:rPr>
-          <w:b/>
-          <w:bCs/>
-        </w:rPr>
-        <w:t>Giải thích:</w:t>
-      </w:r>
-    </w:p>
-    <w:p>
-      <w:pPr>
-        <w:widowControl w:val="0"/>
-        <w:pBdr>
-          <w:top w:val="nil"/>
-          <w:left w:val="nil"/>
-          <w:bottom w:val="nil"/>
-          <w:right w:val="nil"/>
-          <w:between w:val="nil"/>
-        </w:pBdr>
-      </w:pPr>
-    </w:p>
-    <w:p>
-      <w:pPr>
+      <w:pPr>
+        <w:pStyle w:val="ListParagraph"/>
         <w:numPr>
           <w:ilvl w:val="0"/>
           <w:numId w:val="3"/>
@@ -2239,57 +1569,767 @@
       </w:pPr>
       <w:r>
         <w:rPr>
-          <w:rFonts w:ascii="Roboto Mono" w:eastAsia="Roboto Mono" w:hAnsi="Roboto Mono" w:cs="Roboto Mono"/>
-          <w:color w:val="188038"/>
-        </w:rPr>
-        <w:t>Server=.</w:t>
-      </w:r>
-      <w:r>
-        <w:t xml:space="preserve"> có nghĩa là: _________________________________________________________________</w:t>
-      </w:r>
-    </w:p>
-    <w:p>
-      <w:pPr>
-        <w:widowControl w:val="0"/>
-        <w:pBdr>
-          <w:top w:val="nil"/>
-          <w:left w:val="nil"/>
-          <w:bottom w:val="nil"/>
-          <w:right w:val="nil"/>
-          <w:between w:val="nil"/>
-        </w:pBdr>
-        <w:ind w:left="720"/>
-      </w:pPr>
-    </w:p>
-    <w:p>
-      <w:pPr>
+          <w:lang w:val="en-AE"/>
+        </w:rPr>
+        <w:t xml:space="preserve">= null!; </w:t>
+      </w:r>
+      <w:r>
+        <w:t>là cú pháp "null-forgiving operator" trong C#. Nó báo cho trình biên dịch rằng biết property này có thể null, nhưng cam kết sẽ gán giá trị hợp lệ trước khi sử dụng.</w:t>
+      </w:r>
+    </w:p>
+    <w:p>
+      <w:pPr>
+        <w:widowControl w:val="0"/>
+        <w:pBdr>
+          <w:top w:val="nil"/>
+          <w:left w:val="nil"/>
+          <w:bottom w:val="nil"/>
+          <w:right w:val="nil"/>
+          <w:between w:val="nil"/>
+        </w:pBdr>
+      </w:pPr>
+    </w:p>
+    <w:p>
+      <w:pPr>
+        <w:pStyle w:val="ListParagraph"/>
         <w:numPr>
           <w:ilvl w:val="0"/>
           <w:numId w:val="3"/>
         </w:numPr>
-      </w:pPr>
-      <w:r>
-        <w:rPr>
-          <w:rFonts w:ascii="Roboto Mono" w:eastAsia="Roboto Mono" w:hAnsi="Roboto Mono" w:cs="Roboto Mono"/>
-          <w:color w:val="188038"/>
-        </w:rPr>
-        <w:t>Database=EShopDb</w:t>
-      </w:r>
-      <w:r>
-        <w:t xml:space="preserve"> có nghĩa là: _________________________________________________________________</w:t>
-      </w:r>
-    </w:p>
-    <w:p>
-      <w:pPr>
-        <w:widowControl w:val="0"/>
-        <w:pBdr>
-          <w:top w:val="nil"/>
-          <w:left w:val="nil"/>
-          <w:bottom w:val="nil"/>
-          <w:right w:val="nil"/>
-          <w:between w:val="nil"/>
-        </w:pBdr>
-        <w:ind w:left="720"/>
+        <w:rPr>
+          <w:lang w:val="en-AE"/>
+        </w:rPr>
+      </w:pPr>
+      <w:r>
+        <w:t>nghĩa là:</w:t>
+      </w:r>
+    </w:p>
+    <w:p>
+      <w:pPr>
+        <w:pStyle w:val="ListParagraph"/>
+        <w:numPr>
+          <w:ilvl w:val="0"/>
+          <w:numId w:val="34"/>
+        </w:numPr>
+        <w:rPr>
+          <w:lang w:val="en-AE"/>
+        </w:rPr>
+      </w:pPr>
+      <w:r>
+        <w:t>Property</w:t>
+      </w:r>
+      <w:r>
+        <w:rPr>
+          <w:lang w:val="en-AE"/>
+        </w:rPr>
+        <w:t xml:space="preserve"> </w:t>
+      </w:r>
+      <w:r>
+        <w:t>Category</w:t>
+      </w:r>
+      <w:r>
+        <w:rPr>
+          <w:lang w:val="en-AE"/>
+        </w:rPr>
+        <w:t xml:space="preserve"> </w:t>
+      </w:r>
+      <w:r>
+        <w:t>không bao giờ được null khi sử dụng trong runtime</w:t>
+      </w:r>
+      <w:r>
+        <w:rPr>
+          <w:lang w:val="en-AE"/>
+        </w:rPr>
+        <w:t>.</w:t>
+      </w:r>
+    </w:p>
+    <w:p>
+      <w:pPr>
+        <w:pStyle w:val="ListParagraph"/>
+        <w:numPr>
+          <w:ilvl w:val="0"/>
+          <w:numId w:val="34"/>
+        </w:numPr>
+        <w:rPr>
+          <w:lang w:val="en-AE"/>
+        </w:rPr>
+      </w:pPr>
+      <w:r>
+        <w:rPr>
+          <w:lang w:val="en-AE"/>
+        </w:rPr>
+        <w:t xml:space="preserve">Product </w:t>
+      </w:r>
+      <w:r>
+        <w:t xml:space="preserve"> chưa gán giá trị cho</w:t>
+      </w:r>
+      <w:r>
+        <w:rPr>
+          <w:lang w:val="en-AE"/>
+        </w:rPr>
+        <w:t xml:space="preserve"> Category, </w:t>
+      </w:r>
+      <w:r>
+        <w:t>nên để tránh cảnh báo nullable</w:t>
+      </w:r>
+      <w:r>
+        <w:rPr>
+          <w:lang w:val="en-AE"/>
+        </w:rPr>
+        <w:t xml:space="preserve">  nên dùng = null!; </w:t>
+      </w:r>
+    </w:p>
+    <w:p>
+      <w:pPr>
+        <w:rPr>
+          <w:lang w:val="en-AE"/>
+        </w:rPr>
+      </w:pPr>
+    </w:p>
+    <w:p>
+      <w:pPr>
+        <w:widowControl w:val="0"/>
+        <w:pBdr>
+          <w:top w:val="nil"/>
+          <w:left w:val="nil"/>
+          <w:bottom w:val="nil"/>
+          <w:right w:val="nil"/>
+          <w:between w:val="nil"/>
+        </w:pBdr>
+      </w:pPr>
+    </w:p>
+    <w:p>
+      <w:r>
+        <w:pict w14:anchorId="55FB24EC">
+          <v:rect id="_x0000_i1031" style="width:0;height:1.5pt" o:hralign="center" o:hrstd="t" o:hr="t" fillcolor="#a0a0a0" stroked="f"/>
+        </w:pict>
+      </w:r>
+    </w:p>
+    <w:p>
+      <w:pPr>
+        <w:pStyle w:val="Heading4"/>
+      </w:pPr>
+      <w:bookmarkStart w:id="9" w:name="_hjz2ute4b25o" w:colFirst="0" w:colLast="0"/>
+      <w:bookmarkEnd w:id="9"/>
+      <w:r>
+        <w:rPr>
+          <w:b/>
+          <w:bCs/>
+        </w:rPr>
+        <w:t>Bước 2: Tạo DbContext</w:t>
+      </w:r>
+    </w:p>
+    <w:p>
+      <w:r>
+        <w:t xml:space="preserve">Viết code cho </w:t>
+      </w:r>
+      <w:r>
+        <w:rPr>
+          <w:b/>
+          <w:bCs/>
+        </w:rPr>
+        <w:t>Data/AppDbContext.cs</w:t>
+      </w:r>
+      <w:r>
+        <w:t>:</w:t>
+      </w:r>
+    </w:p>
+    <w:p>
+      <w:pPr>
+        <w:widowControl w:val="0"/>
+        <w:pBdr>
+          <w:top w:val="nil"/>
+          <w:left w:val="nil"/>
+          <w:bottom w:val="nil"/>
+          <w:right w:val="nil"/>
+          <w:between w:val="nil"/>
+        </w:pBdr>
+      </w:pPr>
+    </w:p>
+    <w:p>
+      <w:r>
+        <w:t>using Microsoft.EntityFrameworkCore;</w:t>
+      </w:r>
+    </w:p>
+    <w:p/>
+    <w:p>
+      <w:r>
+        <w:t>public class AppDbContext : DbContext</w:t>
+      </w:r>
+    </w:p>
+    <w:p>
+      <w:pPr>
+        <w:widowControl w:val="0"/>
+        <w:pBdr>
+          <w:top w:val="nil"/>
+          <w:left w:val="nil"/>
+          <w:bottom w:val="nil"/>
+          <w:right w:val="nil"/>
+          <w:between w:val="nil"/>
+        </w:pBdr>
+      </w:pPr>
+    </w:p>
+    <w:p>
+      <w:r>
+        <w:t>{</w:t>
+      </w:r>
+    </w:p>
+    <w:p>
+      <w:pPr>
+        <w:widowControl w:val="0"/>
+        <w:pBdr>
+          <w:top w:val="nil"/>
+          <w:left w:val="nil"/>
+          <w:bottom w:val="nil"/>
+          <w:right w:val="nil"/>
+          <w:between w:val="nil"/>
+        </w:pBdr>
+      </w:pPr>
+    </w:p>
+    <w:p>
+      <w:r>
+        <w:t xml:space="preserve">    public AppDbContext(DbContextOptions&lt;AppDbContext&gt; options) : base(options)</w:t>
+      </w:r>
+    </w:p>
+    <w:p>
+      <w:pPr>
+        <w:widowControl w:val="0"/>
+        <w:pBdr>
+          <w:top w:val="nil"/>
+          <w:left w:val="nil"/>
+          <w:bottom w:val="nil"/>
+          <w:right w:val="nil"/>
+          <w:between w:val="nil"/>
+        </w:pBdr>
+      </w:pPr>
+    </w:p>
+    <w:p>
+      <w:r>
+        <w:t xml:space="preserve">    {</w:t>
+      </w:r>
+    </w:p>
+    <w:p>
+      <w:pPr>
+        <w:widowControl w:val="0"/>
+        <w:pBdr>
+          <w:top w:val="nil"/>
+          <w:left w:val="nil"/>
+          <w:bottom w:val="nil"/>
+          <w:right w:val="nil"/>
+          <w:between w:val="nil"/>
+        </w:pBdr>
+      </w:pPr>
+    </w:p>
+    <w:p>
+      <w:r>
+        <w:t xml:space="preserve">    }</w:t>
+      </w:r>
+    </w:p>
+    <w:p>
+      <w:pPr>
+        <w:widowControl w:val="0"/>
+        <w:pBdr>
+          <w:top w:val="nil"/>
+          <w:left w:val="nil"/>
+          <w:bottom w:val="nil"/>
+          <w:right w:val="nil"/>
+          <w:between w:val="nil"/>
+        </w:pBdr>
+      </w:pPr>
+    </w:p>
+    <w:p>
+      <w:r>
+        <w:t xml:space="preserve">    </w:t>
+      </w:r>
+    </w:p>
+    <w:p>
+      <w:pPr>
+        <w:widowControl w:val="0"/>
+        <w:pBdr>
+          <w:top w:val="nil"/>
+          <w:left w:val="nil"/>
+          <w:bottom w:val="nil"/>
+          <w:right w:val="nil"/>
+          <w:between w:val="nil"/>
+        </w:pBdr>
+      </w:pPr>
+    </w:p>
+    <w:p>
+      <w:r>
+        <w:lastRenderedPageBreak/>
+        <w:t xml:space="preserve">    // VIẾT CÁC DBSET CỦA BẠN VÀO ĐÂY</w:t>
+      </w:r>
+    </w:p>
+    <w:p>
+      <w:pPr>
+        <w:widowControl w:val="0"/>
+        <w:pBdr>
+          <w:top w:val="nil"/>
+          <w:left w:val="nil"/>
+          <w:bottom w:val="nil"/>
+          <w:right w:val="nil"/>
+          <w:between w:val="nil"/>
+        </w:pBdr>
+      </w:pPr>
+    </w:p>
+    <w:p>
+      <w:r>
+        <w:t xml:space="preserve">    // (Gợi ý: DbSet&lt;Category&gt;, DbSet&lt;Product&gt;)</w:t>
+      </w:r>
+    </w:p>
+    <w:p>
+      <w:pPr>
+        <w:widowControl w:val="0"/>
+        <w:pBdr>
+          <w:top w:val="nil"/>
+          <w:left w:val="nil"/>
+          <w:bottom w:val="nil"/>
+          <w:right w:val="nil"/>
+          <w:between w:val="nil"/>
+        </w:pBdr>
+      </w:pPr>
+    </w:p>
+    <w:p>
+      <w:r>
+        <w:t xml:space="preserve">    </w:t>
+      </w:r>
+    </w:p>
+    <w:p>
+      <w:pPr>
+        <w:widowControl w:val="0"/>
+        <w:pBdr>
+          <w:top w:val="nil"/>
+          <w:left w:val="nil"/>
+          <w:bottom w:val="nil"/>
+          <w:right w:val="nil"/>
+          <w:between w:val="nil"/>
+        </w:pBdr>
+      </w:pPr>
+    </w:p>
+    <w:p>
+      <w:r>
+        <w:t xml:space="preserve">    </w:t>
+      </w:r>
+    </w:p>
+    <w:p>
+      <w:pPr>
+        <w:widowControl w:val="0"/>
+        <w:pBdr>
+          <w:top w:val="nil"/>
+          <w:left w:val="nil"/>
+          <w:bottom w:val="nil"/>
+          <w:right w:val="nil"/>
+          <w:between w:val="nil"/>
+        </w:pBdr>
+      </w:pPr>
+    </w:p>
+    <w:p>
+      <w:r>
+        <w:t xml:space="preserve">    </w:t>
+      </w:r>
+    </w:p>
+    <w:p>
+      <w:pPr>
+        <w:widowControl w:val="0"/>
+        <w:pBdr>
+          <w:top w:val="nil"/>
+          <w:left w:val="nil"/>
+          <w:bottom w:val="nil"/>
+          <w:right w:val="nil"/>
+          <w:between w:val="nil"/>
+        </w:pBdr>
+      </w:pPr>
+    </w:p>
+    <w:p>
+      <w:r>
+        <w:t xml:space="preserve">    protected override void OnModelCreating(ModelBuilder modelBuilder)</w:t>
+      </w:r>
+    </w:p>
+    <w:p>
+      <w:pPr>
+        <w:widowControl w:val="0"/>
+        <w:pBdr>
+          <w:top w:val="nil"/>
+          <w:left w:val="nil"/>
+          <w:bottom w:val="nil"/>
+          <w:right w:val="nil"/>
+          <w:between w:val="nil"/>
+        </w:pBdr>
+      </w:pPr>
+    </w:p>
+    <w:p>
+      <w:r>
+        <w:t xml:space="preserve">    {</w:t>
+      </w:r>
+    </w:p>
+    <w:p>
+      <w:pPr>
+        <w:widowControl w:val="0"/>
+        <w:pBdr>
+          <w:top w:val="nil"/>
+          <w:left w:val="nil"/>
+          <w:bottom w:val="nil"/>
+          <w:right w:val="nil"/>
+          <w:between w:val="nil"/>
+        </w:pBdr>
+      </w:pPr>
+    </w:p>
+    <w:p>
+      <w:r>
+        <w:t xml:space="preserve">        base.OnModelCreating(modelBuilder);</w:t>
+      </w:r>
+    </w:p>
+    <w:p>
+      <w:pPr>
+        <w:widowControl w:val="0"/>
+        <w:pBdr>
+          <w:top w:val="nil"/>
+          <w:left w:val="nil"/>
+          <w:bottom w:val="nil"/>
+          <w:right w:val="nil"/>
+          <w:between w:val="nil"/>
+        </w:pBdr>
+      </w:pPr>
+    </w:p>
+    <w:p>
+      <w:r>
+        <w:t xml:space="preserve">        </w:t>
+      </w:r>
+    </w:p>
+    <w:p>
+      <w:pPr>
+        <w:widowControl w:val="0"/>
+        <w:pBdr>
+          <w:top w:val="nil"/>
+          <w:left w:val="nil"/>
+          <w:bottom w:val="nil"/>
+          <w:right w:val="nil"/>
+          <w:between w:val="nil"/>
+        </w:pBdr>
+      </w:pPr>
+    </w:p>
+    <w:p>
+      <w:r>
+        <w:t xml:space="preserve">        // Fluent API configuration (nếu cần)</w:t>
+      </w:r>
+    </w:p>
+    <w:p>
+      <w:pPr>
+        <w:widowControl w:val="0"/>
+        <w:pBdr>
+          <w:top w:val="nil"/>
+          <w:left w:val="nil"/>
+          <w:bottom w:val="nil"/>
+          <w:right w:val="nil"/>
+          <w:between w:val="nil"/>
+        </w:pBdr>
+      </w:pPr>
+    </w:p>
+    <w:p>
+      <w:r>
+        <w:t xml:space="preserve">    }</w:t>
+      </w:r>
+    </w:p>
+    <w:p>
+      <w:pPr>
+        <w:widowControl w:val="0"/>
+        <w:pBdr>
+          <w:top w:val="nil"/>
+          <w:left w:val="nil"/>
+          <w:bottom w:val="nil"/>
+          <w:right w:val="nil"/>
+          <w:between w:val="nil"/>
+        </w:pBdr>
+      </w:pPr>
+    </w:p>
+    <w:p>
+      <w:r>
+        <w:t>}</w:t>
+      </w:r>
+    </w:p>
+    <w:p>
+      <w:pPr>
+        <w:widowControl w:val="0"/>
+        <w:pBdr>
+          <w:top w:val="nil"/>
+          <w:left w:val="nil"/>
+          <w:bottom w:val="nil"/>
+          <w:right w:val="nil"/>
+          <w:between w:val="nil"/>
+        </w:pBdr>
+      </w:pPr>
+    </w:p>
+    <w:p>
+      <w:r>
+        <w:pict w14:anchorId="1EC466B3">
+          <v:rect id="_x0000_i1032" style="width:0;height:1.5pt" o:hralign="center" o:hrstd="t" o:hr="t" fillcolor="#a0a0a0" stroked="f"/>
+        </w:pict>
+      </w:r>
+    </w:p>
+    <w:p>
+      <w:pPr>
+        <w:pStyle w:val="Heading4"/>
+      </w:pPr>
+      <w:bookmarkStart w:id="10" w:name="_n5g1ezqhjgc" w:colFirst="0" w:colLast="0"/>
+      <w:bookmarkEnd w:id="10"/>
+      <w:r>
+        <w:rPr>
+          <w:b/>
+          <w:bCs/>
+        </w:rPr>
+        <w:t>Bước 3: Đăng ký DbContext trong Program.cs</w:t>
+      </w:r>
+    </w:p>
+    <w:p>
+      <w:r>
+        <w:t>Viết đoạn code để đăng ký DbContext:</w:t>
+      </w:r>
+    </w:p>
+    <w:p>
+      <w:pPr>
+        <w:widowControl w:val="0"/>
+        <w:pBdr>
+          <w:top w:val="nil"/>
+          <w:left w:val="nil"/>
+          <w:bottom w:val="nil"/>
+          <w:right w:val="nil"/>
+          <w:between w:val="nil"/>
+        </w:pBdr>
+      </w:pPr>
+    </w:p>
+    <w:p>
+      <w:r>
+        <w:t>// Thêm vào file Program.cs sau dòng: var builder = WebApplication.CreateBuilder(args);</w:t>
+      </w:r>
+    </w:p>
+    <w:p/>
+    <w:p>
+      <w:r>
+        <w:t>// Bước 1: Đọc Connection String từ appsettings.json</w:t>
+      </w:r>
+    </w:p>
+    <w:p>
+      <w:pPr>
+        <w:widowControl w:val="0"/>
+        <w:pBdr>
+          <w:top w:val="nil"/>
+          <w:left w:val="nil"/>
+          <w:bottom w:val="nil"/>
+          <w:right w:val="nil"/>
+          <w:between w:val="nil"/>
+        </w:pBdr>
+      </w:pPr>
+    </w:p>
+    <w:p>
+      <w:r>
+        <w:t>var connectionString = _________________________________________________________________</w:t>
+      </w:r>
+    </w:p>
+    <w:p/>
+    <w:p>
+      <w:r>
+        <w:t>// Bước 2: Đăng ký DbContext với DI Container</w:t>
+      </w:r>
+    </w:p>
+    <w:p>
+      <w:pPr>
+        <w:widowControl w:val="0"/>
+        <w:pBdr>
+          <w:top w:val="nil"/>
+          <w:left w:val="nil"/>
+          <w:bottom w:val="nil"/>
+          <w:right w:val="nil"/>
+          <w:between w:val="nil"/>
+        </w:pBdr>
+      </w:pPr>
+    </w:p>
+    <w:p>
+      <w:r>
+        <w:t>_________________________________________________________________</w:t>
+      </w:r>
+    </w:p>
+    <w:p>
+      <w:pPr>
+        <w:widowControl w:val="0"/>
+        <w:pBdr>
+          <w:top w:val="nil"/>
+          <w:left w:val="nil"/>
+          <w:bottom w:val="nil"/>
+          <w:right w:val="nil"/>
+          <w:between w:val="nil"/>
+        </w:pBdr>
+      </w:pPr>
+    </w:p>
+    <w:p>
+      <w:r>
+        <w:t>_________________________________________________________________</w:t>
+      </w:r>
+    </w:p>
+    <w:p>
+      <w:pPr>
+        <w:widowControl w:val="0"/>
+        <w:pBdr>
+          <w:top w:val="nil"/>
+          <w:left w:val="nil"/>
+          <w:bottom w:val="nil"/>
+          <w:right w:val="nil"/>
+          <w:between w:val="nil"/>
+        </w:pBdr>
+      </w:pPr>
+    </w:p>
+    <w:p>
+      <w:r>
+        <w:pict w14:anchorId="6FA4A941">
+          <v:rect id="_x0000_i1033" style="width:0;height:1.5pt" o:hralign="center" o:hrstd="t" o:hr="t" fillcolor="#a0a0a0" stroked="f"/>
+        </w:pict>
+      </w:r>
+    </w:p>
+    <w:p>
+      <w:pPr>
+        <w:pStyle w:val="Heading4"/>
+      </w:pPr>
+      <w:bookmarkStart w:id="11" w:name="_iwfy9ijtbren" w:colFirst="0" w:colLast="0"/>
+      <w:bookmarkEnd w:id="11"/>
+      <w:r>
+        <w:rPr>
+          <w:b/>
+          <w:bCs/>
+        </w:rPr>
+        <w:lastRenderedPageBreak/>
+        <w:t>Bước 4: Cấu hình appsettings.json</w:t>
+      </w:r>
+    </w:p>
+    <w:p>
+      <w:r>
+        <w:t xml:space="preserve">Thêm Connection String vào file </w:t>
+      </w:r>
+      <w:r>
+        <w:rPr>
+          <w:b/>
+          <w:bCs/>
+        </w:rPr>
+        <w:t>appsettings.json</w:t>
+      </w:r>
+      <w:r>
+        <w:t>:</w:t>
+      </w:r>
+    </w:p>
+    <w:p>
+      <w:pPr>
+        <w:widowControl w:val="0"/>
+        <w:pBdr>
+          <w:top w:val="nil"/>
+          <w:left w:val="nil"/>
+          <w:bottom w:val="nil"/>
+          <w:right w:val="nil"/>
+          <w:between w:val="nil"/>
+        </w:pBdr>
+      </w:pPr>
+    </w:p>
+    <w:p>
+      <w:r>
+        <w:t>{</w:t>
+      </w:r>
+    </w:p>
+    <w:p>
+      <w:pPr>
+        <w:widowControl w:val="0"/>
+        <w:pBdr>
+          <w:top w:val="nil"/>
+          <w:left w:val="nil"/>
+          <w:bottom w:val="nil"/>
+          <w:right w:val="nil"/>
+          <w:between w:val="nil"/>
+        </w:pBdr>
+      </w:pPr>
+    </w:p>
+    <w:p>
+      <w:r>
+        <w:t xml:space="preserve">  "ConnectionStrings": {</w:t>
+      </w:r>
+    </w:p>
+    <w:p>
+      <w:pPr>
+        <w:widowControl w:val="0"/>
+        <w:pBdr>
+          <w:top w:val="nil"/>
+          <w:left w:val="nil"/>
+          <w:bottom w:val="nil"/>
+          <w:right w:val="nil"/>
+          <w:between w:val="nil"/>
+        </w:pBdr>
+      </w:pPr>
+    </w:p>
+    <w:p>
+      <w:r>
+        <w:t xml:space="preserve">    "DefaultConnection": "__________________________________"</w:t>
+      </w:r>
+    </w:p>
+    <w:p>
+      <w:pPr>
+        <w:widowControl w:val="0"/>
+        <w:pBdr>
+          <w:top w:val="nil"/>
+          <w:left w:val="nil"/>
+          <w:bottom w:val="nil"/>
+          <w:right w:val="nil"/>
+          <w:between w:val="nil"/>
+        </w:pBdr>
+      </w:pPr>
+    </w:p>
+    <w:p>
+      <w:r>
+        <w:t xml:space="preserve">  }</w:t>
+      </w:r>
+    </w:p>
+    <w:p>
+      <w:pPr>
+        <w:widowControl w:val="0"/>
+        <w:pBdr>
+          <w:top w:val="nil"/>
+          <w:left w:val="nil"/>
+          <w:bottom w:val="nil"/>
+          <w:right w:val="nil"/>
+          <w:between w:val="nil"/>
+        </w:pBdr>
+      </w:pPr>
+    </w:p>
+    <w:p>
+      <w:r>
+        <w:t>}</w:t>
+      </w:r>
+    </w:p>
+    <w:p>
+      <w:pPr>
+        <w:widowControl w:val="0"/>
+        <w:pBdr>
+          <w:top w:val="nil"/>
+          <w:left w:val="nil"/>
+          <w:bottom w:val="nil"/>
+          <w:right w:val="nil"/>
+          <w:between w:val="nil"/>
+        </w:pBdr>
+      </w:pPr>
+    </w:p>
+    <w:p>
+      <w:r>
+        <w:rPr>
+          <w:b/>
+          <w:bCs/>
+        </w:rPr>
+        <w:t>Giải thích:</w:t>
+      </w:r>
+    </w:p>
+    <w:p>
+      <w:pPr>
+        <w:widowControl w:val="0"/>
+        <w:pBdr>
+          <w:top w:val="nil"/>
+          <w:left w:val="nil"/>
+          <w:bottom w:val="nil"/>
+          <w:right w:val="nil"/>
+          <w:between w:val="nil"/>
+        </w:pBdr>
       </w:pPr>
     </w:p>
     <w:p>
@@ -2304,10 +2344,115 @@
           <w:rFonts w:ascii="Roboto Mono" w:eastAsia="Roboto Mono" w:hAnsi="Roboto Mono" w:cs="Roboto Mono"/>
           <w:color w:val="188038"/>
         </w:rPr>
+        <w:t>Server=.</w:t>
+      </w:r>
+      <w:r>
+        <w:t xml:space="preserve"> có nghĩa là: </w:t>
+      </w:r>
+      <w:r>
+        <w:t xml:space="preserve">Kết nối tới </w:t>
+      </w:r>
+      <w:r>
+        <w:rPr>
+          <w:b/>
+          <w:bCs/>
+        </w:rPr>
+        <w:t>SQL Server đang cài trên chính máy tính hiện tại</w:t>
+      </w:r>
+      <w:r>
+        <w:t xml:space="preserve"> (localhost).</w:t>
+      </w:r>
+    </w:p>
+    <w:p>
+      <w:pPr>
+        <w:widowControl w:val="0"/>
+        <w:pBdr>
+          <w:top w:val="nil"/>
+          <w:left w:val="nil"/>
+          <w:bottom w:val="nil"/>
+          <w:right w:val="nil"/>
+          <w:between w:val="nil"/>
+        </w:pBdr>
+        <w:ind w:left="720"/>
+      </w:pPr>
+    </w:p>
+    <w:p>
+      <w:pPr>
+        <w:widowControl w:val="0"/>
+        <w:numPr>
+          <w:ilvl w:val="0"/>
+          <w:numId w:val="3"/>
+        </w:numPr>
+        <w:pBdr>
+          <w:top w:val="nil"/>
+          <w:left w:val="nil"/>
+          <w:bottom w:val="nil"/>
+          <w:right w:val="nil"/>
+          <w:between w:val="nil"/>
+        </w:pBdr>
+      </w:pPr>
+      <w:r>
+        <w:rPr>
+          <w:rFonts w:ascii="Roboto Mono" w:eastAsia="Roboto Mono" w:hAnsi="Roboto Mono" w:cs="Roboto Mono"/>
+          <w:color w:val="188038"/>
+        </w:rPr>
+        <w:t>Database=EShopDb</w:t>
+      </w:r>
+      <w:r>
+        <w:t xml:space="preserve"> có nghĩa là: </w:t>
+      </w:r>
+      <w:r>
+        <w:t xml:space="preserve">Sử dụng </w:t>
+      </w:r>
+      <w:r>
+        <w:rPr>
+          <w:b/>
+          <w:bCs/>
+        </w:rPr>
+        <w:t xml:space="preserve">cơ sở dữ liệu có tên là </w:t>
+      </w:r>
+      <w:r>
+        <w:rPr>
+          <w:b/>
+          <w:bCs/>
+          <w:i/>
+          <w:iCs/>
+        </w:rPr>
+        <w:t>EShopDb</w:t>
+      </w:r>
+      <w:r>
+        <w:t xml:space="preserve"> trên SQL Server đó.</w:t>
+      </w:r>
+    </w:p>
+    <w:p>
+      <w:pPr>
+        <w:numPr>
+          <w:ilvl w:val="0"/>
+          <w:numId w:val="3"/>
+        </w:numPr>
+      </w:pPr>
+      <w:r>
+        <w:rPr>
+          <w:rFonts w:ascii="Roboto Mono" w:eastAsia="Roboto Mono" w:hAnsi="Roboto Mono" w:cs="Roboto Mono"/>
+          <w:color w:val="188038"/>
+        </w:rPr>
         <w:t>Trusted_Connection=True</w:t>
       </w:r>
       <w:r>
-        <w:t xml:space="preserve"> có nghĩa là: _________________________________________________________________</w:t>
+        <w:t xml:space="preserve"> có nghĩa là: </w:t>
+      </w:r>
+      <w:r>
+        <w:t xml:space="preserve">Sử dụng </w:t>
+      </w:r>
+      <w:r>
+        <w:rPr>
+          <w:b/>
+          <w:bCs/>
+        </w:rPr>
+        <w:t>Windows Authentication</w:t>
+      </w:r>
+      <w:r>
+        <w:t xml:space="preserve"> để đăng nhập SQL Server (không cần username/password).</w:t>
       </w:r>
     </w:p>
     <w:p>
@@ -2325,7 +2470,7 @@
     <w:p>
       <w:r>
         <w:pict w14:anchorId="1AFE26B7">
-          <v:rect id="_x0000_i1036" style="width:0;height:1.5pt" o:hralign="center" o:hrstd="t" o:hr="t" fillcolor="#a0a0a0" stroked="f"/>
+          <v:rect id="_x0000_i1034" style="width:0;height:1.5pt" o:hralign="center" o:hrstd="t" o:hr="t" fillcolor="#a0a0a0" stroked="f"/>
         </w:pict>
       </w:r>
     </w:p>
@@ -2423,9 +2568,27 @@
     </w:p>
     <w:p>
       <w:r>
-        <w:pict w14:anchorId="231FF6F3">
-          <v:rect id="_x0000_i1037" style="width:0;height:1.5pt" o:hralign="center" o:hrstd="t" o:hr="t" fillcolor="#a0a0a0" stroked="f"/>
-        </w:pict>
+        <w:t xml:space="preserve">Migration là </w:t>
+      </w:r>
+      <w:r>
+        <w:rPr>
+          <w:b/>
+          <w:bCs/>
+        </w:rPr>
+        <w:t>một file C#</w:t>
+      </w:r>
+      <w:r>
+        <w:t xml:space="preserve"> mô tả </w:t>
+      </w:r>
+      <w:r>
+        <w:rPr>
+          <w:b/>
+          <w:bCs/>
+        </w:rPr>
+        <w:t>cách tạo mới hoặc thay đổi database</w:t>
+      </w:r>
+      <w:r>
+        <w:t xml:space="preserve"> (tạo bảng, thêm cột, sửa kiểu dữ liệu, tạo khóa chính, khóa ngoại…).</w:t>
       </w:r>
     </w:p>
     <w:p>
@@ -2443,7 +2606,7 @@
     <w:p>
       <w:r>
         <w:pict w14:anchorId="1C519229">
-          <v:rect id="_x0000_i1038" style="width:0;height:1.5pt" o:hralign="center" o:hrstd="t" o:hr="t" fillcolor="#a0a0a0" stroked="f"/>
+          <v:rect id="_x0000_i1035" style="width:0;height:1.5pt" o:hralign="center" o:hrstd="t" o:hr="t" fillcolor="#a0a0a0" stroked="f"/>
         </w:pict>
       </w:r>
     </w:p>
@@ -2600,7 +2763,6 @@
           <w:b/>
           <w:bCs/>
         </w:rPr>
-        <w:lastRenderedPageBreak/>
         <w:t>Ảnh kết quả (Dán ảnh SSMS vào đây):</w:t>
       </w:r>
     </w:p>
@@ -2636,11 +2798,51 @@
           <w:between w:val="nil"/>
         </w:pBdr>
       </w:pPr>
+      <w:r>
+        <w:rPr>
+          <w:noProof/>
+        </w:rPr>
+        <w:drawing>
+          <wp:inline distT="0" distB="0" distL="0" distR="0" wp14:anchorId="6755B729" wp14:editId="520CD946">
+            <wp:extent cx="5943600" cy="3355975"/>
+            <wp:effectExtent l="0" t="0" r="0" b="0"/>
+            <wp:docPr id="823457795" name="Picture 1"/>
+            <wp:cNvGraphicFramePr>
+              <a:graphicFrameLocks xmlns:a="http://schemas.openxmlformats.org/drawingml/2006/main" noChangeAspect="1"/>
+            </wp:cNvGraphicFramePr>
+            <a:graphic xmlns:a="http://schemas.openxmlformats.org/drawingml/2006/main">
+              <a:graphicData uri="http://schemas.openxmlformats.org/drawingml/2006/picture">
+                <pic:pic xmlns:pic="http://schemas.openxmlformats.org/drawingml/2006/picture">
+                  <pic:nvPicPr>
+                    <pic:cNvPr id="823457795" name=""/>
+                    <pic:cNvPicPr/>
+                  </pic:nvPicPr>
+                  <pic:blipFill>
+                    <a:blip r:embed="rId5"/>
+                    <a:stretch>
+                      <a:fillRect/>
+                    </a:stretch>
+                  </pic:blipFill>
+                  <pic:spPr>
+                    <a:xfrm>
+                      <a:off x="0" y="0"/>
+                      <a:ext cx="5943600" cy="3355975"/>
+                    </a:xfrm>
+                    <a:prstGeom prst="rect">
+                      <a:avLst/>
+                    </a:prstGeom>
+                  </pic:spPr>
+                </pic:pic>
+              </a:graphicData>
+            </a:graphic>
+          </wp:inline>
+        </w:drawing>
+      </w:r>
     </w:p>
     <w:p>
       <w:r>
         <w:pict w14:anchorId="0060E61F">
-          <v:rect id="_x0000_i1039" style="width:0;height:1.5pt" o:hralign="center" o:hrstd="t" o:hr="t" fillcolor="#a0a0a0" stroked="f"/>
+          <v:rect id="_x0000_i1036" style="width:0;height:1.5pt" o:hralign="center" o:hrstd="t" o:hr="t" fillcolor="#a0a0a0" stroked="f"/>
         </w:pict>
       </w:r>
     </w:p>
@@ -2681,60 +2883,68 @@
     </w:p>
     <w:p>
       <w:pPr>
+        <w:pStyle w:val="ds-markdown-paragraph"/>
         <w:numPr>
           <w:ilvl w:val="0"/>
           <w:numId w:val="8"/>
         </w:numPr>
-      </w:pPr>
-      <w:r>
-        <w:pict w14:anchorId="2068E1B8">
-          <v:rect id="_x0000_i1040" style="width:0;height:1.5pt" o:hralign="center" o:hrstd="t" o:hr="t" fillcolor="#a0a0a0" stroked="f"/>
-        </w:pict>
-      </w:r>
-    </w:p>
-    <w:p>
-      <w:pPr>
+        <w:shd w:val="clear" w:color="auto" w:fill="FFFFFF"/>
+        <w:spacing w:before="0" w:beforeAutospacing="0" w:after="0" w:afterAutospacing="0"/>
+        <w:rPr>
+          <w:rFonts w:ascii="Segoe UI" w:hAnsi="Segoe UI" w:cs="Segoe UI"/>
+          <w:color w:val="0F1115"/>
+        </w:rPr>
+      </w:pPr>
+      <w:r>
+        <w:rPr>
+          <w:rFonts w:ascii="Segoe UI" w:hAnsi="Segoe UI" w:cs="Segoe UI"/>
+          <w:color w:val="0F1115"/>
+        </w:rPr>
+        <w:t>Làm sao để switch từ SQL Server sang PostgreSQL/MySQL?</w:t>
+      </w:r>
+    </w:p>
+    <w:p>
+      <w:pPr>
+        <w:pStyle w:val="ds-markdown-paragraph"/>
         <w:numPr>
           <w:ilvl w:val="0"/>
           <w:numId w:val="8"/>
         </w:numPr>
-      </w:pPr>
-      <w:r>
-        <w:pict w14:anchorId="72A81AFF">
-          <v:rect id="_x0000_i1041" style="width:0;height:1.5pt" o:hralign="center" o:hrstd="t" o:hr="t" fillcolor="#a0a0a0" stroked="f"/>
-        </w:pict>
-      </w:r>
-    </w:p>
-    <w:p>
-      <w:pPr>
+        <w:shd w:val="clear" w:color="auto" w:fill="FFFFFF"/>
+        <w:spacing w:before="0" w:beforeAutospacing="0" w:after="0" w:afterAutospacing="0"/>
+        <w:rPr>
+          <w:rFonts w:ascii="Segoe UI" w:hAnsi="Segoe UI" w:cs="Segoe UI"/>
+          <w:color w:val="0F1115"/>
+        </w:rPr>
+      </w:pPr>
+      <w:r>
+        <w:rPr>
+          <w:rFonts w:ascii="Segoe UI" w:hAnsi="Segoe UI" w:cs="Segoe UI"/>
+          <w:color w:val="0F1115"/>
+        </w:rPr>
+        <w:t>Khi nào nên dùng Data Annotations vs Fluent API?</w:t>
+      </w:r>
+    </w:p>
+    <w:p>
+      <w:pPr>
+        <w:pStyle w:val="ds-markdown-paragraph"/>
         <w:numPr>
           <w:ilvl w:val="0"/>
           <w:numId w:val="8"/>
         </w:numPr>
-      </w:pPr>
-      <w:r>
-        <w:pict w14:anchorId="362097FB">
-          <v:rect id="_x0000_i1042" style="width:0;height:1.5pt" o:hralign="center" o:hrstd="t" o:hr="t" fillcolor="#a0a0a0" stroked="f"/>
-        </w:pict>
-      </w:r>
-    </w:p>
-    <w:p>
-      <w:pPr>
-        <w:widowControl w:val="0"/>
-        <w:pBdr>
-          <w:top w:val="nil"/>
-          <w:left w:val="nil"/>
-          <w:bottom w:val="nil"/>
-          <w:right w:val="nil"/>
-          <w:between w:val="nil"/>
-        </w:pBdr>
-      </w:pPr>
-    </w:p>
-    <w:p>
-      <w:r>
-        <w:pict w14:anchorId="1B734F07">
-          <v:rect id="_x0000_i1043" style="width:0;height:1.5pt" o:hralign="center" o:hrstd="t" o:hr="t" fillcolor="#a0a0a0" stroked="f"/>
-        </w:pict>
+        <w:shd w:val="clear" w:color="auto" w:fill="FFFFFF"/>
+        <w:spacing w:before="0" w:beforeAutospacing="0" w:after="0" w:afterAutospacing="0"/>
+        <w:rPr>
+          <w:rFonts w:ascii="Segoe UI" w:hAnsi="Segoe UI" w:cs="Segoe UI"/>
+          <w:color w:val="0F1115"/>
+        </w:rPr>
+      </w:pPr>
+      <w:r>
+        <w:rPr>
+          <w:rFonts w:ascii="Segoe UI" w:hAnsi="Segoe UI" w:cs="Segoe UI"/>
+          <w:color w:val="0F1115"/>
+        </w:rPr>
+        <w:t>Làm thế nào để seed data ban đầu vào database?</w:t>
       </w:r>
     </w:p>
     <w:p>
@@ -2752,7 +2962,7 @@
     <w:p>
       <w:r>
         <w:pict w14:anchorId="31AB8707">
-          <v:rect id="_x0000_i1044" style="width:0;height:1.5pt" o:hralign="center" o:hrstd="t" o:hr="t" fillcolor="#a0a0a0" stroked="f"/>
+          <v:rect id="_x0000_i1037" style="width:0;height:1.5pt" o:hralign="center" o:hrstd="t" o:hr="t" fillcolor="#a0a0a0" stroked="f"/>
         </w:pict>
       </w:r>
     </w:p>
@@ -2794,7 +3004,7 @@
     <w:p>
       <w:r>
         <w:pict w14:anchorId="1C67D5F6">
-          <v:rect id="_x0000_i1045" style="width:0;height:1.5pt" o:hralign="center" o:hrstd="t" o:hr="t" fillcolor="#a0a0a0" stroked="f"/>
+          <v:rect id="_x0000_i1038" style="width:0;height:1.5pt" o:hralign="center" o:hrstd="t" o:hr="t" fillcolor="#a0a0a0" stroked="f"/>
         </w:pict>
       </w:r>
     </w:p>
@@ -2812,8 +3022,9 @@
     </w:p>
     <w:p>
       <w:r>
+        <w:lastRenderedPageBreak/>
         <w:pict w14:anchorId="5687FD9B">
-          <v:rect id="_x0000_i1046" style="width:0;height:1.5pt" o:hralign="center" o:hrstd="t" o:hr="t" fillcolor="#a0a0a0" stroked="f"/>
+          <v:rect id="_x0000_i1039" style="width:0;height:1.5pt" o:hralign="center" o:hrstd="t" o:hr="t" fillcolor="#a0a0a0" stroked="f"/>
         </w:pict>
       </w:r>
     </w:p>
@@ -3166,7 +3377,6 @@
                 <w:b/>
                 <w:bCs/>
               </w:rPr>
-              <w:lastRenderedPageBreak/>
               <w:t>U</w:t>
             </w:r>
           </w:p>
@@ -3325,7 +3535,7 @@
     <w:p>
       <w:r>
         <w:pict w14:anchorId="3A1908D6">
-          <v:rect id="_x0000_i1047" style="width:0;height:1.5pt" o:hralign="center" o:hrstd="t" o:hr="t" fillcolor="#a0a0a0" stroked="f"/>
+          <v:rect id="_x0000_i1040" style="width:0;height:1.5pt" o:hralign="center" o:hrstd="t" o:hr="t" fillcolor="#a0a0a0" stroked="f"/>
         </w:pict>
       </w:r>
     </w:p>
@@ -3406,7 +3616,7 @@
     <w:p>
       <w:r>
         <w:pict w14:anchorId="369AE4A7">
-          <v:rect id="_x0000_i1048" style="width:0;height:1.5pt" o:hralign="center" o:hrstd="t" o:hr="t" fillcolor="#a0a0a0" stroked="f"/>
+          <v:rect id="_x0000_i1041" style="width:0;height:1.5pt" o:hralign="center" o:hrstd="t" o:hr="t" fillcolor="#a0a0a0" stroked="f"/>
         </w:pict>
       </w:r>
     </w:p>
@@ -3458,6 +3668,7 @@
     </w:p>
     <w:p>
       <w:r>
+        <w:lastRenderedPageBreak/>
         <w:t>public ICollection&lt;Product&gt; Products { get; set; } = new List&lt;Product&gt;();</w:t>
       </w:r>
     </w:p>
@@ -3643,7 +3854,7 @@
       </w:pPr>
       <w:r>
         <w:pict w14:anchorId="6F42BD0C">
-          <v:rect id="_x0000_i1049" style="width:0;height:1.5pt" o:hralign="center" o:hrstd="t" o:hr="t" fillcolor="#a0a0a0" stroked="f"/>
+          <v:rect id="_x0000_i1042" style="width:0;height:1.5pt" o:hralign="center" o:hrstd="t" o:hr="t" fillcolor="#a0a0a0" stroked="f"/>
         </w:pict>
       </w:r>
     </w:p>
@@ -3738,7 +3949,7 @@
     <w:p>
       <w:r>
         <w:pict w14:anchorId="42D1687B">
-          <v:rect id="_x0000_i1050" style="width:0;height:1.5pt" o:hralign="center" o:hrstd="t" o:hr="t" fillcolor="#a0a0a0" stroked="f"/>
+          <v:rect id="_x0000_i1043" style="width:0;height:1.5pt" o:hralign="center" o:hrstd="t" o:hr="t" fillcolor="#a0a0a0" stroked="f"/>
         </w:pict>
       </w:r>
     </w:p>
@@ -3943,7 +4154,7 @@
     <w:p>
       <w:r>
         <w:pict w14:anchorId="414CC2C4">
-          <v:rect id="_x0000_i1051" style="width:0;height:1.5pt" o:hralign="center" o:hrstd="t" o:hr="t" fillcolor="#a0a0a0" stroked="f"/>
+          <v:rect id="_x0000_i1044" style="width:0;height:1.5pt" o:hralign="center" o:hrstd="t" o:hr="t" fillcolor="#a0a0a0" stroked="f"/>
         </w:pict>
       </w:r>
     </w:p>
@@ -4101,7 +4312,6 @@
           <w:rFonts w:ascii="Segoe UI" w:hAnsi="Segoe UI" w:cs="Segoe UI"/>
           <w:color w:val="0F1115"/>
         </w:rPr>
-        <w:lastRenderedPageBreak/>
         <w:t>Mỗi query có overhead: network latency, database connection, parsing SQL, execution plan</w:t>
       </w:r>
     </w:p>
@@ -4170,7 +4380,7 @@
     <w:p>
       <w:r>
         <w:pict w14:anchorId="7345C674">
-          <v:rect id="_x0000_i1052" style="width:0;height:1.5pt" o:hralign="center" o:hrstd="t" o:hr="t" fillcolor="#a0a0a0" stroked="f"/>
+          <v:rect id="_x0000_i1045" style="width:0;height:1.5pt" o:hralign="center" o:hrstd="t" o:hr="t" fillcolor="#a0a0a0" stroked="f"/>
         </w:pict>
       </w:r>
     </w:p>
@@ -4530,9 +4740,6 @@
         </w:rPr>
         <w:tab/>
       </w:r>
-      <w:r>
-        <w:t>product.CreatedAt = DateTime.UtcNow;</w:t>
-      </w:r>
     </w:p>
     <w:p>
       <w:r>
@@ -4551,9 +4758,6 @@
         </w:rPr>
         <w:tab/>
       </w:r>
-      <w:r>
-        <w:t>_context.Products.Add(product);</w:t>
-      </w:r>
     </w:p>
     <w:p>
       <w:r>
@@ -4580,9 +4784,6 @@
         </w:rPr>
         <w:tab/>
       </w:r>
-      <w:r>
-        <w:t>await _context.SaveChangesAsync();</w:t>
-      </w:r>
     </w:p>
     <w:p>
       <w:r>
@@ -4609,9 +4810,6 @@
         </w:rPr>
         <w:tab/>
       </w:r>
-      <w:r>
-        <w:t>return product;</w:t>
-      </w:r>
     </w:p>
     <w:p/>
     <w:p>
@@ -4787,9 +4985,6 @@
         </w:rPr>
         <w:tab/>
       </w:r>
-      <w:r>
-        <w:t>return await _context.Products</w:t>
-      </w:r>
     </w:p>
     <w:p>
       <w:r>
@@ -4814,6 +5009,7 @@
         <w:rPr>
           <w:lang w:val="en-AE"/>
         </w:rPr>
+        <w:lastRenderedPageBreak/>
         <w:tab/>
       </w:r>
       <w:r>
@@ -4822,9 +5018,6 @@
         </w:rPr>
         <w:tab/>
       </w:r>
-      <w:r>
-        <w:t>.Include(p =&gt; p.Category)</w:t>
-      </w:r>
     </w:p>
     <w:p>
       <w:r>
@@ -4857,9 +5050,6 @@
         </w:rPr>
         <w:tab/>
       </w:r>
-      <w:r>
-        <w:t>.OrderBy(p =&gt; p.Name)</w:t>
-      </w:r>
     </w:p>
     <w:p>
       <w:r>
@@ -4883,14 +5073,204 @@
         </w:rPr>
         <w:tab/>
       </w:r>
-      <w:r>
+    </w:p>
+    <w:p>
+      <w:pPr>
+        <w:widowControl w:val="0"/>
+        <w:pBdr>
+          <w:top w:val="nil"/>
+          <w:left w:val="nil"/>
+          <w:bottom w:val="nil"/>
+          <w:right w:val="nil"/>
+          <w:between w:val="nil"/>
+        </w:pBdr>
         <w:rPr>
           <w:lang w:val="en-AE"/>
         </w:rPr>
+      </w:pPr>
+    </w:p>
+    <w:p>
+      <w:r>
+        <w:t xml:space="preserve">        </w:t>
+      </w:r>
+    </w:p>
+    <w:p>
+      <w:pPr>
+        <w:widowControl w:val="0"/>
+        <w:pBdr>
+          <w:top w:val="nil"/>
+          <w:left w:val="nil"/>
+          <w:bottom w:val="nil"/>
+          <w:right w:val="nil"/>
+          <w:between w:val="nil"/>
+        </w:pBdr>
+      </w:pPr>
+    </w:p>
+    <w:p>
+      <w:r>
+        <w:t xml:space="preserve">        </w:t>
+      </w:r>
+    </w:p>
+    <w:p>
+      <w:pPr>
+        <w:widowControl w:val="0"/>
+        <w:pBdr>
+          <w:top w:val="nil"/>
+          <w:left w:val="nil"/>
+          <w:bottom w:val="nil"/>
+          <w:right w:val="nil"/>
+          <w:between w:val="nil"/>
+        </w:pBdr>
+      </w:pPr>
+    </w:p>
+    <w:p>
+      <w:r>
+        <w:t xml:space="preserve">        </w:t>
+      </w:r>
+    </w:p>
+    <w:p>
+      <w:pPr>
+        <w:widowControl w:val="0"/>
+        <w:pBdr>
+          <w:top w:val="nil"/>
+          <w:left w:val="nil"/>
+          <w:bottom w:val="nil"/>
+          <w:right w:val="nil"/>
+          <w:between w:val="nil"/>
+        </w:pBdr>
+      </w:pPr>
+    </w:p>
+    <w:p>
+      <w:r>
+        <w:t xml:space="preserve">    }</w:t>
+      </w:r>
+    </w:p>
+    <w:p>
+      <w:pPr>
+        <w:widowControl w:val="0"/>
+        <w:pBdr>
+          <w:top w:val="nil"/>
+          <w:left w:val="nil"/>
+          <w:bottom w:val="nil"/>
+          <w:right w:val="nil"/>
+          <w:between w:val="nil"/>
+        </w:pBdr>
+      </w:pPr>
+    </w:p>
+    <w:p>
+      <w:r>
+        <w:t xml:space="preserve">    </w:t>
+      </w:r>
+    </w:p>
+    <w:p>
+      <w:pPr>
+        <w:widowControl w:val="0"/>
+        <w:pBdr>
+          <w:top w:val="nil"/>
+          <w:left w:val="nil"/>
+          <w:bottom w:val="nil"/>
+          <w:right w:val="nil"/>
+          <w:between w:val="nil"/>
+        </w:pBdr>
+      </w:pPr>
+    </w:p>
+    <w:p>
+      <w:r>
+        <w:t xml:space="preserve">    // READ — Lấy 1 sản phẩm theo ID (có Include Category)</w:t>
+      </w:r>
+    </w:p>
+    <w:p>
+      <w:pPr>
+        <w:widowControl w:val="0"/>
+        <w:pBdr>
+          <w:top w:val="nil"/>
+          <w:left w:val="nil"/>
+          <w:bottom w:val="nil"/>
+          <w:right w:val="nil"/>
+          <w:between w:val="nil"/>
+        </w:pBdr>
+      </w:pPr>
+    </w:p>
+    <w:p>
+      <w:r>
+        <w:t xml:space="preserve">    public async Task&lt;Product?&gt; GetByIdAsync(int id)</w:t>
+      </w:r>
+    </w:p>
+    <w:p>
+      <w:pPr>
+        <w:widowControl w:val="0"/>
+        <w:pBdr>
+          <w:top w:val="nil"/>
+          <w:left w:val="nil"/>
+          <w:bottom w:val="nil"/>
+          <w:right w:val="nil"/>
+          <w:between w:val="nil"/>
+        </w:pBdr>
+      </w:pPr>
+    </w:p>
+    <w:p>
+      <w:r>
+        <w:t xml:space="preserve">    {</w:t>
+      </w:r>
+    </w:p>
+    <w:p>
+      <w:pPr>
+        <w:widowControl w:val="0"/>
+        <w:pBdr>
+          <w:top w:val="nil"/>
+          <w:left w:val="nil"/>
+          <w:bottom w:val="nil"/>
+          <w:right w:val="nil"/>
+          <w:between w:val="nil"/>
+        </w:pBdr>
+      </w:pPr>
+    </w:p>
+    <w:p>
+      <w:r>
+        <w:t xml:space="preserve">        // TODO: Viết code để:</w:t>
+      </w:r>
+    </w:p>
+    <w:p>
+      <w:pPr>
+        <w:widowControl w:val="0"/>
+        <w:pBdr>
+          <w:top w:val="nil"/>
+          <w:left w:val="nil"/>
+          <w:bottom w:val="nil"/>
+          <w:right w:val="nil"/>
+          <w:between w:val="nil"/>
+        </w:pBdr>
+      </w:pPr>
+    </w:p>
+    <w:p>
+      <w:r>
+        <w:t xml:space="preserve">        // 1. Tìm sản phẩm với id đã cho</w:t>
+      </w:r>
+    </w:p>
+    <w:p>
+      <w:pPr>
+        <w:widowControl w:val="0"/>
+        <w:pBdr>
+          <w:top w:val="nil"/>
+          <w:left w:val="nil"/>
+          <w:bottom w:val="nil"/>
+          <w:right w:val="nil"/>
+          <w:between w:val="nil"/>
+        </w:pBdr>
+        <w:rPr>
+          <w:lang w:val="en-AE"/>
+        </w:rPr>
+      </w:pPr>
+      <w:r>
+        <w:rPr>
+          <w:lang w:val="en-AE"/>
+        </w:rPr>
         <w:tab/>
       </w:r>
-      <w:r>
-        <w:t>.ToListAsync();</w:t>
+    </w:p>
+    <w:p>
+      <w:r>
+        <w:t xml:space="preserve">        // 2. Include thông tin Category</w:t>
       </w:r>
     </w:p>
     <w:p>
@@ -4907,11 +5287,44 @@
           <w:lang w:val="en-AE"/>
         </w:rPr>
       </w:pPr>
-    </w:p>
-    <w:p>
+      <w:r>
+        <w:rPr>
+          <w:lang w:val="en-AE"/>
+        </w:rPr>
+        <w:tab/>
+      </w:r>
+    </w:p>
+    <w:p>
+      <w:pPr>
+        <w:rPr>
+          <w:lang w:val="en-AE"/>
+        </w:rPr>
+      </w:pPr>
+      <w:r>
+        <w:t xml:space="preserve">        // 3. Return product hoặc null nếu không tìm thấy</w:t>
+      </w:r>
+    </w:p>
+    <w:p>
+      <w:pPr>
+        <w:rPr>
+          <w:lang w:val="en-AE"/>
+        </w:rPr>
+      </w:pPr>
       <w:r>
         <w:t xml:space="preserve">        </w:t>
       </w:r>
+      <w:r>
+        <w:rPr>
+          <w:lang w:val="en-AE"/>
+        </w:rPr>
+        <w:tab/>
+      </w:r>
+      <w:r>
+        <w:rPr>
+          <w:lang w:val="en-AE"/>
+        </w:rPr>
+        <w:tab/>
+      </w:r>
     </w:p>
     <w:p>
       <w:pPr>
@@ -4978,7 +5391,599 @@
     </w:p>
     <w:p>
       <w:r>
+        <w:t xml:space="preserve">    </w:t>
+      </w:r>
+    </w:p>
+    <w:p>
+      <w:pPr>
+        <w:widowControl w:val="0"/>
+        <w:pBdr>
+          <w:top w:val="nil"/>
+          <w:left w:val="nil"/>
+          <w:bottom w:val="nil"/>
+          <w:right w:val="nil"/>
+          <w:between w:val="nil"/>
+        </w:pBdr>
+      </w:pPr>
+    </w:p>
+    <w:p>
+      <w:r>
+        <w:t xml:space="preserve">    // UPDATE — Cập nhật sản phẩm</w:t>
+      </w:r>
+    </w:p>
+    <w:p>
+      <w:pPr>
+        <w:widowControl w:val="0"/>
+        <w:pBdr>
+          <w:top w:val="nil"/>
+          <w:left w:val="nil"/>
+          <w:bottom w:val="nil"/>
+          <w:right w:val="nil"/>
+          <w:between w:val="nil"/>
+        </w:pBdr>
+      </w:pPr>
+    </w:p>
+    <w:p>
+      <w:r>
+        <w:t xml:space="preserve">    public async Task&lt;Product&gt; UpdateAsync(int id, Product updateData)</w:t>
+      </w:r>
+    </w:p>
+    <w:p>
+      <w:pPr>
+        <w:widowControl w:val="0"/>
+        <w:pBdr>
+          <w:top w:val="nil"/>
+          <w:left w:val="nil"/>
+          <w:bottom w:val="nil"/>
+          <w:right w:val="nil"/>
+          <w:between w:val="nil"/>
+        </w:pBdr>
+      </w:pPr>
+    </w:p>
+    <w:p>
+      <w:r>
+        <w:t xml:space="preserve">    {</w:t>
+      </w:r>
+    </w:p>
+    <w:p>
+      <w:pPr>
+        <w:widowControl w:val="0"/>
+        <w:pBdr>
+          <w:top w:val="nil"/>
+          <w:left w:val="nil"/>
+          <w:bottom w:val="nil"/>
+          <w:right w:val="nil"/>
+          <w:between w:val="nil"/>
+        </w:pBdr>
+      </w:pPr>
+    </w:p>
+    <w:p>
+      <w:r>
+        <w:t xml:space="preserve">        // TODO: Viết code để:</w:t>
+      </w:r>
+    </w:p>
+    <w:p>
+      <w:pPr>
+        <w:widowControl w:val="0"/>
+        <w:pBdr>
+          <w:top w:val="nil"/>
+          <w:left w:val="nil"/>
+          <w:bottom w:val="nil"/>
+          <w:right w:val="nil"/>
+          <w:between w:val="nil"/>
+        </w:pBdr>
+      </w:pPr>
+    </w:p>
+    <w:p>
+      <w:r>
+        <w:t xml:space="preserve">        // 1. Tìm sản phẩm với id đã cho</w:t>
+      </w:r>
+    </w:p>
+    <w:p>
+      <w:pPr>
+        <w:widowControl w:val="0"/>
+        <w:pBdr>
+          <w:top w:val="nil"/>
+          <w:left w:val="nil"/>
+          <w:bottom w:val="nil"/>
+          <w:right w:val="nil"/>
+          <w:between w:val="nil"/>
+        </w:pBdr>
+      </w:pPr>
+    </w:p>
+    <w:p>
+      <w:r>
+        <w:t xml:space="preserve">        // 2. Throw exception nếu không tìm thấy</w:t>
+      </w:r>
+    </w:p>
+    <w:p>
+      <w:pPr>
+        <w:widowControl w:val="0"/>
+        <w:pBdr>
+          <w:top w:val="nil"/>
+          <w:left w:val="nil"/>
+          <w:bottom w:val="nil"/>
+          <w:right w:val="nil"/>
+          <w:between w:val="nil"/>
+        </w:pBdr>
+      </w:pPr>
+    </w:p>
+    <w:p>
+      <w:r>
+        <w:t xml:space="preserve">        // 3. Cập nhật các properties (Name, Price, Stock, CategoryId)</w:t>
+      </w:r>
+    </w:p>
+    <w:p>
+      <w:pPr>
+        <w:widowControl w:val="0"/>
+        <w:pBdr>
+          <w:top w:val="nil"/>
+          <w:left w:val="nil"/>
+          <w:bottom w:val="nil"/>
+          <w:right w:val="nil"/>
+          <w:between w:val="nil"/>
+        </w:pBdr>
+      </w:pPr>
+    </w:p>
+    <w:p>
+      <w:r>
+        <w:t xml:space="preserve">        // 4. Set UpdatedAt = DateTime.UtcNow</w:t>
+      </w:r>
+    </w:p>
+    <w:p>
+      <w:pPr>
+        <w:widowControl w:val="0"/>
+        <w:pBdr>
+          <w:top w:val="nil"/>
+          <w:left w:val="nil"/>
+          <w:bottom w:val="nil"/>
+          <w:right w:val="nil"/>
+          <w:between w:val="nil"/>
+        </w:pBdr>
+      </w:pPr>
+    </w:p>
+    <w:p>
+      <w:r>
+        <w:t xml:space="preserve">        // 5. Lưu vào Database</w:t>
+      </w:r>
+    </w:p>
+    <w:p>
+      <w:pPr>
+        <w:widowControl w:val="0"/>
+        <w:pBdr>
+          <w:top w:val="nil"/>
+          <w:left w:val="nil"/>
+          <w:bottom w:val="nil"/>
+          <w:right w:val="nil"/>
+          <w:between w:val="nil"/>
+        </w:pBdr>
+      </w:pPr>
+    </w:p>
+    <w:p>
+      <w:r>
+        <w:t xml:space="preserve">        // 6. Return product đã cập nhật</w:t>
+      </w:r>
+    </w:p>
+    <w:p>
+      <w:pPr>
+        <w:widowControl w:val="0"/>
+        <w:pBdr>
+          <w:top w:val="nil"/>
+          <w:left w:val="nil"/>
+          <w:bottom w:val="nil"/>
+          <w:right w:val="nil"/>
+          <w:between w:val="nil"/>
+        </w:pBdr>
+      </w:pPr>
+      <w:r>
+        <w:rPr>
+          <w:lang w:val="en-AE"/>
+        </w:rPr>
+        <w:tab/>
+      </w:r>
+    </w:p>
+    <w:p>
+      <w:pPr>
+        <w:widowControl w:val="0"/>
+        <w:pBdr>
+          <w:top w:val="nil"/>
+          <w:left w:val="nil"/>
+          <w:bottom w:val="nil"/>
+          <w:right w:val="nil"/>
+          <w:between w:val="nil"/>
+        </w:pBdr>
+        <w:rPr>
+          <w:lang w:val="en-AE"/>
+        </w:rPr>
+      </w:pPr>
+      <w:r>
+        <w:t xml:space="preserve">        </w:t>
+      </w:r>
+    </w:p>
+    <w:p>
+      <w:r>
+        <w:t xml:space="preserve">        </w:t>
+      </w:r>
+    </w:p>
+    <w:p>
+      <w:pPr>
+        <w:widowControl w:val="0"/>
+        <w:pBdr>
+          <w:top w:val="nil"/>
+          <w:left w:val="nil"/>
+          <w:bottom w:val="nil"/>
+          <w:right w:val="nil"/>
+          <w:between w:val="nil"/>
+        </w:pBdr>
+      </w:pPr>
+    </w:p>
+    <w:p>
+      <w:r>
+        <w:t xml:space="preserve">        </w:t>
+      </w:r>
+    </w:p>
+    <w:p>
+      <w:pPr>
+        <w:widowControl w:val="0"/>
+        <w:pBdr>
+          <w:top w:val="nil"/>
+          <w:left w:val="nil"/>
+          <w:bottom w:val="nil"/>
+          <w:right w:val="nil"/>
+          <w:between w:val="nil"/>
+        </w:pBdr>
+      </w:pPr>
+    </w:p>
+    <w:p>
+      <w:r>
+        <w:t xml:space="preserve">        </w:t>
+      </w:r>
+    </w:p>
+    <w:p>
+      <w:pPr>
+        <w:widowControl w:val="0"/>
+        <w:pBdr>
+          <w:top w:val="nil"/>
+          <w:left w:val="nil"/>
+          <w:bottom w:val="nil"/>
+          <w:right w:val="nil"/>
+          <w:between w:val="nil"/>
+        </w:pBdr>
+      </w:pPr>
+    </w:p>
+    <w:p>
+      <w:r>
+        <w:t xml:space="preserve">    }</w:t>
+      </w:r>
+    </w:p>
+    <w:p>
+      <w:pPr>
+        <w:widowControl w:val="0"/>
+        <w:pBdr>
+          <w:top w:val="nil"/>
+          <w:left w:val="nil"/>
+          <w:bottom w:val="nil"/>
+          <w:right w:val="nil"/>
+          <w:between w:val="nil"/>
+        </w:pBdr>
+      </w:pPr>
+    </w:p>
+    <w:p>
+      <w:r>
+        <w:t xml:space="preserve">    </w:t>
+      </w:r>
+    </w:p>
+    <w:p>
+      <w:pPr>
+        <w:widowControl w:val="0"/>
+        <w:pBdr>
+          <w:top w:val="nil"/>
+          <w:left w:val="nil"/>
+          <w:bottom w:val="nil"/>
+          <w:right w:val="nil"/>
+          <w:between w:val="nil"/>
+        </w:pBdr>
+      </w:pPr>
+    </w:p>
+    <w:p>
+      <w:r>
+        <w:t xml:space="preserve">    // DELETE — Xóa sản phẩm (Soft Delete)</w:t>
+      </w:r>
+    </w:p>
+    <w:p>
+      <w:pPr>
+        <w:widowControl w:val="0"/>
+        <w:pBdr>
+          <w:top w:val="nil"/>
+          <w:left w:val="nil"/>
+          <w:bottom w:val="nil"/>
+          <w:right w:val="nil"/>
+          <w:between w:val="nil"/>
+        </w:pBdr>
+      </w:pPr>
+    </w:p>
+    <w:p>
+      <w:r>
+        <w:t xml:space="preserve">    public async Task DeleteAsync(int id)</w:t>
+      </w:r>
+    </w:p>
+    <w:p>
+      <w:pPr>
+        <w:widowControl w:val="0"/>
+        <w:pBdr>
+          <w:top w:val="nil"/>
+          <w:left w:val="nil"/>
+          <w:bottom w:val="nil"/>
+          <w:right w:val="nil"/>
+          <w:between w:val="nil"/>
+        </w:pBdr>
+      </w:pPr>
+    </w:p>
+    <w:p>
+      <w:r>
+        <w:t xml:space="preserve">    {</w:t>
+      </w:r>
+    </w:p>
+    <w:p>
+      <w:pPr>
+        <w:widowControl w:val="0"/>
+        <w:pBdr>
+          <w:top w:val="nil"/>
+          <w:left w:val="nil"/>
+          <w:bottom w:val="nil"/>
+          <w:right w:val="nil"/>
+          <w:between w:val="nil"/>
+        </w:pBdr>
+      </w:pPr>
+    </w:p>
+    <w:p>
+      <w:r>
+        <w:t xml:space="preserve">        // TODO: Viết code để:</w:t>
+      </w:r>
+    </w:p>
+    <w:p>
+      <w:pPr>
+        <w:widowControl w:val="0"/>
+        <w:pBdr>
+          <w:top w:val="nil"/>
+          <w:left w:val="nil"/>
+          <w:bottom w:val="nil"/>
+          <w:right w:val="nil"/>
+          <w:between w:val="nil"/>
+        </w:pBdr>
+      </w:pPr>
+    </w:p>
+    <w:p>
+      <w:r>
+        <w:t xml:space="preserve">        // 1. Tìm sản phẩm với id đã cho</w:t>
+      </w:r>
+    </w:p>
+    <w:p>
+      <w:pPr>
+        <w:widowControl w:val="0"/>
+        <w:pBdr>
+          <w:top w:val="nil"/>
+          <w:left w:val="nil"/>
+          <w:bottom w:val="nil"/>
+          <w:right w:val="nil"/>
+          <w:between w:val="nil"/>
+        </w:pBdr>
+      </w:pPr>
+    </w:p>
+    <w:p>
+      <w:r>
+        <w:t xml:space="preserve">        // 2. Throw exception nếu không tìm thấy</w:t>
+      </w:r>
+    </w:p>
+    <w:p>
+      <w:pPr>
+        <w:widowControl w:val="0"/>
+        <w:pBdr>
+          <w:top w:val="nil"/>
+          <w:left w:val="nil"/>
+          <w:bottom w:val="nil"/>
+          <w:right w:val="nil"/>
+          <w:between w:val="nil"/>
+        </w:pBdr>
+      </w:pPr>
+    </w:p>
+    <w:p>
+      <w:r>
+        <w:t xml:space="preserve">        // 3. Set IsDeleted = true</w:t>
+      </w:r>
+    </w:p>
+    <w:p>
+      <w:pPr>
+        <w:widowControl w:val="0"/>
+        <w:pBdr>
+          <w:top w:val="nil"/>
+          <w:left w:val="nil"/>
+          <w:bottom w:val="nil"/>
+          <w:right w:val="nil"/>
+          <w:between w:val="nil"/>
+        </w:pBdr>
+      </w:pPr>
+    </w:p>
+    <w:p>
+      <w:r>
+        <w:t xml:space="preserve">        // 4. Set DeletedAt = DateTime.UtcNow</w:t>
+      </w:r>
+    </w:p>
+    <w:p>
+      <w:pPr>
+        <w:widowControl w:val="0"/>
+        <w:pBdr>
+          <w:top w:val="nil"/>
+          <w:left w:val="nil"/>
+          <w:bottom w:val="nil"/>
+          <w:right w:val="nil"/>
+          <w:between w:val="nil"/>
+        </w:pBdr>
+      </w:pPr>
+    </w:p>
+    <w:p>
+      <w:r>
+        <w:t xml:space="preserve">        // 5. Lưu vào Database</w:t>
+      </w:r>
+    </w:p>
+    <w:p>
+      <w:pPr>
+        <w:widowControl w:val="0"/>
+        <w:pBdr>
+          <w:top w:val="nil"/>
+          <w:left w:val="nil"/>
+          <w:bottom w:val="nil"/>
+          <w:right w:val="nil"/>
+          <w:between w:val="nil"/>
+        </w:pBdr>
+      </w:pPr>
+    </w:p>
+    <w:p>
+      <w:r>
         <w:lastRenderedPageBreak/>
+        <w:t xml:space="preserve">        </w:t>
+      </w:r>
+      <w:r>
+        <w:t>public async Task DeleteAsync(int id)</w:t>
+      </w:r>
+    </w:p>
+    <w:p>
+      <w:r>
+        <w:t xml:space="preserve">    {</w:t>
+      </w:r>
+    </w:p>
+    <w:p>
+      <w:r>
+        <w:t xml:space="preserve">        var product = await GetByIdAsync(id);</w:t>
+      </w:r>
+    </w:p>
+    <w:p>
+      <w:r>
+        <w:t xml:space="preserve">        if (product == null)</w:t>
+      </w:r>
+    </w:p>
+    <w:p>
+      <w:r>
+        <w:t xml:space="preserve">            throw new Exception($"Product with id {id} not found");</w:t>
+      </w:r>
+    </w:p>
+    <w:p/>
+    <w:p>
+      <w:r>
+        <w:t xml:space="preserve">        product.IsDeleted = true;</w:t>
+      </w:r>
+    </w:p>
+    <w:p>
+      <w:r>
+        <w:t xml:space="preserve">        product.DeletedAt = DateTime.UtcNow;</w:t>
+      </w:r>
+    </w:p>
+    <w:p/>
+    <w:p>
+      <w:r>
+        <w:t xml:space="preserve">        await _context.SaveChangesAsync();</w:t>
+      </w:r>
+    </w:p>
+    <w:p/>
+    <w:p>
+      <w:pPr>
+        <w:widowControl w:val="0"/>
+        <w:pBdr>
+          <w:top w:val="nil"/>
+          <w:left w:val="nil"/>
+          <w:bottom w:val="nil"/>
+          <w:right w:val="nil"/>
+          <w:between w:val="nil"/>
+        </w:pBdr>
+      </w:pPr>
+    </w:p>
+    <w:p>
+      <w:r>
+        <w:t xml:space="preserve">        // Lưu ý: Phải thêm properties IsDeleted và DeletedAt vào Entity trước!</w:t>
+      </w:r>
+    </w:p>
+    <w:p>
+      <w:pPr>
+        <w:widowControl w:val="0"/>
+        <w:pBdr>
+          <w:top w:val="nil"/>
+          <w:left w:val="nil"/>
+          <w:bottom w:val="nil"/>
+          <w:right w:val="nil"/>
+          <w:between w:val="nil"/>
+        </w:pBdr>
+      </w:pPr>
+    </w:p>
+    <w:p>
+      <w:r>
+        <w:t xml:space="preserve">        </w:t>
+      </w:r>
+    </w:p>
+    <w:p>
+      <w:pPr>
+        <w:widowControl w:val="0"/>
+        <w:pBdr>
+          <w:top w:val="nil"/>
+          <w:left w:val="nil"/>
+          <w:bottom w:val="nil"/>
+          <w:right w:val="nil"/>
+          <w:between w:val="nil"/>
+        </w:pBdr>
+      </w:pPr>
+    </w:p>
+    <w:p>
+      <w:r>
+        <w:t xml:space="preserve">        </w:t>
+      </w:r>
+    </w:p>
+    <w:p>
+      <w:pPr>
+        <w:widowControl w:val="0"/>
+        <w:pBdr>
+          <w:top w:val="nil"/>
+          <w:left w:val="nil"/>
+          <w:bottom w:val="nil"/>
+          <w:right w:val="nil"/>
+          <w:between w:val="nil"/>
+        </w:pBdr>
+      </w:pPr>
+    </w:p>
+    <w:p>
+      <w:r>
+        <w:t xml:space="preserve">        </w:t>
+      </w:r>
+    </w:p>
+    <w:p>
+      <w:pPr>
+        <w:widowControl w:val="0"/>
+        <w:pBdr>
+          <w:top w:val="nil"/>
+          <w:left w:val="nil"/>
+          <w:bottom w:val="nil"/>
+          <w:right w:val="nil"/>
+          <w:between w:val="nil"/>
+        </w:pBdr>
+      </w:pPr>
+    </w:p>
+    <w:p>
+      <w:r>
+        <w:t xml:space="preserve">    }</w:t>
+      </w:r>
+    </w:p>
+    <w:p>
+      <w:pPr>
+        <w:widowControl w:val="0"/>
+        <w:pBdr>
+          <w:top w:val="nil"/>
+          <w:left w:val="nil"/>
+          <w:bottom w:val="nil"/>
+          <w:right w:val="nil"/>
+          <w:between w:val="nil"/>
+        </w:pBdr>
+      </w:pPr>
+    </w:p>
+    <w:p>
+      <w:r>
         <w:t xml:space="preserve">    </w:t>
       </w:r>
     </w:p>
@@ -4996,24 +6001,24 @@
     </w:p>
     <w:p>
       <w:r>
-        <w:t xml:space="preserve">    // READ — Lấy 1 sản phẩm theo ID (có Include Category)</w:t>
-      </w:r>
-    </w:p>
-    <w:p>
-      <w:pPr>
-        <w:widowControl w:val="0"/>
-        <w:pBdr>
-          <w:top w:val="nil"/>
-          <w:left w:val="nil"/>
-          <w:bottom w:val="nil"/>
-          <w:right w:val="nil"/>
-          <w:between w:val="nil"/>
-        </w:pBdr>
-      </w:pPr>
-    </w:p>
-    <w:p>
-      <w:r>
-        <w:t xml:space="preserve">    public async Task&lt;Product?&gt; GetByIdAsync(int id)</w:t>
+        <w:t xml:space="preserve">    // SEARCH &amp; FILTER</w:t>
+      </w:r>
+    </w:p>
+    <w:p>
+      <w:pPr>
+        <w:widowControl w:val="0"/>
+        <w:pBdr>
+          <w:top w:val="nil"/>
+          <w:left w:val="nil"/>
+          <w:bottom w:val="nil"/>
+          <w:right w:val="nil"/>
+          <w:between w:val="nil"/>
+        </w:pBdr>
+      </w:pPr>
+    </w:p>
+    <w:p>
+      <w:r>
+        <w:t xml:space="preserve">    public async Task&lt;List&lt;Product&gt;&gt; SearchAsync(string? searchTerm, int? categoryId)</w:t>
       </w:r>
     </w:p>
     <w:p>
@@ -5064,104 +6069,354 @@
     </w:p>
     <w:p>
       <w:r>
-        <w:t xml:space="preserve">        // 1. Tìm sản phẩm với id đã cho</w:t>
-      </w:r>
-    </w:p>
-    <w:p>
-      <w:pPr>
-        <w:widowControl w:val="0"/>
-        <w:pBdr>
-          <w:top w:val="nil"/>
-          <w:left w:val="nil"/>
-          <w:bottom w:val="nil"/>
-          <w:right w:val="nil"/>
-          <w:between w:val="nil"/>
-        </w:pBdr>
+        <w:t xml:space="preserve">        // 1. Bắt đầu query từ _context.Products</w:t>
+      </w:r>
+    </w:p>
+    <w:p>
+      <w:pPr>
+        <w:widowControl w:val="0"/>
+        <w:pBdr>
+          <w:top w:val="nil"/>
+          <w:left w:val="nil"/>
+          <w:bottom w:val="nil"/>
+          <w:right w:val="nil"/>
+          <w:between w:val="nil"/>
+        </w:pBdr>
+      </w:pPr>
+    </w:p>
+    <w:p>
+      <w:r>
+        <w:rPr>
+          <w:rFonts w:ascii="Arial Unicode MS" w:eastAsia="Arial Unicode MS" w:hAnsi="Arial Unicode MS" w:cs="Arial Unicode MS"/>
+        </w:rPr>
+        <w:t xml:space="preserve">        // 2. Nếu searchTerm không null → Where(p =&gt; p.Name.Contains(searchTerm))</w:t>
+      </w:r>
+    </w:p>
+    <w:p>
+      <w:pPr>
+        <w:widowControl w:val="0"/>
+        <w:pBdr>
+          <w:top w:val="nil"/>
+          <w:left w:val="nil"/>
+          <w:bottom w:val="nil"/>
+          <w:right w:val="nil"/>
+          <w:between w:val="nil"/>
+        </w:pBdr>
+      </w:pPr>
+    </w:p>
+    <w:p>
+      <w:r>
+        <w:rPr>
+          <w:rFonts w:ascii="Arial Unicode MS" w:eastAsia="Arial Unicode MS" w:hAnsi="Arial Unicode MS" w:cs="Arial Unicode MS"/>
+        </w:rPr>
+        <w:t xml:space="preserve">        // 3. Nếu categoryId có giá trị → Where(p =&gt; p.CategoryId == categoryId)</w:t>
+      </w:r>
+    </w:p>
+    <w:p>
+      <w:pPr>
+        <w:widowControl w:val="0"/>
+        <w:pBdr>
+          <w:top w:val="nil"/>
+          <w:left w:val="nil"/>
+          <w:bottom w:val="nil"/>
+          <w:right w:val="nil"/>
+          <w:between w:val="nil"/>
+        </w:pBdr>
+      </w:pPr>
+    </w:p>
+    <w:p>
+      <w:r>
+        <w:t xml:space="preserve">        // 4. Include Category</w:t>
+      </w:r>
+    </w:p>
+    <w:p>
+      <w:pPr>
+        <w:widowControl w:val="0"/>
+        <w:pBdr>
+          <w:top w:val="nil"/>
+          <w:left w:val="nil"/>
+          <w:bottom w:val="nil"/>
+          <w:right w:val="nil"/>
+          <w:between w:val="nil"/>
+        </w:pBdr>
+      </w:pPr>
+    </w:p>
+    <w:p>
+      <w:r>
+        <w:t xml:space="preserve">        // 5. Return list kết quả</w:t>
+      </w:r>
+    </w:p>
+    <w:p>
+      <w:pPr>
+        <w:widowControl w:val="0"/>
+        <w:pBdr>
+          <w:top w:val="nil"/>
+          <w:left w:val="nil"/>
+          <w:bottom w:val="nil"/>
+          <w:right w:val="nil"/>
+          <w:between w:val="nil"/>
+        </w:pBdr>
+      </w:pPr>
+      <w:r>
         <w:rPr>
           <w:lang w:val="en-AE"/>
         </w:rPr>
-      </w:pPr>
-      <w:r>
+        <w:tab/>
+      </w:r>
+      <w:r>
+        <w:t>public async Task&lt;List&lt;Product&gt;&gt; SearchAsync(string? searchTerm, int? categoryId)</w:t>
+      </w:r>
+    </w:p>
+    <w:p>
+      <w:pPr>
+        <w:widowControl w:val="0"/>
+        <w:pBdr>
+          <w:top w:val="nil"/>
+          <w:left w:val="nil"/>
+          <w:bottom w:val="nil"/>
+          <w:right w:val="nil"/>
+          <w:between w:val="nil"/>
+        </w:pBdr>
+      </w:pPr>
+      <w:r>
+        <w:t xml:space="preserve">    {</w:t>
+      </w:r>
+    </w:p>
+    <w:p>
+      <w:pPr>
+        <w:widowControl w:val="0"/>
+        <w:pBdr>
+          <w:top w:val="nil"/>
+          <w:left w:val="nil"/>
+          <w:bottom w:val="nil"/>
+          <w:right w:val="nil"/>
+          <w:between w:val="nil"/>
+        </w:pBdr>
+      </w:pPr>
+      <w:r>
+        <w:t xml:space="preserve">        var query = _context.Products.AsQueryable();</w:t>
+      </w:r>
+    </w:p>
+    <w:p>
+      <w:pPr>
+        <w:widowControl w:val="0"/>
+        <w:pBdr>
+          <w:top w:val="nil"/>
+          <w:left w:val="nil"/>
+          <w:bottom w:val="nil"/>
+          <w:right w:val="nil"/>
+          <w:between w:val="nil"/>
+        </w:pBdr>
+      </w:pPr>
+    </w:p>
+    <w:p>
+      <w:pPr>
+        <w:widowControl w:val="0"/>
+        <w:pBdr>
+          <w:top w:val="nil"/>
+          <w:left w:val="nil"/>
+          <w:bottom w:val="nil"/>
+          <w:right w:val="nil"/>
+          <w:between w:val="nil"/>
+        </w:pBdr>
+      </w:pPr>
+      <w:r>
+        <w:t xml:space="preserve">        if (!string.IsNullOrWhiteSpace(searchTerm))</w:t>
+      </w:r>
+    </w:p>
+    <w:p>
+      <w:pPr>
+        <w:widowControl w:val="0"/>
+        <w:pBdr>
+          <w:top w:val="nil"/>
+          <w:left w:val="nil"/>
+          <w:bottom w:val="nil"/>
+          <w:right w:val="nil"/>
+          <w:between w:val="nil"/>
+        </w:pBdr>
+      </w:pPr>
+      <w:r>
+        <w:t xml:space="preserve">        {</w:t>
+      </w:r>
+    </w:p>
+    <w:p>
+      <w:pPr>
+        <w:widowControl w:val="0"/>
+        <w:pBdr>
+          <w:top w:val="nil"/>
+          <w:left w:val="nil"/>
+          <w:bottom w:val="nil"/>
+          <w:right w:val="nil"/>
+          <w:between w:val="nil"/>
+        </w:pBdr>
+      </w:pPr>
+      <w:r>
+        <w:t xml:space="preserve">            query = query.Where(p =&gt; p.Name.Contains(searchTerm));</w:t>
+      </w:r>
+    </w:p>
+    <w:p>
+      <w:pPr>
+        <w:widowControl w:val="0"/>
+        <w:pBdr>
+          <w:top w:val="nil"/>
+          <w:left w:val="nil"/>
+          <w:bottom w:val="nil"/>
+          <w:right w:val="nil"/>
+          <w:between w:val="nil"/>
+        </w:pBdr>
+      </w:pPr>
+      <w:r>
+        <w:t xml:space="preserve">        }</w:t>
+      </w:r>
+    </w:p>
+    <w:p>
+      <w:pPr>
+        <w:widowControl w:val="0"/>
+        <w:pBdr>
+          <w:top w:val="nil"/>
+          <w:left w:val="nil"/>
+          <w:bottom w:val="nil"/>
+          <w:right w:val="nil"/>
+          <w:between w:val="nil"/>
+        </w:pBdr>
+      </w:pPr>
+    </w:p>
+    <w:p>
+      <w:pPr>
+        <w:widowControl w:val="0"/>
+        <w:pBdr>
+          <w:top w:val="nil"/>
+          <w:left w:val="nil"/>
+          <w:bottom w:val="nil"/>
+          <w:right w:val="nil"/>
+          <w:between w:val="nil"/>
+        </w:pBdr>
+      </w:pPr>
+      <w:r>
+        <w:t xml:space="preserve">        if (categoryId.HasValue)</w:t>
+      </w:r>
+    </w:p>
+    <w:p>
+      <w:pPr>
+        <w:widowControl w:val="0"/>
+        <w:pBdr>
+          <w:top w:val="nil"/>
+          <w:left w:val="nil"/>
+          <w:bottom w:val="nil"/>
+          <w:right w:val="nil"/>
+          <w:between w:val="nil"/>
+        </w:pBdr>
+      </w:pPr>
+      <w:r>
+        <w:t xml:space="preserve">        {</w:t>
+      </w:r>
+    </w:p>
+    <w:p>
+      <w:pPr>
+        <w:widowControl w:val="0"/>
+        <w:pBdr>
+          <w:top w:val="nil"/>
+          <w:left w:val="nil"/>
+          <w:bottom w:val="nil"/>
+          <w:right w:val="nil"/>
+          <w:between w:val="nil"/>
+        </w:pBdr>
+      </w:pPr>
+      <w:r>
+        <w:t xml:space="preserve">            query = query.Where(p =&gt; p.CategoryId == categoryId.Value);</w:t>
+      </w:r>
+    </w:p>
+    <w:p>
+      <w:pPr>
+        <w:widowControl w:val="0"/>
+        <w:pBdr>
+          <w:top w:val="nil"/>
+          <w:left w:val="nil"/>
+          <w:bottom w:val="nil"/>
+          <w:right w:val="nil"/>
+          <w:between w:val="nil"/>
+        </w:pBdr>
+      </w:pPr>
+      <w:r>
+        <w:t xml:space="preserve">        }</w:t>
+      </w:r>
+    </w:p>
+    <w:p>
+      <w:pPr>
+        <w:widowControl w:val="0"/>
+        <w:pBdr>
+          <w:top w:val="nil"/>
+          <w:left w:val="nil"/>
+          <w:bottom w:val="nil"/>
+          <w:right w:val="nil"/>
+          <w:between w:val="nil"/>
+        </w:pBdr>
+      </w:pPr>
+    </w:p>
+    <w:p>
+      <w:pPr>
+        <w:widowControl w:val="0"/>
+        <w:pBdr>
+          <w:top w:val="nil"/>
+          <w:left w:val="nil"/>
+          <w:bottom w:val="nil"/>
+          <w:right w:val="nil"/>
+          <w:between w:val="nil"/>
+        </w:pBdr>
+      </w:pPr>
+      <w:r>
+        <w:t xml:space="preserve">        return await query</w:t>
+      </w:r>
+    </w:p>
+    <w:p>
+      <w:pPr>
+        <w:widowControl w:val="0"/>
+        <w:pBdr>
+          <w:top w:val="nil"/>
+          <w:left w:val="nil"/>
+          <w:bottom w:val="nil"/>
+          <w:right w:val="nil"/>
+          <w:between w:val="nil"/>
+        </w:pBdr>
+      </w:pPr>
+      <w:r>
+        <w:t xml:space="preserve">            .Include(p =&gt; p.Category)</w:t>
+      </w:r>
+    </w:p>
+    <w:p>
+      <w:pPr>
+        <w:widowControl w:val="0"/>
+        <w:pBdr>
+          <w:top w:val="nil"/>
+          <w:left w:val="nil"/>
+          <w:bottom w:val="nil"/>
+          <w:right w:val="nil"/>
+          <w:between w:val="nil"/>
+        </w:pBdr>
+      </w:pPr>
+      <w:r>
+        <w:t xml:space="preserve">            .ToListAsync();</w:t>
+      </w:r>
+    </w:p>
+    <w:p>
+      <w:pPr>
+        <w:widowControl w:val="0"/>
+        <w:pBdr>
+          <w:top w:val="nil"/>
+          <w:left w:val="nil"/>
+          <w:bottom w:val="nil"/>
+          <w:right w:val="nil"/>
+          <w:between w:val="nil"/>
+        </w:pBdr>
         <w:rPr>
           <w:lang w:val="en-AE"/>
         </w:rPr>
-        <w:tab/>
-      </w:r>
-      <w:r>
-        <w:t>return await _context.Products</w:t>
-      </w:r>
-    </w:p>
-    <w:p>
-      <w:r>
-        <w:t xml:space="preserve">        // 2. Include thông tin Category</w:t>
-      </w:r>
-    </w:p>
-    <w:p>
-      <w:pPr>
-        <w:widowControl w:val="0"/>
-        <w:pBdr>
-          <w:top w:val="nil"/>
-          <w:left w:val="nil"/>
-          <w:bottom w:val="nil"/>
-          <w:right w:val="nil"/>
-          <w:between w:val="nil"/>
-        </w:pBdr>
-        <w:rPr>
-          <w:lang w:val="en-AE"/>
-        </w:rPr>
-      </w:pPr>
-      <w:r>
-        <w:rPr>
-          <w:lang w:val="en-AE"/>
-        </w:rPr>
-        <w:tab/>
-      </w:r>
-      <w:r>
-        <w:rPr>
-          <w:lang w:val="en-AE"/>
-        </w:rPr>
-        <w:tab/>
-      </w:r>
-      <w:r>
-        <w:t>.Include(p =&gt; p.Category)</w:t>
-      </w:r>
-    </w:p>
-    <w:p>
-      <w:pPr>
-        <w:rPr>
-          <w:lang w:val="en-AE"/>
-        </w:rPr>
-      </w:pPr>
-      <w:r>
-        <w:t xml:space="preserve">        // 3. Return product hoặc null nếu không tìm thấy</w:t>
-      </w:r>
+      </w:pPr>
     </w:p>
     <w:p>
       <w:r>
         <w:t xml:space="preserve">        </w:t>
       </w:r>
-      <w:r>
-        <w:rPr>
-          <w:lang w:val="en-AE"/>
-        </w:rPr>
-        <w:tab/>
-      </w:r>
-      <w:r>
-        <w:rPr>
-          <w:lang w:val="en-AE"/>
-        </w:rPr>
-        <w:tab/>
-      </w:r>
-      <w:r>
-        <w:t>.FirstOrDefaultAsync(p =&gt; p.Id == id);</w:t>
-      </w:r>
-    </w:p>
-    <w:p>
-      <w:pPr>
-        <w:rPr>
-          <w:lang w:val="en-AE"/>
-        </w:rPr>
-      </w:pPr>
     </w:p>
     <w:p>
       <w:pPr>
@@ -5228,1259 +6483,6 @@
     </w:p>
     <w:p>
       <w:r>
-        <w:t xml:space="preserve">    </w:t>
-      </w:r>
-    </w:p>
-    <w:p>
-      <w:pPr>
-        <w:widowControl w:val="0"/>
-        <w:pBdr>
-          <w:top w:val="nil"/>
-          <w:left w:val="nil"/>
-          <w:bottom w:val="nil"/>
-          <w:right w:val="nil"/>
-          <w:between w:val="nil"/>
-        </w:pBdr>
-      </w:pPr>
-    </w:p>
-    <w:p>
-      <w:r>
-        <w:t xml:space="preserve">    // UPDATE — Cập nhật sản phẩm</w:t>
-      </w:r>
-    </w:p>
-    <w:p>
-      <w:pPr>
-        <w:widowControl w:val="0"/>
-        <w:pBdr>
-          <w:top w:val="nil"/>
-          <w:left w:val="nil"/>
-          <w:bottom w:val="nil"/>
-          <w:right w:val="nil"/>
-          <w:between w:val="nil"/>
-        </w:pBdr>
-      </w:pPr>
-    </w:p>
-    <w:p>
-      <w:r>
-        <w:t xml:space="preserve">    public async Task&lt;Product&gt; UpdateAsync(int id, Product updateData)</w:t>
-      </w:r>
-    </w:p>
-    <w:p>
-      <w:pPr>
-        <w:widowControl w:val="0"/>
-        <w:pBdr>
-          <w:top w:val="nil"/>
-          <w:left w:val="nil"/>
-          <w:bottom w:val="nil"/>
-          <w:right w:val="nil"/>
-          <w:between w:val="nil"/>
-        </w:pBdr>
-      </w:pPr>
-    </w:p>
-    <w:p>
-      <w:r>
-        <w:t xml:space="preserve">    {</w:t>
-      </w:r>
-    </w:p>
-    <w:p>
-      <w:pPr>
-        <w:widowControl w:val="0"/>
-        <w:pBdr>
-          <w:top w:val="nil"/>
-          <w:left w:val="nil"/>
-          <w:bottom w:val="nil"/>
-          <w:right w:val="nil"/>
-          <w:between w:val="nil"/>
-        </w:pBdr>
-      </w:pPr>
-    </w:p>
-    <w:p>
-      <w:r>
-        <w:t xml:space="preserve">        // TODO: Viết code để:</w:t>
-      </w:r>
-    </w:p>
-    <w:p>
-      <w:pPr>
-        <w:widowControl w:val="0"/>
-        <w:pBdr>
-          <w:top w:val="nil"/>
-          <w:left w:val="nil"/>
-          <w:bottom w:val="nil"/>
-          <w:right w:val="nil"/>
-          <w:between w:val="nil"/>
-        </w:pBdr>
-      </w:pPr>
-    </w:p>
-    <w:p>
-      <w:r>
-        <w:t xml:space="preserve">        // 1. Tìm sản phẩm với id đã cho</w:t>
-      </w:r>
-    </w:p>
-    <w:p>
-      <w:pPr>
-        <w:widowControl w:val="0"/>
-        <w:pBdr>
-          <w:top w:val="nil"/>
-          <w:left w:val="nil"/>
-          <w:bottom w:val="nil"/>
-          <w:right w:val="nil"/>
-          <w:between w:val="nil"/>
-        </w:pBdr>
-      </w:pPr>
-    </w:p>
-    <w:p>
-      <w:r>
-        <w:t xml:space="preserve">        // 2. Throw exception nếu không tìm thấy</w:t>
-      </w:r>
-    </w:p>
-    <w:p>
-      <w:pPr>
-        <w:widowControl w:val="0"/>
-        <w:pBdr>
-          <w:top w:val="nil"/>
-          <w:left w:val="nil"/>
-          <w:bottom w:val="nil"/>
-          <w:right w:val="nil"/>
-          <w:between w:val="nil"/>
-        </w:pBdr>
-      </w:pPr>
-    </w:p>
-    <w:p>
-      <w:r>
-        <w:t xml:space="preserve">        // 3. Cập nhật các properties (Name, Price, Stock, CategoryId)</w:t>
-      </w:r>
-    </w:p>
-    <w:p>
-      <w:pPr>
-        <w:widowControl w:val="0"/>
-        <w:pBdr>
-          <w:top w:val="nil"/>
-          <w:left w:val="nil"/>
-          <w:bottom w:val="nil"/>
-          <w:right w:val="nil"/>
-          <w:between w:val="nil"/>
-        </w:pBdr>
-      </w:pPr>
-    </w:p>
-    <w:p>
-      <w:r>
-        <w:t xml:space="preserve">        // 4. Set UpdatedAt = DateTime.UtcNow</w:t>
-      </w:r>
-    </w:p>
-    <w:p>
-      <w:pPr>
-        <w:widowControl w:val="0"/>
-        <w:pBdr>
-          <w:top w:val="nil"/>
-          <w:left w:val="nil"/>
-          <w:bottom w:val="nil"/>
-          <w:right w:val="nil"/>
-          <w:between w:val="nil"/>
-        </w:pBdr>
-      </w:pPr>
-    </w:p>
-    <w:p>
-      <w:r>
-        <w:t xml:space="preserve">        // 5. Lưu vào Database</w:t>
-      </w:r>
-    </w:p>
-    <w:p>
-      <w:pPr>
-        <w:widowControl w:val="0"/>
-        <w:pBdr>
-          <w:top w:val="nil"/>
-          <w:left w:val="nil"/>
-          <w:bottom w:val="nil"/>
-          <w:right w:val="nil"/>
-          <w:between w:val="nil"/>
-        </w:pBdr>
-      </w:pPr>
-    </w:p>
-    <w:p>
-      <w:r>
-        <w:lastRenderedPageBreak/>
-        <w:t xml:space="preserve">        // 6. Return product đã cập nhật</w:t>
-      </w:r>
-    </w:p>
-    <w:p>
-      <w:pPr>
-        <w:widowControl w:val="0"/>
-        <w:pBdr>
-          <w:top w:val="nil"/>
-          <w:left w:val="nil"/>
-          <w:bottom w:val="nil"/>
-          <w:right w:val="nil"/>
-          <w:between w:val="nil"/>
-        </w:pBdr>
-      </w:pPr>
-      <w:r>
-        <w:rPr>
-          <w:lang w:val="en-AE"/>
-        </w:rPr>
-        <w:tab/>
-      </w:r>
-      <w:r>
-        <w:t>var product = await GetByIdAsync(id);</w:t>
-      </w:r>
-    </w:p>
-    <w:p>
-      <w:pPr>
-        <w:widowControl w:val="0"/>
-        <w:pBdr>
-          <w:top w:val="nil"/>
-          <w:left w:val="nil"/>
-          <w:bottom w:val="nil"/>
-          <w:right w:val="nil"/>
-          <w:between w:val="nil"/>
-        </w:pBdr>
-      </w:pPr>
-      <w:r>
-        <w:t xml:space="preserve">        if (product == null)</w:t>
-      </w:r>
-    </w:p>
-    <w:p>
-      <w:pPr>
-        <w:widowControl w:val="0"/>
-        <w:pBdr>
-          <w:top w:val="nil"/>
-          <w:left w:val="nil"/>
-          <w:bottom w:val="nil"/>
-          <w:right w:val="nil"/>
-          <w:between w:val="nil"/>
-        </w:pBdr>
-      </w:pPr>
-      <w:r>
-        <w:t xml:space="preserve">            throw new Exception($"Product with id {id} not found");</w:t>
-      </w:r>
-    </w:p>
-    <w:p>
-      <w:pPr>
-        <w:widowControl w:val="0"/>
-        <w:pBdr>
-          <w:top w:val="nil"/>
-          <w:left w:val="nil"/>
-          <w:bottom w:val="nil"/>
-          <w:right w:val="nil"/>
-          <w:between w:val="nil"/>
-        </w:pBdr>
-      </w:pPr>
-    </w:p>
-    <w:p>
-      <w:pPr>
-        <w:widowControl w:val="0"/>
-        <w:pBdr>
-          <w:top w:val="nil"/>
-          <w:left w:val="nil"/>
-          <w:bottom w:val="nil"/>
-          <w:right w:val="nil"/>
-          <w:between w:val="nil"/>
-        </w:pBdr>
-      </w:pPr>
-      <w:r>
-        <w:t xml:space="preserve">        product.Name = updateData.Name;</w:t>
-      </w:r>
-    </w:p>
-    <w:p>
-      <w:pPr>
-        <w:widowControl w:val="0"/>
-        <w:pBdr>
-          <w:top w:val="nil"/>
-          <w:left w:val="nil"/>
-          <w:bottom w:val="nil"/>
-          <w:right w:val="nil"/>
-          <w:between w:val="nil"/>
-        </w:pBdr>
-      </w:pPr>
-      <w:r>
-        <w:t xml:space="preserve">        product.Price = updateData.Price;</w:t>
-      </w:r>
-    </w:p>
-    <w:p>
-      <w:pPr>
-        <w:widowControl w:val="0"/>
-        <w:pBdr>
-          <w:top w:val="nil"/>
-          <w:left w:val="nil"/>
-          <w:bottom w:val="nil"/>
-          <w:right w:val="nil"/>
-          <w:between w:val="nil"/>
-        </w:pBdr>
-      </w:pPr>
-      <w:r>
-        <w:t xml:space="preserve">        product.Stock = updateData.Stock;</w:t>
-      </w:r>
-    </w:p>
-    <w:p>
-      <w:pPr>
-        <w:widowControl w:val="0"/>
-        <w:pBdr>
-          <w:top w:val="nil"/>
-          <w:left w:val="nil"/>
-          <w:bottom w:val="nil"/>
-          <w:right w:val="nil"/>
-          <w:between w:val="nil"/>
-        </w:pBdr>
-      </w:pPr>
-      <w:r>
-        <w:t xml:space="preserve">        product.CategoryId = updateData.CategoryId;</w:t>
-      </w:r>
-    </w:p>
-    <w:p>
-      <w:pPr>
-        <w:widowControl w:val="0"/>
-        <w:pBdr>
-          <w:top w:val="nil"/>
-          <w:left w:val="nil"/>
-          <w:bottom w:val="nil"/>
-          <w:right w:val="nil"/>
-          <w:between w:val="nil"/>
-        </w:pBdr>
-      </w:pPr>
-      <w:r>
-        <w:t xml:space="preserve">        product.UpdatedAt = DateTime.UtcNow;</w:t>
-      </w:r>
-    </w:p>
-    <w:p>
-      <w:pPr>
-        <w:widowControl w:val="0"/>
-        <w:pBdr>
-          <w:top w:val="nil"/>
-          <w:left w:val="nil"/>
-          <w:bottom w:val="nil"/>
-          <w:right w:val="nil"/>
-          <w:between w:val="nil"/>
-        </w:pBdr>
-      </w:pPr>
-    </w:p>
-    <w:p>
-      <w:pPr>
-        <w:widowControl w:val="0"/>
-        <w:pBdr>
-          <w:top w:val="nil"/>
-          <w:left w:val="nil"/>
-          <w:bottom w:val="nil"/>
-          <w:right w:val="nil"/>
-          <w:between w:val="nil"/>
-        </w:pBdr>
-      </w:pPr>
-      <w:r>
-        <w:t xml:space="preserve">        await _context.SaveChangesAsync();</w:t>
-      </w:r>
-    </w:p>
-    <w:p>
-      <w:pPr>
-        <w:widowControl w:val="0"/>
-        <w:pBdr>
-          <w:top w:val="nil"/>
-          <w:left w:val="nil"/>
-          <w:bottom w:val="nil"/>
-          <w:right w:val="nil"/>
-          <w:between w:val="nil"/>
-        </w:pBdr>
-      </w:pPr>
-      <w:r>
-        <w:t xml:space="preserve">        return product;</w:t>
-      </w:r>
-    </w:p>
-    <w:p>
-      <w:pPr>
-        <w:widowControl w:val="0"/>
-        <w:pBdr>
-          <w:top w:val="nil"/>
-          <w:left w:val="nil"/>
-          <w:bottom w:val="nil"/>
-          <w:right w:val="nil"/>
-          <w:between w:val="nil"/>
-        </w:pBdr>
-        <w:rPr>
-          <w:lang w:val="en-AE"/>
-        </w:rPr>
-      </w:pPr>
-    </w:p>
-    <w:p>
-      <w:r>
-        <w:t xml:space="preserve">        </w:t>
-      </w:r>
-    </w:p>
-    <w:p>
-      <w:pPr>
-        <w:widowControl w:val="0"/>
-        <w:pBdr>
-          <w:top w:val="nil"/>
-          <w:left w:val="nil"/>
-          <w:bottom w:val="nil"/>
-          <w:right w:val="nil"/>
-          <w:between w:val="nil"/>
-        </w:pBdr>
-      </w:pPr>
-    </w:p>
-    <w:p>
-      <w:r>
-        <w:t xml:space="preserve">        </w:t>
-      </w:r>
-    </w:p>
-    <w:p>
-      <w:pPr>
-        <w:widowControl w:val="0"/>
-        <w:pBdr>
-          <w:top w:val="nil"/>
-          <w:left w:val="nil"/>
-          <w:bottom w:val="nil"/>
-          <w:right w:val="nil"/>
-          <w:between w:val="nil"/>
-        </w:pBdr>
-      </w:pPr>
-    </w:p>
-    <w:p>
-      <w:r>
-        <w:t xml:space="preserve">        </w:t>
-      </w:r>
-    </w:p>
-    <w:p>
-      <w:pPr>
-        <w:widowControl w:val="0"/>
-        <w:pBdr>
-          <w:top w:val="nil"/>
-          <w:left w:val="nil"/>
-          <w:bottom w:val="nil"/>
-          <w:right w:val="nil"/>
-          <w:between w:val="nil"/>
-        </w:pBdr>
-      </w:pPr>
-    </w:p>
-    <w:p>
-      <w:r>
-        <w:t xml:space="preserve">    }</w:t>
-      </w:r>
-    </w:p>
-    <w:p>
-      <w:pPr>
-        <w:widowControl w:val="0"/>
-        <w:pBdr>
-          <w:top w:val="nil"/>
-          <w:left w:val="nil"/>
-          <w:bottom w:val="nil"/>
-          <w:right w:val="nil"/>
-          <w:between w:val="nil"/>
-        </w:pBdr>
-      </w:pPr>
-    </w:p>
-    <w:p>
-      <w:r>
-        <w:t xml:space="preserve">    </w:t>
-      </w:r>
-    </w:p>
-    <w:p>
-      <w:pPr>
-        <w:widowControl w:val="0"/>
-        <w:pBdr>
-          <w:top w:val="nil"/>
-          <w:left w:val="nil"/>
-          <w:bottom w:val="nil"/>
-          <w:right w:val="nil"/>
-          <w:between w:val="nil"/>
-        </w:pBdr>
-      </w:pPr>
-    </w:p>
-    <w:p>
-      <w:r>
-        <w:t xml:space="preserve">    // DELETE — Xóa sản phẩm (Soft Delete)</w:t>
-      </w:r>
-    </w:p>
-    <w:p>
-      <w:pPr>
-        <w:widowControl w:val="0"/>
-        <w:pBdr>
-          <w:top w:val="nil"/>
-          <w:left w:val="nil"/>
-          <w:bottom w:val="nil"/>
-          <w:right w:val="nil"/>
-          <w:between w:val="nil"/>
-        </w:pBdr>
-      </w:pPr>
-    </w:p>
-    <w:p>
-      <w:r>
-        <w:t xml:space="preserve">    public async Task DeleteAsync(int id)</w:t>
-      </w:r>
-    </w:p>
-    <w:p>
-      <w:pPr>
-        <w:widowControl w:val="0"/>
-        <w:pBdr>
-          <w:top w:val="nil"/>
-          <w:left w:val="nil"/>
-          <w:bottom w:val="nil"/>
-          <w:right w:val="nil"/>
-          <w:between w:val="nil"/>
-        </w:pBdr>
-      </w:pPr>
-    </w:p>
-    <w:p>
-      <w:r>
-        <w:t xml:space="preserve">    {</w:t>
-      </w:r>
-    </w:p>
-    <w:p>
-      <w:pPr>
-        <w:widowControl w:val="0"/>
-        <w:pBdr>
-          <w:top w:val="nil"/>
-          <w:left w:val="nil"/>
-          <w:bottom w:val="nil"/>
-          <w:right w:val="nil"/>
-          <w:between w:val="nil"/>
-        </w:pBdr>
-      </w:pPr>
-    </w:p>
-    <w:p>
-      <w:r>
-        <w:t xml:space="preserve">        // TODO: Viết code để:</w:t>
-      </w:r>
-    </w:p>
-    <w:p>
-      <w:pPr>
-        <w:widowControl w:val="0"/>
-        <w:pBdr>
-          <w:top w:val="nil"/>
-          <w:left w:val="nil"/>
-          <w:bottom w:val="nil"/>
-          <w:right w:val="nil"/>
-          <w:between w:val="nil"/>
-        </w:pBdr>
-      </w:pPr>
-    </w:p>
-    <w:p>
-      <w:r>
-        <w:t xml:space="preserve">        // 1. Tìm sản phẩm với id đã cho</w:t>
-      </w:r>
-    </w:p>
-    <w:p>
-      <w:pPr>
-        <w:widowControl w:val="0"/>
-        <w:pBdr>
-          <w:top w:val="nil"/>
-          <w:left w:val="nil"/>
-          <w:bottom w:val="nil"/>
-          <w:right w:val="nil"/>
-          <w:between w:val="nil"/>
-        </w:pBdr>
-      </w:pPr>
-    </w:p>
-    <w:p>
-      <w:r>
-        <w:t xml:space="preserve">        // 2. Throw exception nếu không tìm thấy</w:t>
-      </w:r>
-    </w:p>
-    <w:p>
-      <w:pPr>
-        <w:widowControl w:val="0"/>
-        <w:pBdr>
-          <w:top w:val="nil"/>
-          <w:left w:val="nil"/>
-          <w:bottom w:val="nil"/>
-          <w:right w:val="nil"/>
-          <w:between w:val="nil"/>
-        </w:pBdr>
-      </w:pPr>
-    </w:p>
-    <w:p>
-      <w:r>
-        <w:t xml:space="preserve">        // 3. Set IsDeleted = true</w:t>
-      </w:r>
-    </w:p>
-    <w:p>
-      <w:pPr>
-        <w:widowControl w:val="0"/>
-        <w:pBdr>
-          <w:top w:val="nil"/>
-          <w:left w:val="nil"/>
-          <w:bottom w:val="nil"/>
-          <w:right w:val="nil"/>
-          <w:between w:val="nil"/>
-        </w:pBdr>
-      </w:pPr>
-    </w:p>
-    <w:p>
-      <w:r>
-        <w:t xml:space="preserve">        // 4. Set DeletedAt = DateTime.UtcNow</w:t>
-      </w:r>
-    </w:p>
-    <w:p>
-      <w:pPr>
-        <w:widowControl w:val="0"/>
-        <w:pBdr>
-          <w:top w:val="nil"/>
-          <w:left w:val="nil"/>
-          <w:bottom w:val="nil"/>
-          <w:right w:val="nil"/>
-          <w:between w:val="nil"/>
-        </w:pBdr>
-      </w:pPr>
-    </w:p>
-    <w:p>
-      <w:r>
-        <w:t xml:space="preserve">        // 5. Lưu vào Database</w:t>
-      </w:r>
-    </w:p>
-    <w:p>
-      <w:pPr>
-        <w:widowControl w:val="0"/>
-        <w:pBdr>
-          <w:top w:val="nil"/>
-          <w:left w:val="nil"/>
-          <w:bottom w:val="nil"/>
-          <w:right w:val="nil"/>
-          <w:between w:val="nil"/>
-        </w:pBdr>
-      </w:pPr>
-    </w:p>
-    <w:p>
-      <w:r>
-        <w:t xml:space="preserve">        </w:t>
-      </w:r>
-      <w:r>
-        <w:t>public async Task DeleteAsync(int id)</w:t>
-      </w:r>
-    </w:p>
-    <w:p>
-      <w:r>
-        <w:t xml:space="preserve">    {</w:t>
-      </w:r>
-    </w:p>
-    <w:p>
-      <w:r>
-        <w:lastRenderedPageBreak/>
-        <w:t xml:space="preserve">        var product = await GetByIdAsync(id);</w:t>
-      </w:r>
-    </w:p>
-    <w:p>
-      <w:r>
-        <w:t xml:space="preserve">        if (product == null)</w:t>
-      </w:r>
-    </w:p>
-    <w:p>
-      <w:r>
-        <w:t xml:space="preserve">            throw new Exception($"Product with id {id} not found");</w:t>
-      </w:r>
-    </w:p>
-    <w:p/>
-    <w:p>
-      <w:r>
-        <w:t xml:space="preserve">        product.IsDeleted = true;</w:t>
-      </w:r>
-    </w:p>
-    <w:p>
-      <w:r>
-        <w:t xml:space="preserve">        product.DeletedAt = DateTime.UtcNow;</w:t>
-      </w:r>
-    </w:p>
-    <w:p/>
-    <w:p>
-      <w:r>
-        <w:t xml:space="preserve">        await _context.SaveChangesAsync();</w:t>
-      </w:r>
-    </w:p>
-    <w:p/>
-    <w:p>
-      <w:pPr>
-        <w:widowControl w:val="0"/>
-        <w:pBdr>
-          <w:top w:val="nil"/>
-          <w:left w:val="nil"/>
-          <w:bottom w:val="nil"/>
-          <w:right w:val="nil"/>
-          <w:between w:val="nil"/>
-        </w:pBdr>
-      </w:pPr>
-    </w:p>
-    <w:p>
-      <w:r>
-        <w:t xml:space="preserve">        // Lưu ý: Phải thêm properties IsDeleted và DeletedAt vào Entity trước!</w:t>
-      </w:r>
-    </w:p>
-    <w:p>
-      <w:pPr>
-        <w:widowControl w:val="0"/>
-        <w:pBdr>
-          <w:top w:val="nil"/>
-          <w:left w:val="nil"/>
-          <w:bottom w:val="nil"/>
-          <w:right w:val="nil"/>
-          <w:between w:val="nil"/>
-        </w:pBdr>
-      </w:pPr>
-    </w:p>
-    <w:p>
-      <w:r>
-        <w:t xml:space="preserve">        </w:t>
-      </w:r>
-    </w:p>
-    <w:p>
-      <w:pPr>
-        <w:widowControl w:val="0"/>
-        <w:pBdr>
-          <w:top w:val="nil"/>
-          <w:left w:val="nil"/>
-          <w:bottom w:val="nil"/>
-          <w:right w:val="nil"/>
-          <w:between w:val="nil"/>
-        </w:pBdr>
-      </w:pPr>
-    </w:p>
-    <w:p>
-      <w:r>
-        <w:t xml:space="preserve">        </w:t>
-      </w:r>
-    </w:p>
-    <w:p>
-      <w:pPr>
-        <w:widowControl w:val="0"/>
-        <w:pBdr>
-          <w:top w:val="nil"/>
-          <w:left w:val="nil"/>
-          <w:bottom w:val="nil"/>
-          <w:right w:val="nil"/>
-          <w:between w:val="nil"/>
-        </w:pBdr>
-      </w:pPr>
-    </w:p>
-    <w:p>
-      <w:r>
-        <w:t xml:space="preserve">        </w:t>
-      </w:r>
-    </w:p>
-    <w:p>
-      <w:pPr>
-        <w:widowControl w:val="0"/>
-        <w:pBdr>
-          <w:top w:val="nil"/>
-          <w:left w:val="nil"/>
-          <w:bottom w:val="nil"/>
-          <w:right w:val="nil"/>
-          <w:between w:val="nil"/>
-        </w:pBdr>
-      </w:pPr>
-    </w:p>
-    <w:p>
-      <w:r>
-        <w:t xml:space="preserve">    }</w:t>
-      </w:r>
-    </w:p>
-    <w:p>
-      <w:pPr>
-        <w:widowControl w:val="0"/>
-        <w:pBdr>
-          <w:top w:val="nil"/>
-          <w:left w:val="nil"/>
-          <w:bottom w:val="nil"/>
-          <w:right w:val="nil"/>
-          <w:between w:val="nil"/>
-        </w:pBdr>
-      </w:pPr>
-    </w:p>
-    <w:p>
-      <w:r>
-        <w:t xml:space="preserve">    </w:t>
-      </w:r>
-    </w:p>
-    <w:p>
-      <w:pPr>
-        <w:widowControl w:val="0"/>
-        <w:pBdr>
-          <w:top w:val="nil"/>
-          <w:left w:val="nil"/>
-          <w:bottom w:val="nil"/>
-          <w:right w:val="nil"/>
-          <w:between w:val="nil"/>
-        </w:pBdr>
-      </w:pPr>
-    </w:p>
-    <w:p>
-      <w:r>
-        <w:t xml:space="preserve">    // SEARCH &amp; FILTER</w:t>
-      </w:r>
-    </w:p>
-    <w:p>
-      <w:pPr>
-        <w:widowControl w:val="0"/>
-        <w:pBdr>
-          <w:top w:val="nil"/>
-          <w:left w:val="nil"/>
-          <w:bottom w:val="nil"/>
-          <w:right w:val="nil"/>
-          <w:between w:val="nil"/>
-        </w:pBdr>
-      </w:pPr>
-    </w:p>
-    <w:p>
-      <w:r>
-        <w:t xml:space="preserve">    public async Task&lt;List&lt;Product&gt;&gt; SearchAsync(string? searchTerm, int? categoryId)</w:t>
-      </w:r>
-    </w:p>
-    <w:p>
-      <w:pPr>
-        <w:widowControl w:val="0"/>
-        <w:pBdr>
-          <w:top w:val="nil"/>
-          <w:left w:val="nil"/>
-          <w:bottom w:val="nil"/>
-          <w:right w:val="nil"/>
-          <w:between w:val="nil"/>
-        </w:pBdr>
-      </w:pPr>
-    </w:p>
-    <w:p>
-      <w:r>
-        <w:t xml:space="preserve">    {</w:t>
-      </w:r>
-    </w:p>
-    <w:p>
-      <w:pPr>
-        <w:widowControl w:val="0"/>
-        <w:pBdr>
-          <w:top w:val="nil"/>
-          <w:left w:val="nil"/>
-          <w:bottom w:val="nil"/>
-          <w:right w:val="nil"/>
-          <w:between w:val="nil"/>
-        </w:pBdr>
-      </w:pPr>
-    </w:p>
-    <w:p>
-      <w:r>
-        <w:t xml:space="preserve">        // TODO: Viết code để:</w:t>
-      </w:r>
-    </w:p>
-    <w:p>
-      <w:pPr>
-        <w:widowControl w:val="0"/>
-        <w:pBdr>
-          <w:top w:val="nil"/>
-          <w:left w:val="nil"/>
-          <w:bottom w:val="nil"/>
-          <w:right w:val="nil"/>
-          <w:between w:val="nil"/>
-        </w:pBdr>
-      </w:pPr>
-    </w:p>
-    <w:p>
-      <w:r>
-        <w:t xml:space="preserve">        // 1. Bắt đầu query từ _context.Products</w:t>
-      </w:r>
-    </w:p>
-    <w:p>
-      <w:pPr>
-        <w:widowControl w:val="0"/>
-        <w:pBdr>
-          <w:top w:val="nil"/>
-          <w:left w:val="nil"/>
-          <w:bottom w:val="nil"/>
-          <w:right w:val="nil"/>
-          <w:between w:val="nil"/>
-        </w:pBdr>
-      </w:pPr>
-    </w:p>
-    <w:p>
-      <w:r>
-        <w:rPr>
-          <w:rFonts w:ascii="Arial Unicode MS" w:eastAsia="Arial Unicode MS" w:hAnsi="Arial Unicode MS" w:cs="Arial Unicode MS"/>
-        </w:rPr>
-        <w:t xml:space="preserve">        // 2. Nếu searchTerm không null → Where(p =&gt; p.Name.Contains(searchTerm))</w:t>
-      </w:r>
-    </w:p>
-    <w:p>
-      <w:pPr>
-        <w:widowControl w:val="0"/>
-        <w:pBdr>
-          <w:top w:val="nil"/>
-          <w:left w:val="nil"/>
-          <w:bottom w:val="nil"/>
-          <w:right w:val="nil"/>
-          <w:between w:val="nil"/>
-        </w:pBdr>
-      </w:pPr>
-    </w:p>
-    <w:p>
-      <w:r>
-        <w:rPr>
-          <w:rFonts w:ascii="Arial Unicode MS" w:eastAsia="Arial Unicode MS" w:hAnsi="Arial Unicode MS" w:cs="Arial Unicode MS"/>
-        </w:rPr>
-        <w:t xml:space="preserve">        // 3. Nếu categoryId có giá trị → Where(p =&gt; p.CategoryId == categoryId)</w:t>
-      </w:r>
-    </w:p>
-    <w:p>
-      <w:pPr>
-        <w:widowControl w:val="0"/>
-        <w:pBdr>
-          <w:top w:val="nil"/>
-          <w:left w:val="nil"/>
-          <w:bottom w:val="nil"/>
-          <w:right w:val="nil"/>
-          <w:between w:val="nil"/>
-        </w:pBdr>
-      </w:pPr>
-    </w:p>
-    <w:p>
-      <w:r>
-        <w:t xml:space="preserve">        // 4. Include Category</w:t>
-      </w:r>
-    </w:p>
-    <w:p>
-      <w:pPr>
-        <w:widowControl w:val="0"/>
-        <w:pBdr>
-          <w:top w:val="nil"/>
-          <w:left w:val="nil"/>
-          <w:bottom w:val="nil"/>
-          <w:right w:val="nil"/>
-          <w:between w:val="nil"/>
-        </w:pBdr>
-      </w:pPr>
-    </w:p>
-    <w:p>
-      <w:r>
-        <w:t xml:space="preserve">        // 5. Return list kết quả</w:t>
-      </w:r>
-    </w:p>
-    <w:p>
-      <w:pPr>
-        <w:widowControl w:val="0"/>
-        <w:pBdr>
-          <w:top w:val="nil"/>
-          <w:left w:val="nil"/>
-          <w:bottom w:val="nil"/>
-          <w:right w:val="nil"/>
-          <w:between w:val="nil"/>
-        </w:pBdr>
-      </w:pPr>
-      <w:r>
-        <w:rPr>
-          <w:lang w:val="en-AE"/>
-        </w:rPr>
-        <w:tab/>
-      </w:r>
-      <w:r>
-        <w:t>public async Task&lt;List&lt;Product&gt;&gt; SearchAsync(string? searchTerm, int? categoryId)</w:t>
-      </w:r>
-    </w:p>
-    <w:p>
-      <w:pPr>
-        <w:widowControl w:val="0"/>
-        <w:pBdr>
-          <w:top w:val="nil"/>
-          <w:left w:val="nil"/>
-          <w:bottom w:val="nil"/>
-          <w:right w:val="nil"/>
-          <w:between w:val="nil"/>
-        </w:pBdr>
-      </w:pPr>
-      <w:r>
-        <w:t xml:space="preserve">    {</w:t>
-      </w:r>
-    </w:p>
-    <w:p>
-      <w:pPr>
-        <w:widowControl w:val="0"/>
-        <w:pBdr>
-          <w:top w:val="nil"/>
-          <w:left w:val="nil"/>
-          <w:bottom w:val="nil"/>
-          <w:right w:val="nil"/>
-          <w:between w:val="nil"/>
-        </w:pBdr>
-      </w:pPr>
-      <w:r>
-        <w:t xml:space="preserve">        var query = _context.Products.AsQueryable();</w:t>
-      </w:r>
-    </w:p>
-    <w:p>
-      <w:pPr>
-        <w:widowControl w:val="0"/>
-        <w:pBdr>
-          <w:top w:val="nil"/>
-          <w:left w:val="nil"/>
-          <w:bottom w:val="nil"/>
-          <w:right w:val="nil"/>
-          <w:between w:val="nil"/>
-        </w:pBdr>
-      </w:pPr>
-    </w:p>
-    <w:p>
-      <w:pPr>
-        <w:widowControl w:val="0"/>
-        <w:pBdr>
-          <w:top w:val="nil"/>
-          <w:left w:val="nil"/>
-          <w:bottom w:val="nil"/>
-          <w:right w:val="nil"/>
-          <w:between w:val="nil"/>
-        </w:pBdr>
-      </w:pPr>
-      <w:r>
-        <w:t xml:space="preserve">        if (!string.IsNullOrWhiteSpace(searchTerm))</w:t>
-      </w:r>
-    </w:p>
-    <w:p>
-      <w:pPr>
-        <w:widowControl w:val="0"/>
-        <w:pBdr>
-          <w:top w:val="nil"/>
-          <w:left w:val="nil"/>
-          <w:bottom w:val="nil"/>
-          <w:right w:val="nil"/>
-          <w:between w:val="nil"/>
-        </w:pBdr>
-      </w:pPr>
-      <w:r>
-        <w:lastRenderedPageBreak/>
-        <w:t xml:space="preserve">        {</w:t>
-      </w:r>
-    </w:p>
-    <w:p>
-      <w:pPr>
-        <w:widowControl w:val="0"/>
-        <w:pBdr>
-          <w:top w:val="nil"/>
-          <w:left w:val="nil"/>
-          <w:bottom w:val="nil"/>
-          <w:right w:val="nil"/>
-          <w:between w:val="nil"/>
-        </w:pBdr>
-      </w:pPr>
-      <w:r>
-        <w:t xml:space="preserve">            query = query.Where(p =&gt; p.Name.Contains(searchTerm));</w:t>
-      </w:r>
-    </w:p>
-    <w:p>
-      <w:pPr>
-        <w:widowControl w:val="0"/>
-        <w:pBdr>
-          <w:top w:val="nil"/>
-          <w:left w:val="nil"/>
-          <w:bottom w:val="nil"/>
-          <w:right w:val="nil"/>
-          <w:between w:val="nil"/>
-        </w:pBdr>
-      </w:pPr>
-      <w:r>
-        <w:t xml:space="preserve">        }</w:t>
-      </w:r>
-    </w:p>
-    <w:p>
-      <w:pPr>
-        <w:widowControl w:val="0"/>
-        <w:pBdr>
-          <w:top w:val="nil"/>
-          <w:left w:val="nil"/>
-          <w:bottom w:val="nil"/>
-          <w:right w:val="nil"/>
-          <w:between w:val="nil"/>
-        </w:pBdr>
-      </w:pPr>
-    </w:p>
-    <w:p>
-      <w:pPr>
-        <w:widowControl w:val="0"/>
-        <w:pBdr>
-          <w:top w:val="nil"/>
-          <w:left w:val="nil"/>
-          <w:bottom w:val="nil"/>
-          <w:right w:val="nil"/>
-          <w:between w:val="nil"/>
-        </w:pBdr>
-      </w:pPr>
-      <w:r>
-        <w:t xml:space="preserve">        if (categoryId.HasValue)</w:t>
-      </w:r>
-    </w:p>
-    <w:p>
-      <w:pPr>
-        <w:widowControl w:val="0"/>
-        <w:pBdr>
-          <w:top w:val="nil"/>
-          <w:left w:val="nil"/>
-          <w:bottom w:val="nil"/>
-          <w:right w:val="nil"/>
-          <w:between w:val="nil"/>
-        </w:pBdr>
-      </w:pPr>
-      <w:r>
-        <w:t xml:space="preserve">        {</w:t>
-      </w:r>
-    </w:p>
-    <w:p>
-      <w:pPr>
-        <w:widowControl w:val="0"/>
-        <w:pBdr>
-          <w:top w:val="nil"/>
-          <w:left w:val="nil"/>
-          <w:bottom w:val="nil"/>
-          <w:right w:val="nil"/>
-          <w:between w:val="nil"/>
-        </w:pBdr>
-      </w:pPr>
-      <w:r>
-        <w:t xml:space="preserve">            query = query.Where(p =&gt; p.CategoryId == categoryId.Value);</w:t>
-      </w:r>
-    </w:p>
-    <w:p>
-      <w:pPr>
-        <w:widowControl w:val="0"/>
-        <w:pBdr>
-          <w:top w:val="nil"/>
-          <w:left w:val="nil"/>
-          <w:bottom w:val="nil"/>
-          <w:right w:val="nil"/>
-          <w:between w:val="nil"/>
-        </w:pBdr>
-      </w:pPr>
-      <w:r>
-        <w:t xml:space="preserve">        }</w:t>
-      </w:r>
-    </w:p>
-    <w:p>
-      <w:pPr>
-        <w:widowControl w:val="0"/>
-        <w:pBdr>
-          <w:top w:val="nil"/>
-          <w:left w:val="nil"/>
-          <w:bottom w:val="nil"/>
-          <w:right w:val="nil"/>
-          <w:between w:val="nil"/>
-        </w:pBdr>
-      </w:pPr>
-    </w:p>
-    <w:p>
-      <w:pPr>
-        <w:widowControl w:val="0"/>
-        <w:pBdr>
-          <w:top w:val="nil"/>
-          <w:left w:val="nil"/>
-          <w:bottom w:val="nil"/>
-          <w:right w:val="nil"/>
-          <w:between w:val="nil"/>
-        </w:pBdr>
-      </w:pPr>
-      <w:r>
-        <w:t xml:space="preserve">        return await query</w:t>
-      </w:r>
-    </w:p>
-    <w:p>
-      <w:pPr>
-        <w:widowControl w:val="0"/>
-        <w:pBdr>
-          <w:top w:val="nil"/>
-          <w:left w:val="nil"/>
-          <w:bottom w:val="nil"/>
-          <w:right w:val="nil"/>
-          <w:between w:val="nil"/>
-        </w:pBdr>
-      </w:pPr>
-      <w:r>
-        <w:t xml:space="preserve">            .Include(p =&gt; p.Category)</w:t>
-      </w:r>
-    </w:p>
-    <w:p>
-      <w:pPr>
-        <w:widowControl w:val="0"/>
-        <w:pBdr>
-          <w:top w:val="nil"/>
-          <w:left w:val="nil"/>
-          <w:bottom w:val="nil"/>
-          <w:right w:val="nil"/>
-          <w:between w:val="nil"/>
-        </w:pBdr>
-      </w:pPr>
-      <w:r>
-        <w:t xml:space="preserve">            .ToListAsync();</w:t>
-      </w:r>
-    </w:p>
-    <w:p>
-      <w:pPr>
-        <w:widowControl w:val="0"/>
-        <w:pBdr>
-          <w:top w:val="nil"/>
-          <w:left w:val="nil"/>
-          <w:bottom w:val="nil"/>
-          <w:right w:val="nil"/>
-          <w:between w:val="nil"/>
-        </w:pBdr>
-        <w:rPr>
-          <w:lang w:val="en-AE"/>
-        </w:rPr>
-      </w:pPr>
-    </w:p>
-    <w:p>
-      <w:r>
-        <w:t xml:space="preserve">        </w:t>
-      </w:r>
-    </w:p>
-    <w:p>
-      <w:pPr>
-        <w:widowControl w:val="0"/>
-        <w:pBdr>
-          <w:top w:val="nil"/>
-          <w:left w:val="nil"/>
-          <w:bottom w:val="nil"/>
-          <w:right w:val="nil"/>
-          <w:between w:val="nil"/>
-        </w:pBdr>
-      </w:pPr>
-    </w:p>
-    <w:p>
-      <w:r>
-        <w:t xml:space="preserve">        </w:t>
-      </w:r>
-    </w:p>
-    <w:p>
-      <w:pPr>
-        <w:widowControl w:val="0"/>
-        <w:pBdr>
-          <w:top w:val="nil"/>
-          <w:left w:val="nil"/>
-          <w:bottom w:val="nil"/>
-          <w:right w:val="nil"/>
-          <w:between w:val="nil"/>
-        </w:pBdr>
-      </w:pPr>
-    </w:p>
-    <w:p>
-      <w:r>
-        <w:t xml:space="preserve">        </w:t>
-      </w:r>
-    </w:p>
-    <w:p>
-      <w:pPr>
-        <w:widowControl w:val="0"/>
-        <w:pBdr>
-          <w:top w:val="nil"/>
-          <w:left w:val="nil"/>
-          <w:bottom w:val="nil"/>
-          <w:right w:val="nil"/>
-          <w:between w:val="nil"/>
-        </w:pBdr>
-      </w:pPr>
-    </w:p>
-    <w:p>
-      <w:r>
-        <w:t xml:space="preserve">    }</w:t>
-      </w:r>
-    </w:p>
-    <w:p>
-      <w:pPr>
-        <w:widowControl w:val="0"/>
-        <w:pBdr>
-          <w:top w:val="nil"/>
-          <w:left w:val="nil"/>
-          <w:bottom w:val="nil"/>
-          <w:right w:val="nil"/>
-          <w:between w:val="nil"/>
-        </w:pBdr>
-      </w:pPr>
-    </w:p>
-    <w:p>
-      <w:r>
         <w:t>}</w:t>
       </w:r>
     </w:p>
@@ -6499,7 +6501,7 @@
     <w:p>
       <w:r>
         <w:pict w14:anchorId="56DB3285">
-          <v:rect id="_x0000_i1053" style="width:0;height:1.5pt" o:hralign="center" o:hrstd="t" o:hr="t" fillcolor="#a0a0a0" stroked="f"/>
+          <v:rect id="_x0000_i1046" style="width:0;height:1.5pt" o:hralign="center" o:hrstd="t" o:hr="t" fillcolor="#a0a0a0" stroked="f"/>
         </w:pict>
       </w:r>
     </w:p>
@@ -6571,7 +6573,7 @@
     <w:p>
       <w:r>
         <w:pict w14:anchorId="322E0530">
-          <v:rect id="_x0000_i1054" style="width:0;height:1.5pt" o:hralign="center" o:hrstd="t" o:hr="t" fillcolor="#a0a0a0" stroked="f"/>
+          <v:rect id="_x0000_i1047" style="width:0;height:1.5pt" o:hralign="center" o:hrstd="t" o:hr="t" fillcolor="#a0a0a0" stroked="f"/>
         </w:pict>
       </w:r>
     </w:p>
@@ -6805,7 +6807,7 @@
     <w:p>
       <w:r>
         <w:pict w14:anchorId="2A89D95B">
-          <v:rect id="_x0000_i1055" style="width:0;height:1.5pt" o:hralign="center" o:hrstd="t" o:hr="t" fillcolor="#a0a0a0" stroked="f"/>
+          <v:rect id="_x0000_i1048" style="width:0;height:1.5pt" o:hralign="center" o:hrstd="t" o:hr="t" fillcolor="#a0a0a0" stroked="f"/>
         </w:pict>
       </w:r>
     </w:p>
@@ -6852,55 +6854,83 @@
         </w:numPr>
       </w:pPr>
       <w:r>
-        <w:pict w14:anchorId="05644683">
-          <v:rect id="_x0000_i1056" style="width:0;height:1.5pt" o:hralign="center" o:hrstd="t" o:hr="t" fillcolor="#a0a0a0" stroked="f"/>
-        </w:pict>
-      </w:r>
-    </w:p>
-    <w:p>
-      <w:pPr>
+        <w:t>Khi nào nên dùng</w:t>
+      </w:r>
+      <w:r>
+        <w:rPr>
+          <w:lang w:val="en-AE"/>
+        </w:rPr>
+        <w:t xml:space="preserve"> </w:t>
+      </w:r>
+      <w:r>
+        <w:t>FirstOrDefault()</w:t>
+      </w:r>
+      <w:r>
+        <w:rPr>
+          <w:lang w:val="en-AE"/>
+        </w:rPr>
+        <w:t xml:space="preserve"> vs </w:t>
+      </w:r>
+      <w:r>
+        <w:t>SingleOrDefault()</w:t>
+      </w:r>
+      <w:r>
+        <w:rPr>
+          <w:lang w:val="en-AE"/>
+        </w:rPr>
+        <w:t>?</w:t>
+      </w:r>
+    </w:p>
+    <w:p>
+      <w:pPr>
+        <w:pStyle w:val="ds-markdown-paragraph"/>
         <w:numPr>
           <w:ilvl w:val="0"/>
           <w:numId w:val="9"/>
         </w:numPr>
-      </w:pPr>
-      <w:r>
-        <w:pict w14:anchorId="72F1C9E2">
-          <v:rect id="_x0000_i1057" style="width:0;height:1.5pt" o:hralign="center" o:hrstd="t" o:hr="t" fillcolor="#a0a0a0" stroked="f"/>
-        </w:pict>
-      </w:r>
-    </w:p>
-    <w:p>
-      <w:pPr>
+        <w:shd w:val="clear" w:color="auto" w:fill="FFFFFF"/>
+        <w:spacing w:before="0" w:beforeAutospacing="0" w:after="0" w:afterAutospacing="0"/>
+        <w:rPr>
+          <w:rFonts w:ascii="Segoe UI" w:hAnsi="Segoe UI" w:cs="Segoe UI"/>
+          <w:color w:val="0F1115"/>
+        </w:rPr>
+      </w:pPr>
+      <w:r>
+        <w:rPr>
+          <w:rFonts w:ascii="Segoe UI" w:hAnsi="Segoe UI" w:cs="Segoe UI"/>
+          <w:color w:val="0F1115"/>
+        </w:rPr>
+        <w:t>Làm thế nào để implement pagination trong EF Core?</w:t>
+      </w:r>
+    </w:p>
+    <w:p>
+      <w:pPr>
+        <w:pStyle w:val="ds-markdown-paragraph"/>
         <w:numPr>
           <w:ilvl w:val="0"/>
           <w:numId w:val="9"/>
         </w:numPr>
-      </w:pPr>
-      <w:r>
-        <w:pict w14:anchorId="40DAC914">
-          <v:rect id="_x0000_i1058" style="width:0;height:1.5pt" o:hralign="center" o:hrstd="t" o:hr="t" fillcolor="#a0a0a0" stroked="f"/>
-        </w:pict>
-      </w:r>
-    </w:p>
-    <w:p>
-      <w:pPr>
-        <w:widowControl w:val="0"/>
-        <w:pBdr>
-          <w:top w:val="nil"/>
-          <w:left w:val="nil"/>
-          <w:bottom w:val="nil"/>
-          <w:right w:val="nil"/>
-          <w:between w:val="nil"/>
-        </w:pBdr>
-      </w:pPr>
-    </w:p>
-    <w:p>
-      <w:r>
-        <w:pict w14:anchorId="2460E659">
-          <v:rect id="_x0000_i1059" style="width:0;height:1.5pt" o:hralign="center" o:hrstd="t" o:hr="t" fillcolor="#a0a0a0" stroked="f"/>
-        </w:pict>
-      </w:r>
+        <w:shd w:val="clear" w:color="auto" w:fill="FFFFFF"/>
+        <w:spacing w:before="0" w:beforeAutospacing="0" w:after="0" w:afterAutospacing="0"/>
+        <w:rPr>
+          <w:rFonts w:ascii="Segoe UI" w:hAnsi="Segoe UI" w:cs="Segoe UI"/>
+          <w:color w:val="0F1115"/>
+        </w:rPr>
+      </w:pPr>
+      <w:r>
+        <w:rPr>
+          <w:rFonts w:ascii="Segoe UI" w:hAnsi="Segoe UI" w:cs="Segoe UI"/>
+          <w:color w:val="0F1115"/>
+        </w:rPr>
+        <w:t>Cách xử lý transaction với EF Core?</w:t>
+      </w:r>
+    </w:p>
+    <w:p>
+      <w:pPr>
+        <w:rPr>
+          <w:lang w:val="en-AE"/>
+        </w:rPr>
+      </w:pPr>
     </w:p>
     <w:p>
       <w:pPr>
@@ -6917,7 +6947,7 @@
     <w:p>
       <w:r>
         <w:pict w14:anchorId="3471B541">
-          <v:rect id="_x0000_i1060" style="width:0;height:1.5pt" o:hralign="center" o:hrstd="t" o:hr="t" fillcolor="#a0a0a0" stroked="f"/>
+          <v:rect id="_x0000_i1049" style="width:0;height:1.5pt" o:hralign="center" o:hrstd="t" o:hr="t" fillcolor="#a0a0a0" stroked="f"/>
         </w:pict>
       </w:r>
     </w:p>
@@ -6959,7 +6989,7 @@
     <w:p>
       <w:r>
         <w:pict w14:anchorId="09435F0D">
-          <v:rect id="_x0000_i1061" style="width:0;height:1.5pt" o:hralign="center" o:hrstd="t" o:hr="t" fillcolor="#a0a0a0" stroked="f"/>
+          <v:rect id="_x0000_i1050" style="width:0;height:1.5pt" o:hralign="center" o:hrstd="t" o:hr="t" fillcolor="#a0a0a0" stroked="f"/>
         </w:pict>
       </w:r>
     </w:p>
@@ -6978,7 +7008,7 @@
     <w:p>
       <w:r>
         <w:pict w14:anchorId="78A2206E">
-          <v:rect id="_x0000_i1062" style="width:0;height:1.5pt" o:hralign="center" o:hrstd="t" o:hr="t" fillcolor="#a0a0a0" stroked="f"/>
+          <v:rect id="_x0000_i1051" style="width:0;height:1.5pt" o:hralign="center" o:hrstd="t" o:hr="t" fillcolor="#a0a0a0" stroked="f"/>
         </w:pict>
       </w:r>
     </w:p>
@@ -7398,8 +7428,9 @@
     </w:p>
     <w:p>
       <w:r>
+        <w:lastRenderedPageBreak/>
         <w:pict w14:anchorId="7EC30A54">
-          <v:rect id="_x0000_i1063" style="width:0;height:1.5pt" o:hralign="center" o:hrstd="t" o:hr="t" fillcolor="#a0a0a0" stroked="f"/>
+          <v:rect id="_x0000_i1052" style="width:0;height:1.5pt" o:hralign="center" o:hrstd="t" o:hr="t" fillcolor="#a0a0a0" stroked="f"/>
         </w:pict>
       </w:r>
     </w:p>
@@ -7414,7 +7445,6 @@
           <w:b/>
           <w:bCs/>
         </w:rPr>
-        <w:lastRenderedPageBreak/>
         <w:t>2. Ví dụ thực hành (Cải tiến Entity Classes)</w:t>
       </w:r>
     </w:p>
@@ -8373,7 +8403,7 @@
     <w:p>
       <w:r>
         <w:pict w14:anchorId="1B7027C9">
-          <v:rect id="_x0000_i1064" style="width:0;height:1.5pt" o:hralign="center" o:hrstd="t" o:hr="t" fillcolor="#a0a0a0" stroked="f"/>
+          <v:rect id="_x0000_i1053" style="width:0;height:1.5pt" o:hralign="center" o:hrstd="t" o:hr="t" fillcolor="#a0a0a0" stroked="f"/>
         </w:pict>
       </w:r>
     </w:p>
@@ -9041,7 +9071,7 @@
     <w:p>
       <w:r>
         <w:pict w14:anchorId="38B319D2">
-          <v:rect id="_x0000_i1065" style="width:0;height:1.5pt" o:hralign="center" o:hrstd="t" o:hr="t" fillcolor="#a0a0a0" stroked="f"/>
+          <v:rect id="_x0000_i1054" style="width:0;height:1.5pt" o:hralign="center" o:hrstd="t" o:hr="t" fillcolor="#a0a0a0" stroked="f"/>
         </w:pict>
       </w:r>
     </w:p>
@@ -9151,11 +9181,52 @@
           <w:between w:val="nil"/>
         </w:pBdr>
       </w:pPr>
+      <w:r>
+        <w:rPr>
+          <w:noProof/>
+        </w:rPr>
+        <w:lastRenderedPageBreak/>
+        <w:drawing>
+          <wp:inline distT="0" distB="0" distL="0" distR="0" wp14:anchorId="7DDD0979" wp14:editId="68F4DC3B">
+            <wp:extent cx="5943600" cy="3342005"/>
+            <wp:effectExtent l="0" t="0" r="0" b="0"/>
+            <wp:docPr id="1065181457" name="Picture 1"/>
+            <wp:cNvGraphicFramePr>
+              <a:graphicFrameLocks xmlns:a="http://schemas.openxmlformats.org/drawingml/2006/main" noChangeAspect="1"/>
+            </wp:cNvGraphicFramePr>
+            <a:graphic xmlns:a="http://schemas.openxmlformats.org/drawingml/2006/main">
+              <a:graphicData uri="http://schemas.openxmlformats.org/drawingml/2006/picture">
+                <pic:pic xmlns:pic="http://schemas.openxmlformats.org/drawingml/2006/picture">
+                  <pic:nvPicPr>
+                    <pic:cNvPr id="1065181457" name=""/>
+                    <pic:cNvPicPr/>
+                  </pic:nvPicPr>
+                  <pic:blipFill>
+                    <a:blip r:embed="rId6"/>
+                    <a:stretch>
+                      <a:fillRect/>
+                    </a:stretch>
+                  </pic:blipFill>
+                  <pic:spPr>
+                    <a:xfrm>
+                      <a:off x="0" y="0"/>
+                      <a:ext cx="5943600" cy="3342005"/>
+                    </a:xfrm>
+                    <a:prstGeom prst="rect">
+                      <a:avLst/>
+                    </a:prstGeom>
+                  </pic:spPr>
+                </pic:pic>
+              </a:graphicData>
+            </a:graphic>
+          </wp:inline>
+        </w:drawing>
+      </w:r>
     </w:p>
     <w:p>
       <w:r>
         <w:pict w14:anchorId="49F251EC">
-          <v:rect id="_x0000_i1066" style="width:0;height:1.5pt" o:hralign="center" o:hrstd="t" o:hr="t" fillcolor="#a0a0a0" stroked="f"/>
+          <v:rect id="_x0000_i1055" style="width:0;height:1.5pt" o:hralign="center" o:hrstd="t" o:hr="t" fillcolor="#a0a0a0" stroked="f"/>
         </w:pict>
       </w:r>
     </w:p>
@@ -9181,41 +9252,53 @@
         </w:numPr>
       </w:pPr>
       <w:r>
-        <w:pict w14:anchorId="703DB342">
-          <v:rect id="_x0000_i1067" style="width:0;height:1.5pt" o:hralign="center" o:hrstd="t" o:hr="t" fillcolor="#a0a0a0" stroked="f"/>
-        </w:pict>
-      </w:r>
-    </w:p>
-    <w:p>
-      <w:pPr>
+        <w:t>Khi nào nên dùng</w:t>
+      </w:r>
+      <w:r>
+        <w:rPr>
+          <w:lang w:val="en-AE"/>
+        </w:rPr>
+        <w:t xml:space="preserve"> </w:t>
+      </w:r>
+      <w:r>
+        <w:t>HasDefaultValue()</w:t>
+      </w:r>
+      <w:r>
+        <w:rPr>
+          <w:lang w:val="en-AE"/>
+        </w:rPr>
+        <w:t xml:space="preserve"> vs </w:t>
+      </w:r>
+      <w:r>
+        <w:t>HasDefaultValueSql()</w:t>
+      </w:r>
+      <w:r>
+        <w:rPr>
+          <w:lang w:val="en-AE"/>
+        </w:rPr>
+        <w:t xml:space="preserve"> ?</w:t>
+      </w:r>
+    </w:p>
+    <w:p>
+      <w:pPr>
+        <w:pStyle w:val="ds-markdown-paragraph"/>
         <w:numPr>
           <w:ilvl w:val="0"/>
           <w:numId w:val="2"/>
         </w:numPr>
-      </w:pPr>
-      <w:r>
-        <w:pict w14:anchorId="0A12D3BB">
-          <v:rect id="_x0000_i1068" style="width:0;height:1.5pt" o:hralign="center" o:hrstd="t" o:hr="t" fillcolor="#a0a0a0" stroked="f"/>
-        </w:pict>
-      </w:r>
-    </w:p>
-    <w:p>
-      <w:pPr>
-        <w:widowControl w:val="0"/>
-        <w:pBdr>
-          <w:top w:val="nil"/>
-          <w:left w:val="nil"/>
-          <w:bottom w:val="nil"/>
-          <w:right w:val="nil"/>
-          <w:between w:val="nil"/>
-        </w:pBdr>
-      </w:pPr>
-    </w:p>
-    <w:p>
-      <w:r>
-        <w:pict w14:anchorId="0F515E04">
-          <v:rect id="_x0000_i1069" style="width:0;height:1.5pt" o:hralign="center" o:hrstd="t" o:hr="t" fillcolor="#a0a0a0" stroked="f"/>
-        </w:pict>
+        <w:shd w:val="clear" w:color="auto" w:fill="FFFFFF"/>
+        <w:spacing w:before="0" w:beforeAutospacing="0" w:after="0" w:afterAutospacing="0"/>
+        <w:rPr>
+          <w:rFonts w:ascii="Segoe UI" w:hAnsi="Segoe UI" w:cs="Segoe UI"/>
+          <w:color w:val="0F1115"/>
+        </w:rPr>
+      </w:pPr>
+      <w:r>
+        <w:rPr>
+          <w:rFonts w:ascii="Segoe UI" w:hAnsi="Segoe UI" w:cs="Segoe UI"/>
+          <w:color w:val="0F1115"/>
+        </w:rPr>
+        <w:t>Làm thế nào để seed data ban đầu với Fluent API?</w:t>
       </w:r>
     </w:p>
     <w:p>
@@ -9233,7 +9316,7 @@
     <w:p>
       <w:r>
         <w:pict w14:anchorId="3F9071F5">
-          <v:rect id="_x0000_i1070" style="width:0;height:1.5pt" o:hralign="center" o:hrstd="t" o:hr="t" fillcolor="#a0a0a0" stroked="f"/>
+          <v:rect id="_x0000_i1056" style="width:0;height:1.5pt" o:hralign="center" o:hrstd="t" o:hr="t" fillcolor="#a0a0a0" stroked="f"/>
         </w:pict>
       </w:r>
     </w:p>
@@ -9333,17 +9416,27 @@
           <w:ilvl w:val="0"/>
           <w:numId w:val="11"/>
         </w:numPr>
-      </w:pPr>
-      <w:r>
+        <w:rPr>
+          <w:highlight w:val="yellow"/>
+        </w:rPr>
+      </w:pPr>
+      <w:r>
+        <w:rPr>
+          <w:highlight w:val="yellow"/>
+        </w:rPr>
         <w:t>B. Viết C# classes trước, Database tự tạo từ code</w:t>
       </w:r>
       <w:r>
         <w:rPr>
+          <w:highlight w:val="yellow"/>
           <w:lang w:val="en-AE"/>
         </w:rPr>
         <w:t xml:space="preserve"> </w:t>
       </w:r>
       <w:r>
+        <w:rPr>
+          <w:highlight w:val="yellow"/>
+        </w:rPr>
         <w:t>và database, quản lý connection, tracking changes</w:t>
       </w:r>
     </w:p>
@@ -9408,8 +9501,14 @@
           <w:ilvl w:val="0"/>
           <w:numId w:val="11"/>
         </w:numPr>
-      </w:pPr>
-      <w:r>
+        <w:rPr>
+          <w:highlight w:val="yellow"/>
+        </w:rPr>
+      </w:pPr>
+      <w:r>
+        <w:rPr>
+          <w:highlight w:val="yellow"/>
+        </w:rPr>
         <w:t>B. Cổng giao tiếp giữa C# code và Database</w:t>
       </w:r>
     </w:p>
@@ -9421,6 +9520,7 @@
         </w:numPr>
       </w:pPr>
       <w:r>
+        <w:lastRenderedPageBreak/>
         <w:t>C. Một bảng trong database</w:t>
       </w:r>
     </w:p>
@@ -9474,8 +9574,14 @@
           <w:ilvl w:val="0"/>
           <w:numId w:val="11"/>
         </w:numPr>
-      </w:pPr>
-      <w:r>
+        <w:rPr>
+          <w:highlight w:val="yellow"/>
+        </w:rPr>
+      </w:pPr>
+      <w:r>
+        <w:rPr>
+          <w:highlight w:val="yellow"/>
+        </w:rPr>
         <w:t>B. Tạo và cập nhật database schema</w:t>
       </w:r>
     </w:p>
@@ -9549,14 +9655,21 @@
           <w:ilvl w:val="0"/>
           <w:numId w:val="11"/>
         </w:numPr>
-      </w:pPr>
-      <w:r>
+        <w:rPr>
+          <w:highlight w:val="yellow"/>
+        </w:rPr>
+      </w:pPr>
+      <w:r>
+        <w:rPr>
+          <w:highlight w:val="yellow"/>
+        </w:rPr>
         <w:t xml:space="preserve">B. </w:t>
       </w:r>
       <w:r>
         <w:rPr>
           <w:rFonts w:ascii="Roboto Mono" w:eastAsia="Roboto Mono" w:hAnsi="Roboto Mono" w:cs="Roboto Mono"/>
           <w:color w:val="188038"/>
+          <w:highlight w:val="yellow"/>
         </w:rPr>
         <w:t>.Include()</w:t>
       </w:r>
@@ -9618,10 +9731,14 @@
           <w:ilvl w:val="0"/>
           <w:numId w:val="11"/>
         </w:numPr>
+        <w:rPr>
+          <w:highlight w:val="yellow"/>
+        </w:rPr>
       </w:pPr>
       <w:r>
         <w:rPr>
           <w:rFonts w:ascii="Arial Unicode MS" w:eastAsia="Arial Unicode MS" w:hAnsi="Arial Unicode MS" w:cs="Arial Unicode MS"/>
+          <w:highlight w:val="yellow"/>
         </w:rPr>
         <w:t>A. Không dùng Include → mỗi navigation property access = 1 query</w:t>
       </w:r>
@@ -9666,7 +9783,6 @@
           <w:b/>
           <w:bCs/>
         </w:rPr>
-        <w:lastRenderedPageBreak/>
         <w:t>6. Soft Delete khác Hard Delete?</w:t>
       </w:r>
     </w:p>
@@ -9699,8 +9815,14 @@
           <w:ilvl w:val="0"/>
           <w:numId w:val="11"/>
         </w:numPr>
-      </w:pPr>
-      <w:r>
+        <w:rPr>
+          <w:highlight w:val="yellow"/>
+        </w:rPr>
+      </w:pPr>
+      <w:r>
+        <w:rPr>
+          <w:highlight w:val="yellow"/>
+        </w:rPr>
         <w:t>B. Soft Delete đánh dấu (IsDeleted=true), Hard Delete xóa hẳn</w:t>
       </w:r>
     </w:p>
@@ -9767,8 +9889,14 @@
           <w:ilvl w:val="0"/>
           <w:numId w:val="11"/>
         </w:numPr>
-      </w:pPr>
-      <w:r>
+        <w:rPr>
+          <w:highlight w:val="yellow"/>
+        </w:rPr>
+      </w:pPr>
+      <w:r>
+        <w:rPr>
+          <w:highlight w:val="yellow"/>
+        </w:rPr>
         <w:t>B. Property không được phép null</w:t>
       </w:r>
     </w:p>
@@ -9833,8 +9961,14 @@
           <w:ilvl w:val="0"/>
           <w:numId w:val="11"/>
         </w:numPr>
-      </w:pPr>
-      <w:r>
+        <w:rPr>
+          <w:highlight w:val="yellow"/>
+        </w:rPr>
+      </w:pPr>
+      <w:r>
+        <w:rPr>
+          <w:highlight w:val="yellow"/>
+        </w:rPr>
         <w:t>B. Fluent API</w:t>
       </w:r>
     </w:p>
@@ -9864,7 +9998,7 @@
     <w:p>
       <w:r>
         <w:pict w14:anchorId="237087D1">
-          <v:rect id="_x0000_i1071" style="width:0;height:1.5pt" o:hralign="center" o:hrstd="t" o:hr="t" fillcolor="#a0a0a0" stroked="f"/>
+          <v:rect id="_x0000_i1057" style="width:0;height:1.5pt" o:hralign="center" o:hrstd="t" o:hr="t" fillcolor="#a0a0a0" stroked="f"/>
         </w:pict>
       </w:r>
     </w:p>
@@ -9879,6 +10013,7 @@
           <w:b/>
           <w:bCs/>
         </w:rPr>
+        <w:lastRenderedPageBreak/>
         <w:t>Đáp án Mini Test</w:t>
       </w:r>
     </w:p>
@@ -10096,7 +10231,7 @@
     <w:p>
       <w:r>
         <w:pict w14:anchorId="2F171F2A">
-          <v:rect id="_x0000_i1072" style="width:0;height:1.5pt" o:hralign="center" o:hrstd="t" o:hr="t" fillcolor="#a0a0a0" stroked="f"/>
+          <v:rect id="_x0000_i1058" style="width:0;height:1.5pt" o:hralign="center" o:hrstd="t" o:hr="t" fillcolor="#a0a0a0" stroked="f"/>
         </w:pict>
       </w:r>
     </w:p>
@@ -10111,7 +10246,6 @@
           <w:b/>
           <w:bCs/>
         </w:rPr>
-        <w:lastRenderedPageBreak/>
         <w:t>📌 TÓM TẮT CHƯƠNG (Self-Reflection)</w:t>
       </w:r>
     </w:p>
@@ -10140,41 +10274,90 @@
     </w:p>
     <w:p>
       <w:pPr>
+        <w:pStyle w:val="ds-markdown-paragraph"/>
         <w:numPr>
           <w:ilvl w:val="0"/>
           <w:numId w:val="5"/>
         </w:numPr>
-      </w:pPr>
-      <w:r>
-        <w:pict w14:anchorId="2513579D">
-          <v:rect id="_x0000_i1073" style="width:0;height:1.5pt" o:hralign="center" o:hrstd="t" o:hr="t" fillcolor="#a0a0a0" stroked="f"/>
-        </w:pict>
-      </w:r>
-    </w:p>
-    <w:p>
-      <w:pPr>
+        <w:shd w:val="clear" w:color="auto" w:fill="FFFFFF"/>
+        <w:spacing w:before="0" w:beforeAutospacing="0" w:after="0" w:afterAutospacing="0"/>
+        <w:rPr>
+          <w:rFonts w:ascii="Segoe UI" w:hAnsi="Segoe UI" w:cs="Segoe UI"/>
+          <w:color w:val="0F1115"/>
+        </w:rPr>
+      </w:pPr>
+      <w:r>
+        <w:rPr>
+          <w:rFonts w:ascii="Segoe UI" w:hAnsi="Segoe UI" w:cs="Segoe UI"/>
+          <w:color w:val="0F1115"/>
+        </w:rPr>
+        <w:t>ORM giúp map object C# với database, giảm code SQL thủ công</w:t>
+      </w:r>
+    </w:p>
+    <w:p>
+      <w:pPr>
+        <w:pStyle w:val="ds-markdown-paragraph"/>
         <w:numPr>
           <w:ilvl w:val="0"/>
           <w:numId w:val="5"/>
         </w:numPr>
-      </w:pPr>
-      <w:r>
-        <w:pict w14:anchorId="7214F534">
-          <v:rect id="_x0000_i1074" style="width:0;height:1.5pt" o:hralign="center" o:hrstd="t" o:hr="t" fillcolor="#a0a0a0" stroked="f"/>
-        </w:pict>
-      </w:r>
-    </w:p>
-    <w:p>
-      <w:pPr>
+        <w:shd w:val="clear" w:color="auto" w:fill="FFFFFF"/>
+        <w:spacing w:before="0" w:beforeAutospacing="0" w:after="0" w:afterAutospacing="0"/>
+        <w:rPr>
+          <w:rFonts w:ascii="Segoe UI" w:hAnsi="Segoe UI" w:cs="Segoe UI"/>
+          <w:color w:val="0F1115"/>
+        </w:rPr>
+      </w:pPr>
+      <w:r>
+        <w:rPr>
+          <w:rFonts w:ascii="Segoe UI" w:hAnsi="Segoe UI" w:cs="Segoe UI"/>
+          <w:color w:val="0F1115"/>
+        </w:rPr>
+        <w:t>Code First workflow: Entity → DbContext → Migration → Database</w:t>
+      </w:r>
+    </w:p>
+    <w:p>
+      <w:pPr>
+        <w:pStyle w:val="ds-markdown-paragraph"/>
         <w:numPr>
           <w:ilvl w:val="0"/>
           <w:numId w:val="5"/>
         </w:numPr>
-      </w:pPr>
-      <w:r>
-        <w:pict w14:anchorId="290FBD8F">
-          <v:rect id="_x0000_i1075" style="width:0;height:1.5pt" o:hralign="center" o:hrstd="t" o:hr="t" fillcolor="#a0a0a0" stroked="f"/>
-        </w:pict>
+        <w:shd w:val="clear" w:color="auto" w:fill="FFFFFF"/>
+        <w:spacing w:before="0" w:beforeAutospacing="0" w:after="0" w:afterAutospacing="0"/>
+        <w:rPr>
+          <w:rFonts w:ascii="Segoe UI" w:hAnsi="Segoe UI" w:cs="Segoe UI"/>
+          <w:color w:val="0F1115"/>
+        </w:rPr>
+      </w:pPr>
+      <w:r>
+        <w:rPr>
+          <w:rFonts w:ascii="Segoe UI" w:hAnsi="Segoe UI" w:cs="Segoe UI"/>
+          <w:color w:val="0F1115"/>
+        </w:rPr>
+        <w:t>CRUD operations với EF Core, quan hệ 1-N, N+1 problem và cách fix</w:t>
+      </w:r>
+    </w:p>
+    <w:p>
+      <w:pPr>
+        <w:pStyle w:val="ds-markdown-paragraph"/>
+        <w:numPr>
+          <w:ilvl w:val="0"/>
+          <w:numId w:val="5"/>
+        </w:numPr>
+        <w:shd w:val="clear" w:color="auto" w:fill="FFFFFF"/>
+        <w:spacing w:before="0" w:beforeAutospacing="0" w:after="0" w:afterAutospacing="0"/>
+        <w:rPr>
+          <w:rFonts w:ascii="Segoe UI" w:hAnsi="Segoe UI" w:cs="Segoe UI"/>
+          <w:color w:val="0F1115"/>
+        </w:rPr>
+      </w:pPr>
+      <w:r>
+        <w:rPr>
+          <w:rFonts w:ascii="Segoe UI" w:hAnsi="Segoe UI" w:cs="Segoe UI"/>
+          <w:color w:val="0F1115"/>
+        </w:rPr>
+        <w:t>Data Annotations vs Fluent API: ưu nhược điểm mỗi cách</w:t>
       </w:r>
     </w:p>
     <w:p>
@@ -10193,28 +10376,68 @@
     </w:p>
     <w:p>
       <w:pPr>
+        <w:pStyle w:val="ds-markdown-paragraph"/>
         <w:numPr>
           <w:ilvl w:val="0"/>
           <w:numId w:val="6"/>
         </w:numPr>
-      </w:pPr>
-      <w:r>
-        <w:pict w14:anchorId="5BE7DF8E">
-          <v:rect id="_x0000_i1076" style="width:0;height:1.5pt" o:hralign="center" o:hrstd="t" o:hr="t" fillcolor="#a0a0a0" stroked="f"/>
-        </w:pict>
-      </w:r>
-    </w:p>
-    <w:p>
-      <w:pPr>
+        <w:shd w:val="clear" w:color="auto" w:fill="FFFFFF"/>
+        <w:spacing w:before="0" w:beforeAutospacing="0" w:after="0" w:afterAutospacing="0"/>
+        <w:rPr>
+          <w:rFonts w:ascii="Segoe UI" w:hAnsi="Segoe UI" w:cs="Segoe UI"/>
+          <w:color w:val="0F1115"/>
+        </w:rPr>
+      </w:pPr>
+      <w:r>
+        <w:rPr>
+          <w:rFonts w:ascii="Segoe UI" w:hAnsi="Segoe UI" w:cs="Segoe UI"/>
+          <w:color w:val="0F1115"/>
+        </w:rPr>
+        <w:t>Cách tối ưu performance với complex queries, indexing</w:t>
+      </w:r>
+    </w:p>
+    <w:p>
+      <w:pPr>
+        <w:pStyle w:val="ds-markdown-paragraph"/>
         <w:numPr>
           <w:ilvl w:val="0"/>
           <w:numId w:val="6"/>
         </w:numPr>
-      </w:pPr>
-      <w:r>
-        <w:pict w14:anchorId="697824CC">
-          <v:rect id="_x0000_i1077" style="width:0;height:1.5pt" o:hralign="center" o:hrstd="t" o:hr="t" fillcolor="#a0a0a0" stroked="f"/>
-        </w:pict>
+        <w:shd w:val="clear" w:color="auto" w:fill="FFFFFF"/>
+        <w:spacing w:before="0" w:beforeAutospacing="0" w:after="0" w:afterAutospacing="0"/>
+        <w:rPr>
+          <w:rFonts w:ascii="Segoe UI" w:hAnsi="Segoe UI" w:cs="Segoe UI"/>
+          <w:color w:val="0F1115"/>
+        </w:rPr>
+      </w:pPr>
+      <w:r>
+        <w:rPr>
+          <w:rFonts w:ascii="Segoe UI" w:hAnsi="Segoe UI" w:cs="Segoe UI"/>
+          <w:color w:val="0F1115"/>
+        </w:rPr>
+        <w:t>Làm việc với stored procedure, view trong EF Core</w:t>
+      </w:r>
+    </w:p>
+    <w:p>
+      <w:pPr>
+        <w:pStyle w:val="ds-markdown-paragraph"/>
+        <w:numPr>
+          <w:ilvl w:val="0"/>
+          <w:numId w:val="6"/>
+        </w:numPr>
+        <w:shd w:val="clear" w:color="auto" w:fill="FFFFFF"/>
+        <w:spacing w:before="0" w:beforeAutospacing="0" w:after="0" w:afterAutospacing="0"/>
+        <w:rPr>
+          <w:rFonts w:ascii="Segoe UI" w:hAnsi="Segoe UI" w:cs="Segoe UI"/>
+          <w:color w:val="0F1115"/>
+        </w:rPr>
+      </w:pPr>
+      <w:r>
+        <w:rPr>
+          <w:rFonts w:ascii="Segoe UI" w:hAnsi="Segoe UI" w:cs="Segoe UI"/>
+          <w:color w:val="0F1115"/>
+        </w:rPr>
+        <w:t>Multi-tenancy, sharding với EF Core</w:t>
       </w:r>
     </w:p>
     <w:p>
@@ -10232,29 +10455,80 @@
       </w:r>
     </w:p>
     <w:p>
-      <w:r>
-        <w:pict w14:anchorId="41289AA0">
-          <v:rect id="_x0000_i1078" style="width:0;height:1.5pt" o:hralign="center" o:hrstd="t" o:hr="t" fillcolor="#a0a0a0" stroked="f"/>
-        </w:pict>
-      </w:r>
-    </w:p>
-    <w:p>
-      <w:pPr>
-        <w:widowControl w:val="0"/>
-        <w:pBdr>
-          <w:top w:val="nil"/>
-          <w:left w:val="nil"/>
-          <w:bottom w:val="nil"/>
-          <w:right w:val="nil"/>
-          <w:between w:val="nil"/>
-        </w:pBdr>
-      </w:pPr>
-    </w:p>
-    <w:p>
-      <w:r>
-        <w:pict w14:anchorId="4DC0B0E9">
-          <v:rect id="_x0000_i1079" style="width:0;height:1.5pt" o:hralign="center" o:hrstd="t" o:hr="t" fillcolor="#a0a0a0" stroked="f"/>
-        </w:pict>
+      <w:pPr>
+        <w:numPr>
+          <w:ilvl w:val="0"/>
+          <w:numId w:val="29"/>
+        </w:numPr>
+      </w:pPr>
+      <w:r>
+        <w:t>Học về Many-to-Many, One-to-One relationships</w:t>
+      </w:r>
+    </w:p>
+    <w:p>
+      <w:pPr>
+        <w:pStyle w:val="ds-markdown-paragraph"/>
+        <w:numPr>
+          <w:ilvl w:val="0"/>
+          <w:numId w:val="29"/>
+        </w:numPr>
+        <w:shd w:val="clear" w:color="auto" w:fill="FFFFFF"/>
+        <w:spacing w:before="0" w:beforeAutospacing="0" w:after="0" w:afterAutospacing="0"/>
+        <w:rPr>
+          <w:rFonts w:ascii="Segoe UI" w:hAnsi="Segoe UI" w:cs="Segoe UI"/>
+          <w:color w:val="0F1115"/>
+        </w:rPr>
+      </w:pPr>
+      <w:r>
+        <w:rPr>
+          <w:rFonts w:ascii="Segoe UI" w:hAnsi="Segoe UI" w:cs="Segoe UI"/>
+          <w:color w:val="0F1115"/>
+        </w:rPr>
+        <w:t>Tìm hiểu về EF Core với NoSQL (Cosmos DB)</w:t>
+      </w:r>
+    </w:p>
+    <w:p>
+      <w:pPr>
+        <w:pStyle w:val="ds-markdown-paragraph"/>
+        <w:numPr>
+          <w:ilvl w:val="0"/>
+          <w:numId w:val="29"/>
+        </w:numPr>
+        <w:shd w:val="clear" w:color="auto" w:fill="FFFFFF"/>
+        <w:spacing w:before="0" w:beforeAutospacing="0" w:after="0" w:afterAutospacing="0"/>
+        <w:rPr>
+          <w:rFonts w:ascii="Segoe UI" w:hAnsi="Segoe UI" w:cs="Segoe UI"/>
+          <w:color w:val="0F1115"/>
+        </w:rPr>
+      </w:pPr>
+      <w:r>
+        <w:rPr>
+          <w:rFonts w:ascii="Segoe UI" w:hAnsi="Segoe UI" w:cs="Segoe UI"/>
+          <w:color w:val="0F1115"/>
+        </w:rPr>
+        <w:t>Tối ưu query performance, sử dụng profiling tools</w:t>
+      </w:r>
+    </w:p>
+    <w:p>
+      <w:pPr>
+        <w:pStyle w:val="ds-markdown-paragraph"/>
+        <w:numPr>
+          <w:ilvl w:val="0"/>
+          <w:numId w:val="29"/>
+        </w:numPr>
+        <w:shd w:val="clear" w:color="auto" w:fill="FFFFFF"/>
+        <w:spacing w:before="0" w:beforeAutospacing="0" w:after="0" w:afterAutospacing="0"/>
+        <w:rPr>
+          <w:rFonts w:ascii="Segoe UI" w:hAnsi="Segoe UI" w:cs="Segoe UI"/>
+          <w:color w:val="0F1115"/>
+        </w:rPr>
+      </w:pPr>
+      <w:r>
+        <w:rPr>
+          <w:rFonts w:ascii="Segoe UI" w:hAnsi="Segoe UI" w:cs="Segoe UI"/>
+          <w:color w:val="0F1115"/>
+        </w:rPr>
+        <w:t>Học Unit of Work, Repository pattern với EF Core</w:t>
       </w:r>
     </w:p>
     <w:p>
@@ -10272,7 +10546,7 @@
     <w:p>
       <w:r>
         <w:pict w14:anchorId="744FAABD">
-          <v:rect id="_x0000_i1080" style="width:0;height:1.5pt" o:hralign="center" o:hrstd="t" o:hr="t" fillcolor="#a0a0a0" stroked="f"/>
+          <v:rect id="_x0000_i1059" style="width:0;height:1.5pt" o:hralign="center" o:hrstd="t" o:hr="t" fillcolor="#a0a0a0" stroked="f"/>
         </w:pict>
       </w:r>
     </w:p>
@@ -10312,7 +10586,7 @@
     <w:p>
       <w:r>
         <w:pict w14:anchorId="2F561B88">
-          <v:rect id="_x0000_i1081" style="width:0;height:1.5pt" o:hralign="center" o:hrstd="t" o:hr="t" fillcolor="#a0a0a0" stroked="f"/>
+          <v:rect id="_x0000_i1060" style="width:0;height:1.5pt" o:hralign="center" o:hrstd="t" o:hr="t" fillcolor="#a0a0a0" stroked="f"/>
         </w:pict>
       </w:r>
     </w:p>
@@ -10331,7 +10605,7 @@
     <w:p>
       <w:r>
         <w:pict w14:anchorId="156B0873">
-          <v:rect id="_x0000_i1082" style="width:0;height:1.5pt" o:hralign="center" o:hrstd="t" o:hr="t" fillcolor="#a0a0a0" stroked="f"/>
+          <v:rect id="_x0000_i1061" style="width:0;height:1.5pt" o:hralign="center" o:hrstd="t" o:hr="t" fillcolor="#a0a0a0" stroked="f"/>
         </w:pict>
       </w:r>
     </w:p>
@@ -10350,7 +10624,7 @@
     <w:p>
       <w:r>
         <w:pict w14:anchorId="462FE7AA">
-          <v:rect id="_x0000_i1083" style="width:0;height:1.5pt" o:hralign="center" o:hrstd="t" o:hr="t" fillcolor="#a0a0a0" stroked="f"/>
+          <v:rect id="_x0000_i1062" style="width:0;height:1.5pt" o:hralign="center" o:hrstd="t" o:hr="t" fillcolor="#a0a0a0" stroked="f"/>
         </w:pict>
       </w:r>
     </w:p>
@@ -10369,7 +10643,7 @@
     <w:p>
       <w:r>
         <w:pict w14:anchorId="36D72DF7">
-          <v:rect id="_x0000_i1084" style="width:0;height:1.5pt" o:hralign="center" o:hrstd="t" o:hr="t" fillcolor="#a0a0a0" stroked="f"/>
+          <v:rect id="_x0000_i1063" style="width:0;height:1.5pt" o:hralign="center" o:hrstd="t" o:hr="t" fillcolor="#a0a0a0" stroked="f"/>
         </w:pict>
       </w:r>
     </w:p>
@@ -10877,6 +11151,232 @@
     </w:lvl>
   </w:abstractNum>
   <w:abstractNum w:abstractNumId="2" w15:restartNumberingAfterBreak="0">
+    <w:nsid w:val="0DFB053C"/>
+    <w:multiLevelType w:val="multilevel"/>
+    <w:tmpl w:val="F7029B9A"/>
+    <w:lvl w:ilvl="0">
+      <w:start w:val="1"/>
+      <w:numFmt w:val="decimal"/>
+      <w:lvlText w:val="%1."/>
+      <w:lvlJc w:val="left"/>
+      <w:pPr>
+        <w:tabs>
+          <w:tab w:val="num" w:pos="720"/>
+        </w:tabs>
+        <w:ind w:left="720" w:hanging="360"/>
+      </w:pPr>
+    </w:lvl>
+    <w:lvl w:ilvl="1" w:tentative="1">
+      <w:start w:val="1"/>
+      <w:numFmt w:val="decimal"/>
+      <w:lvlText w:val="%2."/>
+      <w:lvlJc w:val="left"/>
+      <w:pPr>
+        <w:tabs>
+          <w:tab w:val="num" w:pos="1440"/>
+        </w:tabs>
+        <w:ind w:left="1440" w:hanging="360"/>
+      </w:pPr>
+    </w:lvl>
+    <w:lvl w:ilvl="2" w:tentative="1">
+      <w:start w:val="1"/>
+      <w:numFmt w:val="decimal"/>
+      <w:lvlText w:val="%3."/>
+      <w:lvlJc w:val="left"/>
+      <w:pPr>
+        <w:tabs>
+          <w:tab w:val="num" w:pos="2160"/>
+        </w:tabs>
+        <w:ind w:left="2160" w:hanging="360"/>
+      </w:pPr>
+    </w:lvl>
+    <w:lvl w:ilvl="3" w:tentative="1">
+      <w:start w:val="1"/>
+      <w:numFmt w:val="decimal"/>
+      <w:lvlText w:val="%4."/>
+      <w:lvlJc w:val="left"/>
+      <w:pPr>
+        <w:tabs>
+          <w:tab w:val="num" w:pos="2880"/>
+        </w:tabs>
+        <w:ind w:left="2880" w:hanging="360"/>
+      </w:pPr>
+    </w:lvl>
+    <w:lvl w:ilvl="4" w:tentative="1">
+      <w:start w:val="1"/>
+      <w:numFmt w:val="decimal"/>
+      <w:lvlText w:val="%5."/>
+      <w:lvlJc w:val="left"/>
+      <w:pPr>
+        <w:tabs>
+          <w:tab w:val="num" w:pos="3600"/>
+        </w:tabs>
+        <w:ind w:left="3600" w:hanging="360"/>
+      </w:pPr>
+    </w:lvl>
+    <w:lvl w:ilvl="5" w:tentative="1">
+      <w:start w:val="1"/>
+      <w:numFmt w:val="decimal"/>
+      <w:lvlText w:val="%6."/>
+      <w:lvlJc w:val="left"/>
+      <w:pPr>
+        <w:tabs>
+          <w:tab w:val="num" w:pos="4320"/>
+        </w:tabs>
+        <w:ind w:left="4320" w:hanging="360"/>
+      </w:pPr>
+    </w:lvl>
+    <w:lvl w:ilvl="6" w:tentative="1">
+      <w:start w:val="1"/>
+      <w:numFmt w:val="decimal"/>
+      <w:lvlText w:val="%7."/>
+      <w:lvlJc w:val="left"/>
+      <w:pPr>
+        <w:tabs>
+          <w:tab w:val="num" w:pos="5040"/>
+        </w:tabs>
+        <w:ind w:left="5040" w:hanging="360"/>
+      </w:pPr>
+    </w:lvl>
+    <w:lvl w:ilvl="7" w:tentative="1">
+      <w:start w:val="1"/>
+      <w:numFmt w:val="decimal"/>
+      <w:lvlText w:val="%8."/>
+      <w:lvlJc w:val="left"/>
+      <w:pPr>
+        <w:tabs>
+          <w:tab w:val="num" w:pos="5760"/>
+        </w:tabs>
+        <w:ind w:left="5760" w:hanging="360"/>
+      </w:pPr>
+    </w:lvl>
+    <w:lvl w:ilvl="8" w:tentative="1">
+      <w:start w:val="1"/>
+      <w:numFmt w:val="decimal"/>
+      <w:lvlText w:val="%9."/>
+      <w:lvlJc w:val="left"/>
+      <w:pPr>
+        <w:tabs>
+          <w:tab w:val="num" w:pos="6480"/>
+        </w:tabs>
+        <w:ind w:left="6480" w:hanging="360"/>
+      </w:pPr>
+    </w:lvl>
+  </w:abstractNum>
+  <w:abstractNum w:abstractNumId="3" w15:restartNumberingAfterBreak="0">
+    <w:nsid w:val="10BD5DA7"/>
+    <w:multiLevelType w:val="multilevel"/>
+    <w:tmpl w:val="257C63EA"/>
+    <w:lvl w:ilvl="0">
+      <w:start w:val="1"/>
+      <w:numFmt w:val="decimal"/>
+      <w:lvlText w:val="%1."/>
+      <w:lvlJc w:val="left"/>
+      <w:pPr>
+        <w:tabs>
+          <w:tab w:val="num" w:pos="720"/>
+        </w:tabs>
+        <w:ind w:left="720" w:hanging="360"/>
+      </w:pPr>
+    </w:lvl>
+    <w:lvl w:ilvl="1" w:tentative="1">
+      <w:start w:val="1"/>
+      <w:numFmt w:val="decimal"/>
+      <w:lvlText w:val="%2."/>
+      <w:lvlJc w:val="left"/>
+      <w:pPr>
+        <w:tabs>
+          <w:tab w:val="num" w:pos="1440"/>
+        </w:tabs>
+        <w:ind w:left="1440" w:hanging="360"/>
+      </w:pPr>
+    </w:lvl>
+    <w:lvl w:ilvl="2" w:tentative="1">
+      <w:start w:val="1"/>
+      <w:numFmt w:val="decimal"/>
+      <w:lvlText w:val="%3."/>
+      <w:lvlJc w:val="left"/>
+      <w:pPr>
+        <w:tabs>
+          <w:tab w:val="num" w:pos="2160"/>
+        </w:tabs>
+        <w:ind w:left="2160" w:hanging="360"/>
+      </w:pPr>
+    </w:lvl>
+    <w:lvl w:ilvl="3" w:tentative="1">
+      <w:start w:val="1"/>
+      <w:numFmt w:val="decimal"/>
+      <w:lvlText w:val="%4."/>
+      <w:lvlJc w:val="left"/>
+      <w:pPr>
+        <w:tabs>
+          <w:tab w:val="num" w:pos="2880"/>
+        </w:tabs>
+        <w:ind w:left="2880" w:hanging="360"/>
+      </w:pPr>
+    </w:lvl>
+    <w:lvl w:ilvl="4" w:tentative="1">
+      <w:start w:val="1"/>
+      <w:numFmt w:val="decimal"/>
+      <w:lvlText w:val="%5."/>
+      <w:lvlJc w:val="left"/>
+      <w:pPr>
+        <w:tabs>
+          <w:tab w:val="num" w:pos="3600"/>
+        </w:tabs>
+        <w:ind w:left="3600" w:hanging="360"/>
+      </w:pPr>
+    </w:lvl>
+    <w:lvl w:ilvl="5" w:tentative="1">
+      <w:start w:val="1"/>
+      <w:numFmt w:val="decimal"/>
+      <w:lvlText w:val="%6."/>
+      <w:lvlJc w:val="left"/>
+      <w:pPr>
+        <w:tabs>
+          <w:tab w:val="num" w:pos="4320"/>
+        </w:tabs>
+        <w:ind w:left="4320" w:hanging="360"/>
+      </w:pPr>
+    </w:lvl>
+    <w:lvl w:ilvl="6" w:tentative="1">
+      <w:start w:val="1"/>
+      <w:numFmt w:val="decimal"/>
+      <w:lvlText w:val="%7."/>
+      <w:lvlJc w:val="left"/>
+      <w:pPr>
+        <w:tabs>
+          <w:tab w:val="num" w:pos="5040"/>
+        </w:tabs>
+        <w:ind w:left="5040" w:hanging="360"/>
+      </w:pPr>
+    </w:lvl>
+    <w:lvl w:ilvl="7" w:tentative="1">
+      <w:start w:val="1"/>
+      <w:numFmt w:val="decimal"/>
+      <w:lvlText w:val="%8."/>
+      <w:lvlJc w:val="left"/>
+      <w:pPr>
+        <w:tabs>
+          <w:tab w:val="num" w:pos="5760"/>
+        </w:tabs>
+        <w:ind w:left="5760" w:hanging="360"/>
+      </w:pPr>
+    </w:lvl>
+    <w:lvl w:ilvl="8" w:tentative="1">
+      <w:start w:val="1"/>
+      <w:numFmt w:val="decimal"/>
+      <w:lvlText w:val="%9."/>
+      <w:lvlJc w:val="left"/>
+      <w:pPr>
+        <w:tabs>
+          <w:tab w:val="num" w:pos="6480"/>
+        </w:tabs>
+        <w:ind w:left="6480" w:hanging="360"/>
+      </w:pPr>
+    </w:lvl>
+  </w:abstractNum>
+  <w:abstractNum w:abstractNumId="4" w15:restartNumberingAfterBreak="0">
     <w:nsid w:val="17BB1220"/>
     <w:multiLevelType w:val="multilevel"/>
     <w:tmpl w:val="280A6A52"/>
@@ -11097,7 +11597,346 @@
       </w:rPr>
     </w:lvl>
   </w:abstractNum>
-  <w:abstractNum w:abstractNumId="3" w15:restartNumberingAfterBreak="0">
+  <w:abstractNum w:abstractNumId="5" w15:restartNumberingAfterBreak="0">
+    <w:nsid w:val="1A2069DF"/>
+    <w:multiLevelType w:val="multilevel"/>
+    <w:tmpl w:val="DA9C2C96"/>
+    <w:lvl w:ilvl="0">
+      <w:start w:val="1"/>
+      <w:numFmt w:val="decimal"/>
+      <w:lvlText w:val="%1."/>
+      <w:lvlJc w:val="left"/>
+      <w:pPr>
+        <w:tabs>
+          <w:tab w:val="num" w:pos="720"/>
+        </w:tabs>
+        <w:ind w:left="720" w:hanging="360"/>
+      </w:pPr>
+    </w:lvl>
+    <w:lvl w:ilvl="1" w:tentative="1">
+      <w:start w:val="1"/>
+      <w:numFmt w:val="decimal"/>
+      <w:lvlText w:val="%2."/>
+      <w:lvlJc w:val="left"/>
+      <w:pPr>
+        <w:tabs>
+          <w:tab w:val="num" w:pos="1440"/>
+        </w:tabs>
+        <w:ind w:left="1440" w:hanging="360"/>
+      </w:pPr>
+    </w:lvl>
+    <w:lvl w:ilvl="2" w:tentative="1">
+      <w:start w:val="1"/>
+      <w:numFmt w:val="decimal"/>
+      <w:lvlText w:val="%3."/>
+      <w:lvlJc w:val="left"/>
+      <w:pPr>
+        <w:tabs>
+          <w:tab w:val="num" w:pos="2160"/>
+        </w:tabs>
+        <w:ind w:left="2160" w:hanging="360"/>
+      </w:pPr>
+    </w:lvl>
+    <w:lvl w:ilvl="3" w:tentative="1">
+      <w:start w:val="1"/>
+      <w:numFmt w:val="decimal"/>
+      <w:lvlText w:val="%4."/>
+      <w:lvlJc w:val="left"/>
+      <w:pPr>
+        <w:tabs>
+          <w:tab w:val="num" w:pos="2880"/>
+        </w:tabs>
+        <w:ind w:left="2880" w:hanging="360"/>
+      </w:pPr>
+    </w:lvl>
+    <w:lvl w:ilvl="4" w:tentative="1">
+      <w:start w:val="1"/>
+      <w:numFmt w:val="decimal"/>
+      <w:lvlText w:val="%5."/>
+      <w:lvlJc w:val="left"/>
+      <w:pPr>
+        <w:tabs>
+          <w:tab w:val="num" w:pos="3600"/>
+        </w:tabs>
+        <w:ind w:left="3600" w:hanging="360"/>
+      </w:pPr>
+    </w:lvl>
+    <w:lvl w:ilvl="5" w:tentative="1">
+      <w:start w:val="1"/>
+      <w:numFmt w:val="decimal"/>
+      <w:lvlText w:val="%6."/>
+      <w:lvlJc w:val="left"/>
+      <w:pPr>
+        <w:tabs>
+          <w:tab w:val="num" w:pos="4320"/>
+        </w:tabs>
+        <w:ind w:left="4320" w:hanging="360"/>
+      </w:pPr>
+    </w:lvl>
+    <w:lvl w:ilvl="6" w:tentative="1">
+      <w:start w:val="1"/>
+      <w:numFmt w:val="decimal"/>
+      <w:lvlText w:val="%7."/>
+      <w:lvlJc w:val="left"/>
+      <w:pPr>
+        <w:tabs>
+          <w:tab w:val="num" w:pos="5040"/>
+        </w:tabs>
+        <w:ind w:left="5040" w:hanging="360"/>
+      </w:pPr>
+    </w:lvl>
+    <w:lvl w:ilvl="7" w:tentative="1">
+      <w:start w:val="1"/>
+      <w:numFmt w:val="decimal"/>
+      <w:lvlText w:val="%8."/>
+      <w:lvlJc w:val="left"/>
+      <w:pPr>
+        <w:tabs>
+          <w:tab w:val="num" w:pos="5760"/>
+        </w:tabs>
+        <w:ind w:left="5760" w:hanging="360"/>
+      </w:pPr>
+    </w:lvl>
+    <w:lvl w:ilvl="8" w:tentative="1">
+      <w:start w:val="1"/>
+      <w:numFmt w:val="decimal"/>
+      <w:lvlText w:val="%9."/>
+      <w:lvlJc w:val="left"/>
+      <w:pPr>
+        <w:tabs>
+          <w:tab w:val="num" w:pos="6480"/>
+        </w:tabs>
+        <w:ind w:left="6480" w:hanging="360"/>
+      </w:pPr>
+    </w:lvl>
+  </w:abstractNum>
+  <w:abstractNum w:abstractNumId="6" w15:restartNumberingAfterBreak="0">
+    <w:nsid w:val="1B5C4368"/>
+    <w:multiLevelType w:val="multilevel"/>
+    <w:tmpl w:val="79342826"/>
+    <w:lvl w:ilvl="0">
+      <w:start w:val="1"/>
+      <w:numFmt w:val="decimal"/>
+      <w:lvlText w:val="%1."/>
+      <w:lvlJc w:val="left"/>
+      <w:pPr>
+        <w:tabs>
+          <w:tab w:val="num" w:pos="720"/>
+        </w:tabs>
+        <w:ind w:left="720" w:hanging="360"/>
+      </w:pPr>
+    </w:lvl>
+    <w:lvl w:ilvl="1" w:tentative="1">
+      <w:start w:val="1"/>
+      <w:numFmt w:val="decimal"/>
+      <w:lvlText w:val="%2."/>
+      <w:lvlJc w:val="left"/>
+      <w:pPr>
+        <w:tabs>
+          <w:tab w:val="num" w:pos="1440"/>
+        </w:tabs>
+        <w:ind w:left="1440" w:hanging="360"/>
+      </w:pPr>
+    </w:lvl>
+    <w:lvl w:ilvl="2" w:tentative="1">
+      <w:start w:val="1"/>
+      <w:numFmt w:val="decimal"/>
+      <w:lvlText w:val="%3."/>
+      <w:lvlJc w:val="left"/>
+      <w:pPr>
+        <w:tabs>
+          <w:tab w:val="num" w:pos="2160"/>
+        </w:tabs>
+        <w:ind w:left="2160" w:hanging="360"/>
+      </w:pPr>
+    </w:lvl>
+    <w:lvl w:ilvl="3" w:tentative="1">
+      <w:start w:val="1"/>
+      <w:numFmt w:val="decimal"/>
+      <w:lvlText w:val="%4."/>
+      <w:lvlJc w:val="left"/>
+      <w:pPr>
+        <w:tabs>
+          <w:tab w:val="num" w:pos="2880"/>
+        </w:tabs>
+        <w:ind w:left="2880" w:hanging="360"/>
+      </w:pPr>
+    </w:lvl>
+    <w:lvl w:ilvl="4" w:tentative="1">
+      <w:start w:val="1"/>
+      <w:numFmt w:val="decimal"/>
+      <w:lvlText w:val="%5."/>
+      <w:lvlJc w:val="left"/>
+      <w:pPr>
+        <w:tabs>
+          <w:tab w:val="num" w:pos="3600"/>
+        </w:tabs>
+        <w:ind w:left="3600" w:hanging="360"/>
+      </w:pPr>
+    </w:lvl>
+    <w:lvl w:ilvl="5" w:tentative="1">
+      <w:start w:val="1"/>
+      <w:numFmt w:val="decimal"/>
+      <w:lvlText w:val="%6."/>
+      <w:lvlJc w:val="left"/>
+      <w:pPr>
+        <w:tabs>
+          <w:tab w:val="num" w:pos="4320"/>
+        </w:tabs>
+        <w:ind w:left="4320" w:hanging="360"/>
+      </w:pPr>
+    </w:lvl>
+    <w:lvl w:ilvl="6" w:tentative="1">
+      <w:start w:val="1"/>
+      <w:numFmt w:val="decimal"/>
+      <w:lvlText w:val="%7."/>
+      <w:lvlJc w:val="left"/>
+      <w:pPr>
+        <w:tabs>
+          <w:tab w:val="num" w:pos="5040"/>
+        </w:tabs>
+        <w:ind w:left="5040" w:hanging="360"/>
+      </w:pPr>
+    </w:lvl>
+    <w:lvl w:ilvl="7" w:tentative="1">
+      <w:start w:val="1"/>
+      <w:numFmt w:val="decimal"/>
+      <w:lvlText w:val="%8."/>
+      <w:lvlJc w:val="left"/>
+      <w:pPr>
+        <w:tabs>
+          <w:tab w:val="num" w:pos="5760"/>
+        </w:tabs>
+        <w:ind w:left="5760" w:hanging="360"/>
+      </w:pPr>
+    </w:lvl>
+    <w:lvl w:ilvl="8" w:tentative="1">
+      <w:start w:val="1"/>
+      <w:numFmt w:val="decimal"/>
+      <w:lvlText w:val="%9."/>
+      <w:lvlJc w:val="left"/>
+      <w:pPr>
+        <w:tabs>
+          <w:tab w:val="num" w:pos="6480"/>
+        </w:tabs>
+        <w:ind w:left="6480" w:hanging="360"/>
+      </w:pPr>
+    </w:lvl>
+  </w:abstractNum>
+  <w:abstractNum w:abstractNumId="7" w15:restartNumberingAfterBreak="0">
+    <w:nsid w:val="214A46A2"/>
+    <w:multiLevelType w:val="multilevel"/>
+    <w:tmpl w:val="0784A8FC"/>
+    <w:lvl w:ilvl="0">
+      <w:start w:val="1"/>
+      <w:numFmt w:val="decimal"/>
+      <w:lvlText w:val="%1."/>
+      <w:lvlJc w:val="left"/>
+      <w:pPr>
+        <w:tabs>
+          <w:tab w:val="num" w:pos="720"/>
+        </w:tabs>
+        <w:ind w:left="720" w:hanging="360"/>
+      </w:pPr>
+    </w:lvl>
+    <w:lvl w:ilvl="1" w:tentative="1">
+      <w:start w:val="1"/>
+      <w:numFmt w:val="decimal"/>
+      <w:lvlText w:val="%2."/>
+      <w:lvlJc w:val="left"/>
+      <w:pPr>
+        <w:tabs>
+          <w:tab w:val="num" w:pos="1440"/>
+        </w:tabs>
+        <w:ind w:left="1440" w:hanging="360"/>
+      </w:pPr>
+    </w:lvl>
+    <w:lvl w:ilvl="2" w:tentative="1">
+      <w:start w:val="1"/>
+      <w:numFmt w:val="decimal"/>
+      <w:lvlText w:val="%3."/>
+      <w:lvlJc w:val="left"/>
+      <w:pPr>
+        <w:tabs>
+          <w:tab w:val="num" w:pos="2160"/>
+        </w:tabs>
+        <w:ind w:left="2160" w:hanging="360"/>
+      </w:pPr>
+    </w:lvl>
+    <w:lvl w:ilvl="3" w:tentative="1">
+      <w:start w:val="1"/>
+      <w:numFmt w:val="decimal"/>
+      <w:lvlText w:val="%4."/>
+      <w:lvlJc w:val="left"/>
+      <w:pPr>
+        <w:tabs>
+          <w:tab w:val="num" w:pos="2880"/>
+        </w:tabs>
+        <w:ind w:left="2880" w:hanging="360"/>
+      </w:pPr>
+    </w:lvl>
+    <w:lvl w:ilvl="4" w:tentative="1">
+      <w:start w:val="1"/>
+      <w:numFmt w:val="decimal"/>
+      <w:lvlText w:val="%5."/>
+      <w:lvlJc w:val="left"/>
+      <w:pPr>
+        <w:tabs>
+          <w:tab w:val="num" w:pos="3600"/>
+        </w:tabs>
+        <w:ind w:left="3600" w:hanging="360"/>
+      </w:pPr>
+    </w:lvl>
+    <w:lvl w:ilvl="5" w:tentative="1">
+      <w:start w:val="1"/>
+      <w:numFmt w:val="decimal"/>
+      <w:lvlText w:val="%6."/>
+      <w:lvlJc w:val="left"/>
+      <w:pPr>
+        <w:tabs>
+          <w:tab w:val="num" w:pos="4320"/>
+        </w:tabs>
+        <w:ind w:left="4320" w:hanging="360"/>
+      </w:pPr>
+    </w:lvl>
+    <w:lvl w:ilvl="6" w:tentative="1">
+      <w:start w:val="1"/>
+      <w:numFmt w:val="decimal"/>
+      <w:lvlText w:val="%7."/>
+      <w:lvlJc w:val="left"/>
+      <w:pPr>
+        <w:tabs>
+          <w:tab w:val="num" w:pos="5040"/>
+        </w:tabs>
+        <w:ind w:left="5040" w:hanging="360"/>
+      </w:pPr>
+    </w:lvl>
+    <w:lvl w:ilvl="7" w:tentative="1">
+      <w:start w:val="1"/>
+      <w:numFmt w:val="decimal"/>
+      <w:lvlText w:val="%8."/>
+      <w:lvlJc w:val="left"/>
+      <w:pPr>
+        <w:tabs>
+          <w:tab w:val="num" w:pos="5760"/>
+        </w:tabs>
+        <w:ind w:left="5760" w:hanging="360"/>
+      </w:pPr>
+    </w:lvl>
+    <w:lvl w:ilvl="8" w:tentative="1">
+      <w:start w:val="1"/>
+      <w:numFmt w:val="decimal"/>
+      <w:lvlText w:val="%9."/>
+      <w:lvlJc w:val="left"/>
+      <w:pPr>
+        <w:tabs>
+          <w:tab w:val="num" w:pos="6480"/>
+        </w:tabs>
+        <w:ind w:left="6480" w:hanging="360"/>
+      </w:pPr>
+    </w:lvl>
+  </w:abstractNum>
+  <w:abstractNum w:abstractNumId="8" w15:restartNumberingAfterBreak="0">
     <w:nsid w:val="25445358"/>
     <w:multiLevelType w:val="multilevel"/>
     <w:tmpl w:val="5F34DD12"/>
@@ -11246,7 +12085,233 @@
       </w:rPr>
     </w:lvl>
   </w:abstractNum>
-  <w:abstractNum w:abstractNumId="4" w15:restartNumberingAfterBreak="0">
+  <w:abstractNum w:abstractNumId="9" w15:restartNumberingAfterBreak="0">
+    <w:nsid w:val="269B4078"/>
+    <w:multiLevelType w:val="hybridMultilevel"/>
+    <w:tmpl w:val="FA369D8E"/>
+    <w:lvl w:ilvl="0" w:tplc="042A0001">
+      <w:start w:val="1"/>
+      <w:numFmt w:val="bullet"/>
+      <w:lvlText w:val=""/>
+      <w:lvlJc w:val="left"/>
+      <w:pPr>
+        <w:ind w:left="1440" w:hanging="360"/>
+      </w:pPr>
+      <w:rPr>
+        <w:rFonts w:ascii="Symbol" w:hAnsi="Symbol" w:hint="default"/>
+      </w:rPr>
+    </w:lvl>
+    <w:lvl w:ilvl="1" w:tplc="042A0003" w:tentative="1">
+      <w:start w:val="1"/>
+      <w:numFmt w:val="bullet"/>
+      <w:lvlText w:val="o"/>
+      <w:lvlJc w:val="left"/>
+      <w:pPr>
+        <w:ind w:left="2160" w:hanging="360"/>
+      </w:pPr>
+      <w:rPr>
+        <w:rFonts w:ascii="Courier New" w:hAnsi="Courier New" w:cs="Courier New" w:hint="default"/>
+      </w:rPr>
+    </w:lvl>
+    <w:lvl w:ilvl="2" w:tplc="042A0005" w:tentative="1">
+      <w:start w:val="1"/>
+      <w:numFmt w:val="bullet"/>
+      <w:lvlText w:val=""/>
+      <w:lvlJc w:val="left"/>
+      <w:pPr>
+        <w:ind w:left="2880" w:hanging="360"/>
+      </w:pPr>
+      <w:rPr>
+        <w:rFonts w:ascii="Wingdings" w:hAnsi="Wingdings" w:hint="default"/>
+      </w:rPr>
+    </w:lvl>
+    <w:lvl w:ilvl="3" w:tplc="042A0001" w:tentative="1">
+      <w:start w:val="1"/>
+      <w:numFmt w:val="bullet"/>
+      <w:lvlText w:val=""/>
+      <w:lvlJc w:val="left"/>
+      <w:pPr>
+        <w:ind w:left="3600" w:hanging="360"/>
+      </w:pPr>
+      <w:rPr>
+        <w:rFonts w:ascii="Symbol" w:hAnsi="Symbol" w:hint="default"/>
+      </w:rPr>
+    </w:lvl>
+    <w:lvl w:ilvl="4" w:tplc="042A0003" w:tentative="1">
+      <w:start w:val="1"/>
+      <w:numFmt w:val="bullet"/>
+      <w:lvlText w:val="o"/>
+      <w:lvlJc w:val="left"/>
+      <w:pPr>
+        <w:ind w:left="4320" w:hanging="360"/>
+      </w:pPr>
+      <w:rPr>
+        <w:rFonts w:ascii="Courier New" w:hAnsi="Courier New" w:cs="Courier New" w:hint="default"/>
+      </w:rPr>
+    </w:lvl>
+    <w:lvl w:ilvl="5" w:tplc="042A0005" w:tentative="1">
+      <w:start w:val="1"/>
+      <w:numFmt w:val="bullet"/>
+      <w:lvlText w:val=""/>
+      <w:lvlJc w:val="left"/>
+      <w:pPr>
+        <w:ind w:left="5040" w:hanging="360"/>
+      </w:pPr>
+      <w:rPr>
+        <w:rFonts w:ascii="Wingdings" w:hAnsi="Wingdings" w:hint="default"/>
+      </w:rPr>
+    </w:lvl>
+    <w:lvl w:ilvl="6" w:tplc="042A0001" w:tentative="1">
+      <w:start w:val="1"/>
+      <w:numFmt w:val="bullet"/>
+      <w:lvlText w:val=""/>
+      <w:lvlJc w:val="left"/>
+      <w:pPr>
+        <w:ind w:left="5760" w:hanging="360"/>
+      </w:pPr>
+      <w:rPr>
+        <w:rFonts w:ascii="Symbol" w:hAnsi="Symbol" w:hint="default"/>
+      </w:rPr>
+    </w:lvl>
+    <w:lvl w:ilvl="7" w:tplc="042A0003" w:tentative="1">
+      <w:start w:val="1"/>
+      <w:numFmt w:val="bullet"/>
+      <w:lvlText w:val="o"/>
+      <w:lvlJc w:val="left"/>
+      <w:pPr>
+        <w:ind w:left="6480" w:hanging="360"/>
+      </w:pPr>
+      <w:rPr>
+        <w:rFonts w:ascii="Courier New" w:hAnsi="Courier New" w:cs="Courier New" w:hint="default"/>
+      </w:rPr>
+    </w:lvl>
+    <w:lvl w:ilvl="8" w:tplc="042A0005" w:tentative="1">
+      <w:start w:val="1"/>
+      <w:numFmt w:val="bullet"/>
+      <w:lvlText w:val=""/>
+      <w:lvlJc w:val="left"/>
+      <w:pPr>
+        <w:ind w:left="7200" w:hanging="360"/>
+      </w:pPr>
+      <w:rPr>
+        <w:rFonts w:ascii="Wingdings" w:hAnsi="Wingdings" w:hint="default"/>
+      </w:rPr>
+    </w:lvl>
+  </w:abstractNum>
+  <w:abstractNum w:abstractNumId="10" w15:restartNumberingAfterBreak="0">
+    <w:nsid w:val="2DCE64F3"/>
+    <w:multiLevelType w:val="multilevel"/>
+    <w:tmpl w:val="17241108"/>
+    <w:lvl w:ilvl="0">
+      <w:start w:val="1"/>
+      <w:numFmt w:val="decimal"/>
+      <w:lvlText w:val="%1."/>
+      <w:lvlJc w:val="left"/>
+      <w:pPr>
+        <w:tabs>
+          <w:tab w:val="num" w:pos="720"/>
+        </w:tabs>
+        <w:ind w:left="720" w:hanging="360"/>
+      </w:pPr>
+    </w:lvl>
+    <w:lvl w:ilvl="1" w:tentative="1">
+      <w:start w:val="1"/>
+      <w:numFmt w:val="decimal"/>
+      <w:lvlText w:val="%2."/>
+      <w:lvlJc w:val="left"/>
+      <w:pPr>
+        <w:tabs>
+          <w:tab w:val="num" w:pos="1440"/>
+        </w:tabs>
+        <w:ind w:left="1440" w:hanging="360"/>
+      </w:pPr>
+    </w:lvl>
+    <w:lvl w:ilvl="2" w:tentative="1">
+      <w:start w:val="1"/>
+      <w:numFmt w:val="decimal"/>
+      <w:lvlText w:val="%3."/>
+      <w:lvlJc w:val="left"/>
+      <w:pPr>
+        <w:tabs>
+          <w:tab w:val="num" w:pos="2160"/>
+        </w:tabs>
+        <w:ind w:left="2160" w:hanging="360"/>
+      </w:pPr>
+    </w:lvl>
+    <w:lvl w:ilvl="3" w:tentative="1">
+      <w:start w:val="1"/>
+      <w:numFmt w:val="decimal"/>
+      <w:lvlText w:val="%4."/>
+      <w:lvlJc w:val="left"/>
+      <w:pPr>
+        <w:tabs>
+          <w:tab w:val="num" w:pos="2880"/>
+        </w:tabs>
+        <w:ind w:left="2880" w:hanging="360"/>
+      </w:pPr>
+    </w:lvl>
+    <w:lvl w:ilvl="4" w:tentative="1">
+      <w:start w:val="1"/>
+      <w:numFmt w:val="decimal"/>
+      <w:lvlText w:val="%5."/>
+      <w:lvlJc w:val="left"/>
+      <w:pPr>
+        <w:tabs>
+          <w:tab w:val="num" w:pos="3600"/>
+        </w:tabs>
+        <w:ind w:left="3600" w:hanging="360"/>
+      </w:pPr>
+    </w:lvl>
+    <w:lvl w:ilvl="5" w:tentative="1">
+      <w:start w:val="1"/>
+      <w:numFmt w:val="decimal"/>
+      <w:lvlText w:val="%6."/>
+      <w:lvlJc w:val="left"/>
+      <w:pPr>
+        <w:tabs>
+          <w:tab w:val="num" w:pos="4320"/>
+        </w:tabs>
+        <w:ind w:left="4320" w:hanging="360"/>
+      </w:pPr>
+    </w:lvl>
+    <w:lvl w:ilvl="6" w:tentative="1">
+      <w:start w:val="1"/>
+      <w:numFmt w:val="decimal"/>
+      <w:lvlText w:val="%7."/>
+      <w:lvlJc w:val="left"/>
+      <w:pPr>
+        <w:tabs>
+          <w:tab w:val="num" w:pos="5040"/>
+        </w:tabs>
+        <w:ind w:left="5040" w:hanging="360"/>
+      </w:pPr>
+    </w:lvl>
+    <w:lvl w:ilvl="7" w:tentative="1">
+      <w:start w:val="1"/>
+      <w:numFmt w:val="decimal"/>
+      <w:lvlText w:val="%8."/>
+      <w:lvlJc w:val="left"/>
+      <w:pPr>
+        <w:tabs>
+          <w:tab w:val="num" w:pos="5760"/>
+        </w:tabs>
+        <w:ind w:left="5760" w:hanging="360"/>
+      </w:pPr>
+    </w:lvl>
+    <w:lvl w:ilvl="8" w:tentative="1">
+      <w:start w:val="1"/>
+      <w:numFmt w:val="decimal"/>
+      <w:lvlText w:val="%9."/>
+      <w:lvlJc w:val="left"/>
+      <w:pPr>
+        <w:tabs>
+          <w:tab w:val="num" w:pos="6480"/>
+        </w:tabs>
+        <w:ind w:left="6480" w:hanging="360"/>
+      </w:pPr>
+    </w:lvl>
+  </w:abstractNum>
+  <w:abstractNum w:abstractNumId="11" w15:restartNumberingAfterBreak="0">
     <w:nsid w:val="2FD9438F"/>
     <w:multiLevelType w:val="multilevel"/>
     <w:tmpl w:val="20BC353E"/>
@@ -11467,7 +12532,7 @@
       </w:rPr>
     </w:lvl>
   </w:abstractNum>
-  <w:abstractNum w:abstractNumId="5" w15:restartNumberingAfterBreak="0">
+  <w:abstractNum w:abstractNumId="12" w15:restartNumberingAfterBreak="0">
     <w:nsid w:val="322314F5"/>
     <w:multiLevelType w:val="multilevel"/>
     <w:tmpl w:val="679A0526"/>
@@ -11616,7 +12681,120 @@
       </w:rPr>
     </w:lvl>
   </w:abstractNum>
-  <w:abstractNum w:abstractNumId="6" w15:restartNumberingAfterBreak="0">
+  <w:abstractNum w:abstractNumId="13" w15:restartNumberingAfterBreak="0">
+    <w:nsid w:val="37531772"/>
+    <w:multiLevelType w:val="multilevel"/>
+    <w:tmpl w:val="439632EE"/>
+    <w:lvl w:ilvl="0">
+      <w:start w:val="1"/>
+      <w:numFmt w:val="decimal"/>
+      <w:lvlText w:val="%1."/>
+      <w:lvlJc w:val="left"/>
+      <w:pPr>
+        <w:tabs>
+          <w:tab w:val="num" w:pos="720"/>
+        </w:tabs>
+        <w:ind w:left="720" w:hanging="360"/>
+      </w:pPr>
+    </w:lvl>
+    <w:lvl w:ilvl="1" w:tentative="1">
+      <w:start w:val="1"/>
+      <w:numFmt w:val="decimal"/>
+      <w:lvlText w:val="%2."/>
+      <w:lvlJc w:val="left"/>
+      <w:pPr>
+        <w:tabs>
+          <w:tab w:val="num" w:pos="1440"/>
+        </w:tabs>
+        <w:ind w:left="1440" w:hanging="360"/>
+      </w:pPr>
+    </w:lvl>
+    <w:lvl w:ilvl="2" w:tentative="1">
+      <w:start w:val="1"/>
+      <w:numFmt w:val="decimal"/>
+      <w:lvlText w:val="%3."/>
+      <w:lvlJc w:val="left"/>
+      <w:pPr>
+        <w:tabs>
+          <w:tab w:val="num" w:pos="2160"/>
+        </w:tabs>
+        <w:ind w:left="2160" w:hanging="360"/>
+      </w:pPr>
+    </w:lvl>
+    <w:lvl w:ilvl="3" w:tentative="1">
+      <w:start w:val="1"/>
+      <w:numFmt w:val="decimal"/>
+      <w:lvlText w:val="%4."/>
+      <w:lvlJc w:val="left"/>
+      <w:pPr>
+        <w:tabs>
+          <w:tab w:val="num" w:pos="2880"/>
+        </w:tabs>
+        <w:ind w:left="2880" w:hanging="360"/>
+      </w:pPr>
+    </w:lvl>
+    <w:lvl w:ilvl="4" w:tentative="1">
+      <w:start w:val="1"/>
+      <w:numFmt w:val="decimal"/>
+      <w:lvlText w:val="%5."/>
+      <w:lvlJc w:val="left"/>
+      <w:pPr>
+        <w:tabs>
+          <w:tab w:val="num" w:pos="3600"/>
+        </w:tabs>
+        <w:ind w:left="3600" w:hanging="360"/>
+      </w:pPr>
+    </w:lvl>
+    <w:lvl w:ilvl="5" w:tentative="1">
+      <w:start w:val="1"/>
+      <w:numFmt w:val="decimal"/>
+      <w:lvlText w:val="%6."/>
+      <w:lvlJc w:val="left"/>
+      <w:pPr>
+        <w:tabs>
+          <w:tab w:val="num" w:pos="4320"/>
+        </w:tabs>
+        <w:ind w:left="4320" w:hanging="360"/>
+      </w:pPr>
+    </w:lvl>
+    <w:lvl w:ilvl="6" w:tentative="1">
+      <w:start w:val="1"/>
+      <w:numFmt w:val="decimal"/>
+      <w:lvlText w:val="%7."/>
+      <w:lvlJc w:val="left"/>
+      <w:pPr>
+        <w:tabs>
+          <w:tab w:val="num" w:pos="5040"/>
+        </w:tabs>
+        <w:ind w:left="5040" w:hanging="360"/>
+      </w:pPr>
+    </w:lvl>
+    <w:lvl w:ilvl="7" w:tentative="1">
+      <w:start w:val="1"/>
+      <w:numFmt w:val="decimal"/>
+      <w:lvlText w:val="%8."/>
+      <w:lvlJc w:val="left"/>
+      <w:pPr>
+        <w:tabs>
+          <w:tab w:val="num" w:pos="5760"/>
+        </w:tabs>
+        <w:ind w:left="5760" w:hanging="360"/>
+      </w:pPr>
+    </w:lvl>
+    <w:lvl w:ilvl="8" w:tentative="1">
+      <w:start w:val="1"/>
+      <w:numFmt w:val="decimal"/>
+      <w:lvlText w:val="%9."/>
+      <w:lvlJc w:val="left"/>
+      <w:pPr>
+        <w:tabs>
+          <w:tab w:val="num" w:pos="6480"/>
+        </w:tabs>
+        <w:ind w:left="6480" w:hanging="360"/>
+      </w:pPr>
+    </w:lvl>
+  </w:abstractNum>
+  <w:abstractNum w:abstractNumId="14" w15:restartNumberingAfterBreak="0">
     <w:nsid w:val="3B196BEB"/>
     <w:multiLevelType w:val="multilevel"/>
     <w:tmpl w:val="DF36C9AE"/>
@@ -11765,7 +12943,7 @@
       </w:rPr>
     </w:lvl>
   </w:abstractNum>
-  <w:abstractNum w:abstractNumId="7" w15:restartNumberingAfterBreak="0">
+  <w:abstractNum w:abstractNumId="15" w15:restartNumberingAfterBreak="0">
     <w:nsid w:val="42190DC5"/>
     <w:multiLevelType w:val="multilevel"/>
     <w:tmpl w:val="02F23E48"/>
@@ -11914,7 +13092,7 @@
       </w:rPr>
     </w:lvl>
   </w:abstractNum>
-  <w:abstractNum w:abstractNumId="8" w15:restartNumberingAfterBreak="0">
+  <w:abstractNum w:abstractNumId="16" w15:restartNumberingAfterBreak="0">
     <w:nsid w:val="43EF71AC"/>
     <w:multiLevelType w:val="multilevel"/>
     <w:tmpl w:val="284401C8"/>
@@ -12135,7 +13313,7 @@
       </w:rPr>
     </w:lvl>
   </w:abstractNum>
-  <w:abstractNum w:abstractNumId="9" w15:restartNumberingAfterBreak="0">
+  <w:abstractNum w:abstractNumId="17" w15:restartNumberingAfterBreak="0">
     <w:nsid w:val="459954D3"/>
     <w:multiLevelType w:val="multilevel"/>
     <w:tmpl w:val="C574715C"/>
@@ -12356,7 +13534,7 @@
       </w:rPr>
     </w:lvl>
   </w:abstractNum>
-  <w:abstractNum w:abstractNumId="10" w15:restartNumberingAfterBreak="0">
+  <w:abstractNum w:abstractNumId="18" w15:restartNumberingAfterBreak="0">
     <w:nsid w:val="46F85AD9"/>
     <w:multiLevelType w:val="multilevel"/>
     <w:tmpl w:val="E39203FC"/>
@@ -12577,7 +13755,7 @@
       </w:rPr>
     </w:lvl>
   </w:abstractNum>
-  <w:abstractNum w:abstractNumId="11" w15:restartNumberingAfterBreak="0">
+  <w:abstractNum w:abstractNumId="19" w15:restartNumberingAfterBreak="0">
     <w:nsid w:val="4C687021"/>
     <w:multiLevelType w:val="multilevel"/>
     <w:tmpl w:val="CF50CDDC"/>
@@ -12726,7 +13904,120 @@
       </w:rPr>
     </w:lvl>
   </w:abstractNum>
-  <w:abstractNum w:abstractNumId="12" w15:restartNumberingAfterBreak="0">
+  <w:abstractNum w:abstractNumId="20" w15:restartNumberingAfterBreak="0">
+    <w:nsid w:val="4C687273"/>
+    <w:multiLevelType w:val="multilevel"/>
+    <w:tmpl w:val="F7761342"/>
+    <w:lvl w:ilvl="0">
+      <w:start w:val="1"/>
+      <w:numFmt w:val="decimal"/>
+      <w:lvlText w:val="%1."/>
+      <w:lvlJc w:val="left"/>
+      <w:pPr>
+        <w:tabs>
+          <w:tab w:val="num" w:pos="720"/>
+        </w:tabs>
+        <w:ind w:left="720" w:hanging="360"/>
+      </w:pPr>
+    </w:lvl>
+    <w:lvl w:ilvl="1" w:tentative="1">
+      <w:start w:val="1"/>
+      <w:numFmt w:val="decimal"/>
+      <w:lvlText w:val="%2."/>
+      <w:lvlJc w:val="left"/>
+      <w:pPr>
+        <w:tabs>
+          <w:tab w:val="num" w:pos="1440"/>
+        </w:tabs>
+        <w:ind w:left="1440" w:hanging="360"/>
+      </w:pPr>
+    </w:lvl>
+    <w:lvl w:ilvl="2" w:tentative="1">
+      <w:start w:val="1"/>
+      <w:numFmt w:val="decimal"/>
+      <w:lvlText w:val="%3."/>
+      <w:lvlJc w:val="left"/>
+      <w:pPr>
+        <w:tabs>
+          <w:tab w:val="num" w:pos="2160"/>
+        </w:tabs>
+        <w:ind w:left="2160" w:hanging="360"/>
+      </w:pPr>
+    </w:lvl>
+    <w:lvl w:ilvl="3" w:tentative="1">
+      <w:start w:val="1"/>
+      <w:numFmt w:val="decimal"/>
+      <w:lvlText w:val="%4."/>
+      <w:lvlJc w:val="left"/>
+      <w:pPr>
+        <w:tabs>
+          <w:tab w:val="num" w:pos="2880"/>
+        </w:tabs>
+        <w:ind w:left="2880" w:hanging="360"/>
+      </w:pPr>
+    </w:lvl>
+    <w:lvl w:ilvl="4" w:tentative="1">
+      <w:start w:val="1"/>
+      <w:numFmt w:val="decimal"/>
+      <w:lvlText w:val="%5."/>
+      <w:lvlJc w:val="left"/>
+      <w:pPr>
+        <w:tabs>
+          <w:tab w:val="num" w:pos="3600"/>
+        </w:tabs>
+        <w:ind w:left="3600" w:hanging="360"/>
+      </w:pPr>
+    </w:lvl>
+    <w:lvl w:ilvl="5" w:tentative="1">
+      <w:start w:val="1"/>
+      <w:numFmt w:val="decimal"/>
+      <w:lvlText w:val="%6."/>
+      <w:lvlJc w:val="left"/>
+      <w:pPr>
+        <w:tabs>
+          <w:tab w:val="num" w:pos="4320"/>
+        </w:tabs>
+        <w:ind w:left="4320" w:hanging="360"/>
+      </w:pPr>
+    </w:lvl>
+    <w:lvl w:ilvl="6" w:tentative="1">
+      <w:start w:val="1"/>
+      <w:numFmt w:val="decimal"/>
+      <w:lvlText w:val="%7."/>
+      <w:lvlJc w:val="left"/>
+      <w:pPr>
+        <w:tabs>
+          <w:tab w:val="num" w:pos="5040"/>
+        </w:tabs>
+        <w:ind w:left="5040" w:hanging="360"/>
+      </w:pPr>
+    </w:lvl>
+    <w:lvl w:ilvl="7" w:tentative="1">
+      <w:start w:val="1"/>
+      <w:numFmt w:val="decimal"/>
+      <w:lvlText w:val="%8."/>
+      <w:lvlJc w:val="left"/>
+      <w:pPr>
+        <w:tabs>
+          <w:tab w:val="num" w:pos="5760"/>
+        </w:tabs>
+        <w:ind w:left="5760" w:hanging="360"/>
+      </w:pPr>
+    </w:lvl>
+    <w:lvl w:ilvl="8" w:tentative="1">
+      <w:start w:val="1"/>
+      <w:numFmt w:val="decimal"/>
+      <w:lvlText w:val="%9."/>
+      <w:lvlJc w:val="left"/>
+      <w:pPr>
+        <w:tabs>
+          <w:tab w:val="num" w:pos="6480"/>
+        </w:tabs>
+        <w:ind w:left="6480" w:hanging="360"/>
+      </w:pPr>
+    </w:lvl>
+  </w:abstractNum>
+  <w:abstractNum w:abstractNumId="21" w15:restartNumberingAfterBreak="0">
     <w:nsid w:val="4F385EE1"/>
     <w:multiLevelType w:val="multilevel"/>
     <w:tmpl w:val="35986A48"/>
@@ -12947,7 +14238,7 @@
       </w:rPr>
     </w:lvl>
   </w:abstractNum>
-  <w:abstractNum w:abstractNumId="13" w15:restartNumberingAfterBreak="0">
+  <w:abstractNum w:abstractNumId="22" w15:restartNumberingAfterBreak="0">
     <w:nsid w:val="4F7D31D8"/>
     <w:multiLevelType w:val="multilevel"/>
     <w:tmpl w:val="BA50FF10"/>
@@ -13168,7 +14459,382 @@
       </w:rPr>
     </w:lvl>
   </w:abstractNum>
-  <w:abstractNum w:abstractNumId="14" w15:restartNumberingAfterBreak="0">
+  <w:abstractNum w:abstractNumId="23" w15:restartNumberingAfterBreak="0">
+    <w:nsid w:val="4FE84483"/>
+    <w:multiLevelType w:val="multilevel"/>
+    <w:tmpl w:val="1D62B1D2"/>
+    <w:lvl w:ilvl="0">
+      <w:start w:val="1"/>
+      <w:numFmt w:val="decimal"/>
+      <w:lvlText w:val="%1."/>
+      <w:lvlJc w:val="left"/>
+      <w:pPr>
+        <w:tabs>
+          <w:tab w:val="num" w:pos="720"/>
+        </w:tabs>
+        <w:ind w:left="720" w:hanging="360"/>
+      </w:pPr>
+    </w:lvl>
+    <w:lvl w:ilvl="1" w:tentative="1">
+      <w:start w:val="1"/>
+      <w:numFmt w:val="decimal"/>
+      <w:lvlText w:val="%2."/>
+      <w:lvlJc w:val="left"/>
+      <w:pPr>
+        <w:tabs>
+          <w:tab w:val="num" w:pos="1440"/>
+        </w:tabs>
+        <w:ind w:left="1440" w:hanging="360"/>
+      </w:pPr>
+    </w:lvl>
+    <w:lvl w:ilvl="2" w:tentative="1">
+      <w:start w:val="1"/>
+      <w:numFmt w:val="decimal"/>
+      <w:lvlText w:val="%3."/>
+      <w:lvlJc w:val="left"/>
+      <w:pPr>
+        <w:tabs>
+          <w:tab w:val="num" w:pos="2160"/>
+        </w:tabs>
+        <w:ind w:left="2160" w:hanging="360"/>
+      </w:pPr>
+    </w:lvl>
+    <w:lvl w:ilvl="3" w:tentative="1">
+      <w:start w:val="1"/>
+      <w:numFmt w:val="decimal"/>
+      <w:lvlText w:val="%4."/>
+      <w:lvlJc w:val="left"/>
+      <w:pPr>
+        <w:tabs>
+          <w:tab w:val="num" w:pos="2880"/>
+        </w:tabs>
+        <w:ind w:left="2880" w:hanging="360"/>
+      </w:pPr>
+    </w:lvl>
+    <w:lvl w:ilvl="4" w:tentative="1">
+      <w:start w:val="1"/>
+      <w:numFmt w:val="decimal"/>
+      <w:lvlText w:val="%5."/>
+      <w:lvlJc w:val="left"/>
+      <w:pPr>
+        <w:tabs>
+          <w:tab w:val="num" w:pos="3600"/>
+        </w:tabs>
+        <w:ind w:left="3600" w:hanging="360"/>
+      </w:pPr>
+    </w:lvl>
+    <w:lvl w:ilvl="5" w:tentative="1">
+      <w:start w:val="1"/>
+      <w:numFmt w:val="decimal"/>
+      <w:lvlText w:val="%6."/>
+      <w:lvlJc w:val="left"/>
+      <w:pPr>
+        <w:tabs>
+          <w:tab w:val="num" w:pos="4320"/>
+        </w:tabs>
+        <w:ind w:left="4320" w:hanging="360"/>
+      </w:pPr>
+    </w:lvl>
+    <w:lvl w:ilvl="6" w:tentative="1">
+      <w:start w:val="1"/>
+      <w:numFmt w:val="decimal"/>
+      <w:lvlText w:val="%7."/>
+      <w:lvlJc w:val="left"/>
+      <w:pPr>
+        <w:tabs>
+          <w:tab w:val="num" w:pos="5040"/>
+        </w:tabs>
+        <w:ind w:left="5040" w:hanging="360"/>
+      </w:pPr>
+    </w:lvl>
+    <w:lvl w:ilvl="7" w:tentative="1">
+      <w:start w:val="1"/>
+      <w:numFmt w:val="decimal"/>
+      <w:lvlText w:val="%8."/>
+      <w:lvlJc w:val="left"/>
+      <w:pPr>
+        <w:tabs>
+          <w:tab w:val="num" w:pos="5760"/>
+        </w:tabs>
+        <w:ind w:left="5760" w:hanging="360"/>
+      </w:pPr>
+    </w:lvl>
+    <w:lvl w:ilvl="8" w:tentative="1">
+      <w:start w:val="1"/>
+      <w:numFmt w:val="decimal"/>
+      <w:lvlText w:val="%9."/>
+      <w:lvlJc w:val="left"/>
+      <w:pPr>
+        <w:tabs>
+          <w:tab w:val="num" w:pos="6480"/>
+        </w:tabs>
+        <w:ind w:left="6480" w:hanging="360"/>
+      </w:pPr>
+    </w:lvl>
+  </w:abstractNum>
+  <w:abstractNum w:abstractNumId="24" w15:restartNumberingAfterBreak="0">
+    <w:nsid w:val="59DD3A33"/>
+    <w:multiLevelType w:val="multilevel"/>
+    <w:tmpl w:val="DFF2E046"/>
+    <w:lvl w:ilvl="0">
+      <w:start w:val="1"/>
+      <w:numFmt w:val="decimal"/>
+      <w:lvlText w:val="%1."/>
+      <w:lvlJc w:val="left"/>
+      <w:pPr>
+        <w:tabs>
+          <w:tab w:val="num" w:pos="720"/>
+        </w:tabs>
+        <w:ind w:left="720" w:hanging="360"/>
+      </w:pPr>
+    </w:lvl>
+    <w:lvl w:ilvl="1" w:tentative="1">
+      <w:start w:val="1"/>
+      <w:numFmt w:val="decimal"/>
+      <w:lvlText w:val="%2."/>
+      <w:lvlJc w:val="left"/>
+      <w:pPr>
+        <w:tabs>
+          <w:tab w:val="num" w:pos="1440"/>
+        </w:tabs>
+        <w:ind w:left="1440" w:hanging="360"/>
+      </w:pPr>
+    </w:lvl>
+    <w:lvl w:ilvl="2" w:tentative="1">
+      <w:start w:val="1"/>
+      <w:numFmt w:val="decimal"/>
+      <w:lvlText w:val="%3."/>
+      <w:lvlJc w:val="left"/>
+      <w:pPr>
+        <w:tabs>
+          <w:tab w:val="num" w:pos="2160"/>
+        </w:tabs>
+        <w:ind w:left="2160" w:hanging="360"/>
+      </w:pPr>
+    </w:lvl>
+    <w:lvl w:ilvl="3" w:tentative="1">
+      <w:start w:val="1"/>
+      <w:numFmt w:val="decimal"/>
+      <w:lvlText w:val="%4."/>
+      <w:lvlJc w:val="left"/>
+      <w:pPr>
+        <w:tabs>
+          <w:tab w:val="num" w:pos="2880"/>
+        </w:tabs>
+        <w:ind w:left="2880" w:hanging="360"/>
+      </w:pPr>
+    </w:lvl>
+    <w:lvl w:ilvl="4" w:tentative="1">
+      <w:start w:val="1"/>
+      <w:numFmt w:val="decimal"/>
+      <w:lvlText w:val="%5."/>
+      <w:lvlJc w:val="left"/>
+      <w:pPr>
+        <w:tabs>
+          <w:tab w:val="num" w:pos="3600"/>
+        </w:tabs>
+        <w:ind w:left="3600" w:hanging="360"/>
+      </w:pPr>
+    </w:lvl>
+    <w:lvl w:ilvl="5" w:tentative="1">
+      <w:start w:val="1"/>
+      <w:numFmt w:val="decimal"/>
+      <w:lvlText w:val="%6."/>
+      <w:lvlJc w:val="left"/>
+      <w:pPr>
+        <w:tabs>
+          <w:tab w:val="num" w:pos="4320"/>
+        </w:tabs>
+        <w:ind w:left="4320" w:hanging="360"/>
+      </w:pPr>
+    </w:lvl>
+    <w:lvl w:ilvl="6" w:tentative="1">
+      <w:start w:val="1"/>
+      <w:numFmt w:val="decimal"/>
+      <w:lvlText w:val="%7."/>
+      <w:lvlJc w:val="left"/>
+      <w:pPr>
+        <w:tabs>
+          <w:tab w:val="num" w:pos="5040"/>
+        </w:tabs>
+        <w:ind w:left="5040" w:hanging="360"/>
+      </w:pPr>
+    </w:lvl>
+    <w:lvl w:ilvl="7" w:tentative="1">
+      <w:start w:val="1"/>
+      <w:numFmt w:val="decimal"/>
+      <w:lvlText w:val="%8."/>
+      <w:lvlJc w:val="left"/>
+      <w:pPr>
+        <w:tabs>
+          <w:tab w:val="num" w:pos="5760"/>
+        </w:tabs>
+        <w:ind w:left="5760" w:hanging="360"/>
+      </w:pPr>
+    </w:lvl>
+    <w:lvl w:ilvl="8" w:tentative="1">
+      <w:start w:val="1"/>
+      <w:numFmt w:val="decimal"/>
+      <w:lvlText w:val="%9."/>
+      <w:lvlJc w:val="left"/>
+      <w:pPr>
+        <w:tabs>
+          <w:tab w:val="num" w:pos="6480"/>
+        </w:tabs>
+        <w:ind w:left="6480" w:hanging="360"/>
+      </w:pPr>
+    </w:lvl>
+  </w:abstractNum>
+  <w:abstractNum w:abstractNumId="25" w15:restartNumberingAfterBreak="0">
+    <w:nsid w:val="5CD051A1"/>
+    <w:multiLevelType w:val="multilevel"/>
+    <w:tmpl w:val="84508B76"/>
+    <w:lvl w:ilvl="0">
+      <w:start w:val="1"/>
+      <w:numFmt w:val="bullet"/>
+      <w:lvlText w:val=""/>
+      <w:lvlJc w:val="left"/>
+      <w:pPr>
+        <w:tabs>
+          <w:tab w:val="num" w:pos="720"/>
+        </w:tabs>
+        <w:ind w:left="720" w:hanging="360"/>
+      </w:pPr>
+      <w:rPr>
+        <w:rFonts w:ascii="Symbol" w:hAnsi="Symbol" w:hint="default"/>
+        <w:sz w:val="20"/>
+      </w:rPr>
+    </w:lvl>
+    <w:lvl w:ilvl="1" w:tentative="1">
+      <w:start w:val="1"/>
+      <w:numFmt w:val="bullet"/>
+      <w:lvlText w:val="o"/>
+      <w:lvlJc w:val="left"/>
+      <w:pPr>
+        <w:tabs>
+          <w:tab w:val="num" w:pos="1440"/>
+        </w:tabs>
+        <w:ind w:left="1440" w:hanging="360"/>
+      </w:pPr>
+      <w:rPr>
+        <w:rFonts w:ascii="Courier New" w:hAnsi="Courier New" w:hint="default"/>
+        <w:sz w:val="20"/>
+      </w:rPr>
+    </w:lvl>
+    <w:lvl w:ilvl="2" w:tentative="1">
+      <w:start w:val="1"/>
+      <w:numFmt w:val="bullet"/>
+      <w:lvlText w:val=""/>
+      <w:lvlJc w:val="left"/>
+      <w:pPr>
+        <w:tabs>
+          <w:tab w:val="num" w:pos="2160"/>
+        </w:tabs>
+        <w:ind w:left="2160" w:hanging="360"/>
+      </w:pPr>
+      <w:rPr>
+        <w:rFonts w:ascii="Wingdings" w:hAnsi="Wingdings" w:hint="default"/>
+        <w:sz w:val="20"/>
+      </w:rPr>
+    </w:lvl>
+    <w:lvl w:ilvl="3" w:tentative="1">
+      <w:start w:val="1"/>
+      <w:numFmt w:val="bullet"/>
+      <w:lvlText w:val=""/>
+      <w:lvlJc w:val="left"/>
+      <w:pPr>
+        <w:tabs>
+          <w:tab w:val="num" w:pos="2880"/>
+        </w:tabs>
+        <w:ind w:left="2880" w:hanging="360"/>
+      </w:pPr>
+      <w:rPr>
+        <w:rFonts w:ascii="Wingdings" w:hAnsi="Wingdings" w:hint="default"/>
+        <w:sz w:val="20"/>
+      </w:rPr>
+    </w:lvl>
+    <w:lvl w:ilvl="4" w:tentative="1">
+      <w:start w:val="1"/>
+      <w:numFmt w:val="bullet"/>
+      <w:lvlText w:val=""/>
+      <w:lvlJc w:val="left"/>
+      <w:pPr>
+        <w:tabs>
+          <w:tab w:val="num" w:pos="3600"/>
+        </w:tabs>
+        <w:ind w:left="3600" w:hanging="360"/>
+      </w:pPr>
+      <w:rPr>
+        <w:rFonts w:ascii="Wingdings" w:hAnsi="Wingdings" w:hint="default"/>
+        <w:sz w:val="20"/>
+      </w:rPr>
+    </w:lvl>
+    <w:lvl w:ilvl="5" w:tentative="1">
+      <w:start w:val="1"/>
+      <w:numFmt w:val="bullet"/>
+      <w:lvlText w:val=""/>
+      <w:lvlJc w:val="left"/>
+      <w:pPr>
+        <w:tabs>
+          <w:tab w:val="num" w:pos="4320"/>
+        </w:tabs>
+        <w:ind w:left="4320" w:hanging="360"/>
+      </w:pPr>
+      <w:rPr>
+        <w:rFonts w:ascii="Wingdings" w:hAnsi="Wingdings" w:hint="default"/>
+        <w:sz w:val="20"/>
+      </w:rPr>
+    </w:lvl>
+    <w:lvl w:ilvl="6" w:tentative="1">
+      <w:start w:val="1"/>
+      <w:numFmt w:val="bullet"/>
+      <w:lvlText w:val=""/>
+      <w:lvlJc w:val="left"/>
+      <w:pPr>
+        <w:tabs>
+          <w:tab w:val="num" w:pos="5040"/>
+        </w:tabs>
+        <w:ind w:left="5040" w:hanging="360"/>
+      </w:pPr>
+      <w:rPr>
+        <w:rFonts w:ascii="Wingdings" w:hAnsi="Wingdings" w:hint="default"/>
+        <w:sz w:val="20"/>
+      </w:rPr>
+    </w:lvl>
+    <w:lvl w:ilvl="7" w:tentative="1">
+      <w:start w:val="1"/>
+      <w:numFmt w:val="bullet"/>
+      <w:lvlText w:val=""/>
+      <w:lvlJc w:val="left"/>
+      <w:pPr>
+        <w:tabs>
+          <w:tab w:val="num" w:pos="5760"/>
+        </w:tabs>
+        <w:ind w:left="5760" w:hanging="360"/>
+      </w:pPr>
+      <w:rPr>
+        <w:rFonts w:ascii="Wingdings" w:hAnsi="Wingdings" w:hint="default"/>
+        <w:sz w:val="20"/>
+      </w:rPr>
+    </w:lvl>
+    <w:lvl w:ilvl="8" w:tentative="1">
+      <w:start w:val="1"/>
+      <w:numFmt w:val="bullet"/>
+      <w:lvlText w:val=""/>
+      <w:lvlJc w:val="left"/>
+      <w:pPr>
+        <w:tabs>
+          <w:tab w:val="num" w:pos="6480"/>
+        </w:tabs>
+        <w:ind w:left="6480" w:hanging="360"/>
+      </w:pPr>
+      <w:rPr>
+        <w:rFonts w:ascii="Wingdings" w:hAnsi="Wingdings" w:hint="default"/>
+        <w:sz w:val="20"/>
+      </w:rPr>
+    </w:lvl>
+  </w:abstractNum>
+  <w:abstractNum w:abstractNumId="26" w15:restartNumberingAfterBreak="0">
     <w:nsid w:val="5D7E7C36"/>
     <w:multiLevelType w:val="multilevel"/>
     <w:tmpl w:val="DF3EC6F2"/>
@@ -13317,7 +14983,7 @@
       </w:rPr>
     </w:lvl>
   </w:abstractNum>
-  <w:abstractNum w:abstractNumId="15" w15:restartNumberingAfterBreak="0">
+  <w:abstractNum w:abstractNumId="27" w15:restartNumberingAfterBreak="0">
     <w:nsid w:val="5F0C1389"/>
     <w:multiLevelType w:val="multilevel"/>
     <w:tmpl w:val="47060822"/>
@@ -13538,7 +15204,7 @@
       </w:rPr>
     </w:lvl>
   </w:abstractNum>
-  <w:abstractNum w:abstractNumId="16" w15:restartNumberingAfterBreak="0">
+  <w:abstractNum w:abstractNumId="28" w15:restartNumberingAfterBreak="0">
     <w:nsid w:val="61D16AC9"/>
     <w:multiLevelType w:val="multilevel"/>
     <w:tmpl w:val="D4EE474E"/>
@@ -13759,7 +15425,7 @@
       </w:rPr>
     </w:lvl>
   </w:abstractNum>
-  <w:abstractNum w:abstractNumId="17" w15:restartNumberingAfterBreak="0">
+  <w:abstractNum w:abstractNumId="29" w15:restartNumberingAfterBreak="0">
     <w:nsid w:val="634F1D9D"/>
     <w:multiLevelType w:val="multilevel"/>
     <w:tmpl w:val="7A42A806"/>
@@ -13908,7 +15574,572 @@
       </w:rPr>
     </w:lvl>
   </w:abstractNum>
-  <w:abstractNum w:abstractNumId="18" w15:restartNumberingAfterBreak="0">
+  <w:abstractNum w:abstractNumId="30" w15:restartNumberingAfterBreak="0">
+    <w:nsid w:val="68FE2DAF"/>
+    <w:multiLevelType w:val="multilevel"/>
+    <w:tmpl w:val="9418C998"/>
+    <w:lvl w:ilvl="0">
+      <w:start w:val="1"/>
+      <w:numFmt w:val="decimal"/>
+      <w:lvlText w:val="%1."/>
+      <w:lvlJc w:val="left"/>
+      <w:pPr>
+        <w:tabs>
+          <w:tab w:val="num" w:pos="720"/>
+        </w:tabs>
+        <w:ind w:left="720" w:hanging="360"/>
+      </w:pPr>
+    </w:lvl>
+    <w:lvl w:ilvl="1" w:tentative="1">
+      <w:start w:val="1"/>
+      <w:numFmt w:val="decimal"/>
+      <w:lvlText w:val="%2."/>
+      <w:lvlJc w:val="left"/>
+      <w:pPr>
+        <w:tabs>
+          <w:tab w:val="num" w:pos="1440"/>
+        </w:tabs>
+        <w:ind w:left="1440" w:hanging="360"/>
+      </w:pPr>
+    </w:lvl>
+    <w:lvl w:ilvl="2" w:tentative="1">
+      <w:start w:val="1"/>
+      <w:numFmt w:val="decimal"/>
+      <w:lvlText w:val="%3."/>
+      <w:lvlJc w:val="left"/>
+      <w:pPr>
+        <w:tabs>
+          <w:tab w:val="num" w:pos="2160"/>
+        </w:tabs>
+        <w:ind w:left="2160" w:hanging="360"/>
+      </w:pPr>
+    </w:lvl>
+    <w:lvl w:ilvl="3" w:tentative="1">
+      <w:start w:val="1"/>
+      <w:numFmt w:val="decimal"/>
+      <w:lvlText w:val="%4."/>
+      <w:lvlJc w:val="left"/>
+      <w:pPr>
+        <w:tabs>
+          <w:tab w:val="num" w:pos="2880"/>
+        </w:tabs>
+        <w:ind w:left="2880" w:hanging="360"/>
+      </w:pPr>
+    </w:lvl>
+    <w:lvl w:ilvl="4" w:tentative="1">
+      <w:start w:val="1"/>
+      <w:numFmt w:val="decimal"/>
+      <w:lvlText w:val="%5."/>
+      <w:lvlJc w:val="left"/>
+      <w:pPr>
+        <w:tabs>
+          <w:tab w:val="num" w:pos="3600"/>
+        </w:tabs>
+        <w:ind w:left="3600" w:hanging="360"/>
+      </w:pPr>
+    </w:lvl>
+    <w:lvl w:ilvl="5" w:tentative="1">
+      <w:start w:val="1"/>
+      <w:numFmt w:val="decimal"/>
+      <w:lvlText w:val="%6."/>
+      <w:lvlJc w:val="left"/>
+      <w:pPr>
+        <w:tabs>
+          <w:tab w:val="num" w:pos="4320"/>
+        </w:tabs>
+        <w:ind w:left="4320" w:hanging="360"/>
+      </w:pPr>
+    </w:lvl>
+    <w:lvl w:ilvl="6" w:tentative="1">
+      <w:start w:val="1"/>
+      <w:numFmt w:val="decimal"/>
+      <w:lvlText w:val="%7."/>
+      <w:lvlJc w:val="left"/>
+      <w:pPr>
+        <w:tabs>
+          <w:tab w:val="num" w:pos="5040"/>
+        </w:tabs>
+        <w:ind w:left="5040" w:hanging="360"/>
+      </w:pPr>
+    </w:lvl>
+    <w:lvl w:ilvl="7" w:tentative="1">
+      <w:start w:val="1"/>
+      <w:numFmt w:val="decimal"/>
+      <w:lvlText w:val="%8."/>
+      <w:lvlJc w:val="left"/>
+      <w:pPr>
+        <w:tabs>
+          <w:tab w:val="num" w:pos="5760"/>
+        </w:tabs>
+        <w:ind w:left="5760" w:hanging="360"/>
+      </w:pPr>
+    </w:lvl>
+    <w:lvl w:ilvl="8" w:tentative="1">
+      <w:start w:val="1"/>
+      <w:numFmt w:val="decimal"/>
+      <w:lvlText w:val="%9."/>
+      <w:lvlJc w:val="left"/>
+      <w:pPr>
+        <w:tabs>
+          <w:tab w:val="num" w:pos="6480"/>
+        </w:tabs>
+        <w:ind w:left="6480" w:hanging="360"/>
+      </w:pPr>
+    </w:lvl>
+  </w:abstractNum>
+  <w:abstractNum w:abstractNumId="31" w15:restartNumberingAfterBreak="0">
+    <w:nsid w:val="6B990E32"/>
+    <w:multiLevelType w:val="multilevel"/>
+    <w:tmpl w:val="9320DDE2"/>
+    <w:lvl w:ilvl="0">
+      <w:start w:val="1"/>
+      <w:numFmt w:val="decimal"/>
+      <w:lvlText w:val="%1."/>
+      <w:lvlJc w:val="left"/>
+      <w:pPr>
+        <w:tabs>
+          <w:tab w:val="num" w:pos="720"/>
+        </w:tabs>
+        <w:ind w:left="720" w:hanging="360"/>
+      </w:pPr>
+    </w:lvl>
+    <w:lvl w:ilvl="1" w:tentative="1">
+      <w:start w:val="1"/>
+      <w:numFmt w:val="decimal"/>
+      <w:lvlText w:val="%2."/>
+      <w:lvlJc w:val="left"/>
+      <w:pPr>
+        <w:tabs>
+          <w:tab w:val="num" w:pos="1440"/>
+        </w:tabs>
+        <w:ind w:left="1440" w:hanging="360"/>
+      </w:pPr>
+    </w:lvl>
+    <w:lvl w:ilvl="2" w:tentative="1">
+      <w:start w:val="1"/>
+      <w:numFmt w:val="decimal"/>
+      <w:lvlText w:val="%3."/>
+      <w:lvlJc w:val="left"/>
+      <w:pPr>
+        <w:tabs>
+          <w:tab w:val="num" w:pos="2160"/>
+        </w:tabs>
+        <w:ind w:left="2160" w:hanging="360"/>
+      </w:pPr>
+    </w:lvl>
+    <w:lvl w:ilvl="3" w:tentative="1">
+      <w:start w:val="1"/>
+      <w:numFmt w:val="decimal"/>
+      <w:lvlText w:val="%4."/>
+      <w:lvlJc w:val="left"/>
+      <w:pPr>
+        <w:tabs>
+          <w:tab w:val="num" w:pos="2880"/>
+        </w:tabs>
+        <w:ind w:left="2880" w:hanging="360"/>
+      </w:pPr>
+    </w:lvl>
+    <w:lvl w:ilvl="4" w:tentative="1">
+      <w:start w:val="1"/>
+      <w:numFmt w:val="decimal"/>
+      <w:lvlText w:val="%5."/>
+      <w:lvlJc w:val="left"/>
+      <w:pPr>
+        <w:tabs>
+          <w:tab w:val="num" w:pos="3600"/>
+        </w:tabs>
+        <w:ind w:left="3600" w:hanging="360"/>
+      </w:pPr>
+    </w:lvl>
+    <w:lvl w:ilvl="5" w:tentative="1">
+      <w:start w:val="1"/>
+      <w:numFmt w:val="decimal"/>
+      <w:lvlText w:val="%6."/>
+      <w:lvlJc w:val="left"/>
+      <w:pPr>
+        <w:tabs>
+          <w:tab w:val="num" w:pos="4320"/>
+        </w:tabs>
+        <w:ind w:left="4320" w:hanging="360"/>
+      </w:pPr>
+    </w:lvl>
+    <w:lvl w:ilvl="6" w:tentative="1">
+      <w:start w:val="1"/>
+      <w:numFmt w:val="decimal"/>
+      <w:lvlText w:val="%7."/>
+      <w:lvlJc w:val="left"/>
+      <w:pPr>
+        <w:tabs>
+          <w:tab w:val="num" w:pos="5040"/>
+        </w:tabs>
+        <w:ind w:left="5040" w:hanging="360"/>
+      </w:pPr>
+    </w:lvl>
+    <w:lvl w:ilvl="7" w:tentative="1">
+      <w:start w:val="1"/>
+      <w:numFmt w:val="decimal"/>
+      <w:lvlText w:val="%8."/>
+      <w:lvlJc w:val="left"/>
+      <w:pPr>
+        <w:tabs>
+          <w:tab w:val="num" w:pos="5760"/>
+        </w:tabs>
+        <w:ind w:left="5760" w:hanging="360"/>
+      </w:pPr>
+    </w:lvl>
+    <w:lvl w:ilvl="8" w:tentative="1">
+      <w:start w:val="1"/>
+      <w:numFmt w:val="decimal"/>
+      <w:lvlText w:val="%9."/>
+      <w:lvlJc w:val="left"/>
+      <w:pPr>
+        <w:tabs>
+          <w:tab w:val="num" w:pos="6480"/>
+        </w:tabs>
+        <w:ind w:left="6480" w:hanging="360"/>
+      </w:pPr>
+    </w:lvl>
+  </w:abstractNum>
+  <w:abstractNum w:abstractNumId="32" w15:restartNumberingAfterBreak="0">
+    <w:nsid w:val="6D935DA6"/>
+    <w:multiLevelType w:val="multilevel"/>
+    <w:tmpl w:val="056A1EEA"/>
+    <w:lvl w:ilvl="0">
+      <w:start w:val="1"/>
+      <w:numFmt w:val="decimal"/>
+      <w:lvlText w:val="%1."/>
+      <w:lvlJc w:val="left"/>
+      <w:pPr>
+        <w:tabs>
+          <w:tab w:val="num" w:pos="720"/>
+        </w:tabs>
+        <w:ind w:left="720" w:hanging="360"/>
+      </w:pPr>
+    </w:lvl>
+    <w:lvl w:ilvl="1" w:tentative="1">
+      <w:start w:val="1"/>
+      <w:numFmt w:val="decimal"/>
+      <w:lvlText w:val="%2."/>
+      <w:lvlJc w:val="left"/>
+      <w:pPr>
+        <w:tabs>
+          <w:tab w:val="num" w:pos="1440"/>
+        </w:tabs>
+        <w:ind w:left="1440" w:hanging="360"/>
+      </w:pPr>
+    </w:lvl>
+    <w:lvl w:ilvl="2" w:tentative="1">
+      <w:start w:val="1"/>
+      <w:numFmt w:val="decimal"/>
+      <w:lvlText w:val="%3."/>
+      <w:lvlJc w:val="left"/>
+      <w:pPr>
+        <w:tabs>
+          <w:tab w:val="num" w:pos="2160"/>
+        </w:tabs>
+        <w:ind w:left="2160" w:hanging="360"/>
+      </w:pPr>
+    </w:lvl>
+    <w:lvl w:ilvl="3" w:tentative="1">
+      <w:start w:val="1"/>
+      <w:numFmt w:val="decimal"/>
+      <w:lvlText w:val="%4."/>
+      <w:lvlJc w:val="left"/>
+      <w:pPr>
+        <w:tabs>
+          <w:tab w:val="num" w:pos="2880"/>
+        </w:tabs>
+        <w:ind w:left="2880" w:hanging="360"/>
+      </w:pPr>
+    </w:lvl>
+    <w:lvl w:ilvl="4" w:tentative="1">
+      <w:start w:val="1"/>
+      <w:numFmt w:val="decimal"/>
+      <w:lvlText w:val="%5."/>
+      <w:lvlJc w:val="left"/>
+      <w:pPr>
+        <w:tabs>
+          <w:tab w:val="num" w:pos="3600"/>
+        </w:tabs>
+        <w:ind w:left="3600" w:hanging="360"/>
+      </w:pPr>
+    </w:lvl>
+    <w:lvl w:ilvl="5" w:tentative="1">
+      <w:start w:val="1"/>
+      <w:numFmt w:val="decimal"/>
+      <w:lvlText w:val="%6."/>
+      <w:lvlJc w:val="left"/>
+      <w:pPr>
+        <w:tabs>
+          <w:tab w:val="num" w:pos="4320"/>
+        </w:tabs>
+        <w:ind w:left="4320" w:hanging="360"/>
+      </w:pPr>
+    </w:lvl>
+    <w:lvl w:ilvl="6" w:tentative="1">
+      <w:start w:val="1"/>
+      <w:numFmt w:val="decimal"/>
+      <w:lvlText w:val="%7."/>
+      <w:lvlJc w:val="left"/>
+      <w:pPr>
+        <w:tabs>
+          <w:tab w:val="num" w:pos="5040"/>
+        </w:tabs>
+        <w:ind w:left="5040" w:hanging="360"/>
+      </w:pPr>
+    </w:lvl>
+    <w:lvl w:ilvl="7" w:tentative="1">
+      <w:start w:val="1"/>
+      <w:numFmt w:val="decimal"/>
+      <w:lvlText w:val="%8."/>
+      <w:lvlJc w:val="left"/>
+      <w:pPr>
+        <w:tabs>
+          <w:tab w:val="num" w:pos="5760"/>
+        </w:tabs>
+        <w:ind w:left="5760" w:hanging="360"/>
+      </w:pPr>
+    </w:lvl>
+    <w:lvl w:ilvl="8" w:tentative="1">
+      <w:start w:val="1"/>
+      <w:numFmt w:val="decimal"/>
+      <w:lvlText w:val="%9."/>
+      <w:lvlJc w:val="left"/>
+      <w:pPr>
+        <w:tabs>
+          <w:tab w:val="num" w:pos="6480"/>
+        </w:tabs>
+        <w:ind w:left="6480" w:hanging="360"/>
+      </w:pPr>
+    </w:lvl>
+  </w:abstractNum>
+  <w:abstractNum w:abstractNumId="33" w15:restartNumberingAfterBreak="0">
+    <w:nsid w:val="72630820"/>
+    <w:multiLevelType w:val="multilevel"/>
+    <w:tmpl w:val="BE4E524E"/>
+    <w:lvl w:ilvl="0">
+      <w:start w:val="1"/>
+      <w:numFmt w:val="decimal"/>
+      <w:lvlText w:val="%1."/>
+      <w:lvlJc w:val="left"/>
+      <w:pPr>
+        <w:tabs>
+          <w:tab w:val="num" w:pos="720"/>
+        </w:tabs>
+        <w:ind w:left="720" w:hanging="360"/>
+      </w:pPr>
+    </w:lvl>
+    <w:lvl w:ilvl="1" w:tentative="1">
+      <w:start w:val="1"/>
+      <w:numFmt w:val="decimal"/>
+      <w:lvlText w:val="%2."/>
+      <w:lvlJc w:val="left"/>
+      <w:pPr>
+        <w:tabs>
+          <w:tab w:val="num" w:pos="1440"/>
+        </w:tabs>
+        <w:ind w:left="1440" w:hanging="360"/>
+      </w:pPr>
+    </w:lvl>
+    <w:lvl w:ilvl="2" w:tentative="1">
+      <w:start w:val="1"/>
+      <w:numFmt w:val="decimal"/>
+      <w:lvlText w:val="%3."/>
+      <w:lvlJc w:val="left"/>
+      <w:pPr>
+        <w:tabs>
+          <w:tab w:val="num" w:pos="2160"/>
+        </w:tabs>
+        <w:ind w:left="2160" w:hanging="360"/>
+      </w:pPr>
+    </w:lvl>
+    <w:lvl w:ilvl="3" w:tentative="1">
+      <w:start w:val="1"/>
+      <w:numFmt w:val="decimal"/>
+      <w:lvlText w:val="%4."/>
+      <w:lvlJc w:val="left"/>
+      <w:pPr>
+        <w:tabs>
+          <w:tab w:val="num" w:pos="2880"/>
+        </w:tabs>
+        <w:ind w:left="2880" w:hanging="360"/>
+      </w:pPr>
+    </w:lvl>
+    <w:lvl w:ilvl="4" w:tentative="1">
+      <w:start w:val="1"/>
+      <w:numFmt w:val="decimal"/>
+      <w:lvlText w:val="%5."/>
+      <w:lvlJc w:val="left"/>
+      <w:pPr>
+        <w:tabs>
+          <w:tab w:val="num" w:pos="3600"/>
+        </w:tabs>
+        <w:ind w:left="3600" w:hanging="360"/>
+      </w:pPr>
+    </w:lvl>
+    <w:lvl w:ilvl="5" w:tentative="1">
+      <w:start w:val="1"/>
+      <w:numFmt w:val="decimal"/>
+      <w:lvlText w:val="%6."/>
+      <w:lvlJc w:val="left"/>
+      <w:pPr>
+        <w:tabs>
+          <w:tab w:val="num" w:pos="4320"/>
+        </w:tabs>
+        <w:ind w:left="4320" w:hanging="360"/>
+      </w:pPr>
+    </w:lvl>
+    <w:lvl w:ilvl="6" w:tentative="1">
+      <w:start w:val="1"/>
+      <w:numFmt w:val="decimal"/>
+      <w:lvlText w:val="%7."/>
+      <w:lvlJc w:val="left"/>
+      <w:pPr>
+        <w:tabs>
+          <w:tab w:val="num" w:pos="5040"/>
+        </w:tabs>
+        <w:ind w:left="5040" w:hanging="360"/>
+      </w:pPr>
+    </w:lvl>
+    <w:lvl w:ilvl="7" w:tentative="1">
+      <w:start w:val="1"/>
+      <w:numFmt w:val="decimal"/>
+      <w:lvlText w:val="%8."/>
+      <w:lvlJc w:val="left"/>
+      <w:pPr>
+        <w:tabs>
+          <w:tab w:val="num" w:pos="5760"/>
+        </w:tabs>
+        <w:ind w:left="5760" w:hanging="360"/>
+      </w:pPr>
+    </w:lvl>
+    <w:lvl w:ilvl="8" w:tentative="1">
+      <w:start w:val="1"/>
+      <w:numFmt w:val="decimal"/>
+      <w:lvlText w:val="%9."/>
+      <w:lvlJc w:val="left"/>
+      <w:pPr>
+        <w:tabs>
+          <w:tab w:val="num" w:pos="6480"/>
+        </w:tabs>
+        <w:ind w:left="6480" w:hanging="360"/>
+      </w:pPr>
+    </w:lvl>
+  </w:abstractNum>
+  <w:abstractNum w:abstractNumId="34" w15:restartNumberingAfterBreak="0">
+    <w:nsid w:val="748A284D"/>
+    <w:multiLevelType w:val="multilevel"/>
+    <w:tmpl w:val="7CA65218"/>
+    <w:lvl w:ilvl="0">
+      <w:start w:val="1"/>
+      <w:numFmt w:val="decimal"/>
+      <w:lvlText w:val="%1."/>
+      <w:lvlJc w:val="left"/>
+      <w:pPr>
+        <w:tabs>
+          <w:tab w:val="num" w:pos="720"/>
+        </w:tabs>
+        <w:ind w:left="720" w:hanging="360"/>
+      </w:pPr>
+    </w:lvl>
+    <w:lvl w:ilvl="1" w:tentative="1">
+      <w:start w:val="1"/>
+      <w:numFmt w:val="decimal"/>
+      <w:lvlText w:val="%2."/>
+      <w:lvlJc w:val="left"/>
+      <w:pPr>
+        <w:tabs>
+          <w:tab w:val="num" w:pos="1440"/>
+        </w:tabs>
+        <w:ind w:left="1440" w:hanging="360"/>
+      </w:pPr>
+    </w:lvl>
+    <w:lvl w:ilvl="2" w:tentative="1">
+      <w:start w:val="1"/>
+      <w:numFmt w:val="decimal"/>
+      <w:lvlText w:val="%3."/>
+      <w:lvlJc w:val="left"/>
+      <w:pPr>
+        <w:tabs>
+          <w:tab w:val="num" w:pos="2160"/>
+        </w:tabs>
+        <w:ind w:left="2160" w:hanging="360"/>
+      </w:pPr>
+    </w:lvl>
+    <w:lvl w:ilvl="3" w:tentative="1">
+      <w:start w:val="1"/>
+      <w:numFmt w:val="decimal"/>
+      <w:lvlText w:val="%4."/>
+      <w:lvlJc w:val="left"/>
+      <w:pPr>
+        <w:tabs>
+          <w:tab w:val="num" w:pos="2880"/>
+        </w:tabs>
+        <w:ind w:left="2880" w:hanging="360"/>
+      </w:pPr>
+    </w:lvl>
+    <w:lvl w:ilvl="4" w:tentative="1">
+      <w:start w:val="1"/>
+      <w:numFmt w:val="decimal"/>
+      <w:lvlText w:val="%5."/>
+      <w:lvlJc w:val="left"/>
+      <w:pPr>
+        <w:tabs>
+          <w:tab w:val="num" w:pos="3600"/>
+        </w:tabs>
+        <w:ind w:left="3600" w:hanging="360"/>
+      </w:pPr>
+    </w:lvl>
+    <w:lvl w:ilvl="5" w:tentative="1">
+      <w:start w:val="1"/>
+      <w:numFmt w:val="decimal"/>
+      <w:lvlText w:val="%6."/>
+      <w:lvlJc w:val="left"/>
+      <w:pPr>
+        <w:tabs>
+          <w:tab w:val="num" w:pos="4320"/>
+        </w:tabs>
+        <w:ind w:left="4320" w:hanging="360"/>
+      </w:pPr>
+    </w:lvl>
+    <w:lvl w:ilvl="6" w:tentative="1">
+      <w:start w:val="1"/>
+      <w:numFmt w:val="decimal"/>
+      <w:lvlText w:val="%7."/>
+      <w:lvlJc w:val="left"/>
+      <w:pPr>
+        <w:tabs>
+          <w:tab w:val="num" w:pos="5040"/>
+        </w:tabs>
+        <w:ind w:left="5040" w:hanging="360"/>
+      </w:pPr>
+    </w:lvl>
+    <w:lvl w:ilvl="7" w:tentative="1">
+      <w:start w:val="1"/>
+      <w:numFmt w:val="decimal"/>
+      <w:lvlText w:val="%8."/>
+      <w:lvlJc w:val="left"/>
+      <w:pPr>
+        <w:tabs>
+          <w:tab w:val="num" w:pos="5760"/>
+        </w:tabs>
+        <w:ind w:left="5760" w:hanging="360"/>
+      </w:pPr>
+    </w:lvl>
+    <w:lvl w:ilvl="8" w:tentative="1">
+      <w:start w:val="1"/>
+      <w:numFmt w:val="decimal"/>
+      <w:lvlText w:val="%9."/>
+      <w:lvlJc w:val="left"/>
+      <w:pPr>
+        <w:tabs>
+          <w:tab w:val="num" w:pos="6480"/>
+        </w:tabs>
+        <w:ind w:left="6480" w:hanging="360"/>
+      </w:pPr>
+    </w:lvl>
+  </w:abstractNum>
+  <w:abstractNum w:abstractNumId="35" w15:restartNumberingAfterBreak="0">
     <w:nsid w:val="798949A8"/>
     <w:multiLevelType w:val="multilevel"/>
     <w:tmpl w:val="E58EF52C"/>
@@ -14057,7 +16288,7 @@
       </w:rPr>
     </w:lvl>
   </w:abstractNum>
-  <w:abstractNum w:abstractNumId="19" w15:restartNumberingAfterBreak="0">
+  <w:abstractNum w:abstractNumId="36" w15:restartNumberingAfterBreak="0">
     <w:nsid w:val="7E1A0D34"/>
     <w:multiLevelType w:val="multilevel"/>
     <w:tmpl w:val="81F0546A"/>
@@ -14206,7 +16437,7 @@
       </w:rPr>
     </w:lvl>
   </w:abstractNum>
-  <w:abstractNum w:abstractNumId="20" w15:restartNumberingAfterBreak="0">
+  <w:abstractNum w:abstractNumId="37" w15:restartNumberingAfterBreak="0">
     <w:nsid w:val="7F42669F"/>
     <w:multiLevelType w:val="multilevel"/>
     <w:tmpl w:val="4852EA40"/>
@@ -14359,64 +16590,115 @@
     <w:abstractNumId w:val="0"/>
   </w:num>
   <w:num w:numId="2" w16cid:durableId="1852330266">
-    <w:abstractNumId w:val="8"/>
+    <w:abstractNumId w:val="16"/>
   </w:num>
   <w:num w:numId="3" w16cid:durableId="918827161">
     <w:abstractNumId w:val="1"/>
   </w:num>
   <w:num w:numId="4" w16cid:durableId="2144735728">
+    <w:abstractNumId w:val="18"/>
+  </w:num>
+  <w:num w:numId="5" w16cid:durableId="357587659">
+    <w:abstractNumId w:val="4"/>
+  </w:num>
+  <w:num w:numId="6" w16cid:durableId="877661529">
+    <w:abstractNumId w:val="28"/>
+  </w:num>
+  <w:num w:numId="7" w16cid:durableId="330059790">
+    <w:abstractNumId w:val="17"/>
+  </w:num>
+  <w:num w:numId="8" w16cid:durableId="1142698335">
+    <w:abstractNumId w:val="27"/>
+  </w:num>
+  <w:num w:numId="9" w16cid:durableId="1511682638">
+    <w:abstractNumId w:val="22"/>
+  </w:num>
+  <w:num w:numId="10" w16cid:durableId="1901473728">
+    <w:abstractNumId w:val="11"/>
+  </w:num>
+  <w:num w:numId="11" w16cid:durableId="349914131">
+    <w:abstractNumId w:val="21"/>
+  </w:num>
+  <w:num w:numId="12" w16cid:durableId="1548681269">
+    <w:abstractNumId w:val="26"/>
+  </w:num>
+  <w:num w:numId="13" w16cid:durableId="826822300">
+    <w:abstractNumId w:val="35"/>
+  </w:num>
+  <w:num w:numId="14" w16cid:durableId="1395204689">
+    <w:abstractNumId w:val="14"/>
+  </w:num>
+  <w:num w:numId="15" w16cid:durableId="1828594999">
+    <w:abstractNumId w:val="36"/>
+  </w:num>
+  <w:num w:numId="16" w16cid:durableId="344329051">
+    <w:abstractNumId w:val="37"/>
+  </w:num>
+  <w:num w:numId="17" w16cid:durableId="1489637254">
+    <w:abstractNumId w:val="8"/>
+  </w:num>
+  <w:num w:numId="18" w16cid:durableId="2074348177">
+    <w:abstractNumId w:val="19"/>
+  </w:num>
+  <w:num w:numId="19" w16cid:durableId="1481263537">
+    <w:abstractNumId w:val="15"/>
+  </w:num>
+  <w:num w:numId="20" w16cid:durableId="1780561180">
+    <w:abstractNumId w:val="12"/>
+  </w:num>
+  <w:num w:numId="21" w16cid:durableId="878323543">
+    <w:abstractNumId w:val="29"/>
+  </w:num>
+  <w:num w:numId="22" w16cid:durableId="929236898">
+    <w:abstractNumId w:val="30"/>
+  </w:num>
+  <w:num w:numId="23" w16cid:durableId="2009671551">
+    <w:abstractNumId w:val="33"/>
+  </w:num>
+  <w:num w:numId="24" w16cid:durableId="482888793">
+    <w:abstractNumId w:val="20"/>
+  </w:num>
+  <w:num w:numId="25" w16cid:durableId="2010675524">
+    <w:abstractNumId w:val="2"/>
+  </w:num>
+  <w:num w:numId="26" w16cid:durableId="910237872">
+    <w:abstractNumId w:val="32"/>
+  </w:num>
+  <w:num w:numId="27" w16cid:durableId="452557809">
+    <w:abstractNumId w:val="7"/>
+  </w:num>
+  <w:num w:numId="28" w16cid:durableId="1825931163">
     <w:abstractNumId w:val="10"/>
   </w:num>
-  <w:num w:numId="5" w16cid:durableId="357587659">
-    <w:abstractNumId w:val="2"/>
+  <w:num w:numId="29" w16cid:durableId="1514761571">
+    <w:abstractNumId w:val="31"/>
   </w:num>
-  <w:num w:numId="6" w16cid:durableId="877661529">
-    <w:abstractNumId w:val="16"/>
+  <w:num w:numId="30" w16cid:durableId="2132436256">
+    <w:abstractNumId w:val="5"/>
   </w:num>
-  <w:num w:numId="7" w16cid:durableId="330059790">
+  <w:num w:numId="31" w16cid:durableId="715204407">
+    <w:abstractNumId w:val="13"/>
+  </w:num>
+  <w:num w:numId="32" w16cid:durableId="991057033">
+    <w:abstractNumId w:val="24"/>
+  </w:num>
+  <w:num w:numId="33" w16cid:durableId="1188913886">
+    <w:abstractNumId w:val="6"/>
+  </w:num>
+  <w:num w:numId="34" w16cid:durableId="472719499">
     <w:abstractNumId w:val="9"/>
   </w:num>
-  <w:num w:numId="8" w16cid:durableId="1142698335">
-    <w:abstractNumId w:val="15"/>
+  <w:num w:numId="35" w16cid:durableId="1581405855">
+    <w:abstractNumId w:val="25"/>
   </w:num>
-  <w:num w:numId="9" w16cid:durableId="1511682638">
-    <w:abstractNumId w:val="13"/>
+  <w:num w:numId="36" w16cid:durableId="1672444477">
+    <w:abstractNumId w:val="34"/>
   </w:num>
-  <w:num w:numId="10" w16cid:durableId="1901473728">
-    <w:abstractNumId w:val="4"/>
+  <w:num w:numId="37" w16cid:durableId="859702932">
+    <w:abstractNumId w:val="23"/>
   </w:num>
-  <w:num w:numId="11" w16cid:durableId="349914131">
-    <w:abstractNumId w:val="12"/>
-  </w:num>
-  <w:num w:numId="12" w16cid:durableId="1548681269">
-    <w:abstractNumId w:val="14"/>
-  </w:num>
-  <w:num w:numId="13" w16cid:durableId="826822300">
-    <w:abstractNumId w:val="18"/>
-  </w:num>
-  <w:num w:numId="14" w16cid:durableId="1395204689">
-    <w:abstractNumId w:val="6"/>
-  </w:num>
-  <w:num w:numId="15" w16cid:durableId="1828594999">
-    <w:abstractNumId w:val="19"/>
-  </w:num>
-  <w:num w:numId="16" w16cid:durableId="344329051">
-    <w:abstractNumId w:val="20"/>
-  </w:num>
-  <w:num w:numId="17" w16cid:durableId="1489637254">
+  <w:num w:numId="38" w16cid:durableId="992611143">
     <w:abstractNumId w:val="3"/>
-  </w:num>
-  <w:num w:numId="18" w16cid:durableId="2074348177">
-    <w:abstractNumId w:val="11"/>
-  </w:num>
-  <w:num w:numId="19" w16cid:durableId="1481263537">
-    <w:abstractNumId w:val="7"/>
-  </w:num>
-  <w:num w:numId="20" w16cid:durableId="1780561180">
-    <w:abstractNumId w:val="5"/>
-  </w:num>
-  <w:num w:numId="21" w16cid:durableId="878323543">
-    <w:abstractNumId w:val="17"/>
   </w:num>
 </w:numbering>
 </file>
@@ -14934,6 +17216,7 @@
   <w:style w:type="character" w:default="1" w:styleId="DefaultParagraphFont">
     <w:name w:val="Default Paragraph Font"/>
     <w:uiPriority w:val="1"/>
+    <w:semiHidden/>
     <w:unhideWhenUsed/>
   </w:style>
   <w:style w:type="table" w:default="1" w:styleId="TableNormal">
@@ -15091,6 +17374,19 @@
       <w:rFonts w:ascii="Consolas" w:hAnsi="Consolas"/>
       <w:sz w:val="20"/>
       <w:szCs w:val="20"/>
+    </w:rPr>
+  </w:style>
+  <w:style w:type="paragraph" w:styleId="NormalWeb">
+    <w:name w:val="Normal (Web)"/>
+    <w:basedOn w:val="Normal"/>
+    <w:uiPriority w:val="99"/>
+    <w:semiHidden/>
+    <w:unhideWhenUsed/>
+    <w:rsid w:val="00CF7B79"/>
+    <w:rPr>
+      <w:rFonts w:ascii="Times New Roman" w:hAnsi="Times New Roman" w:cs="Times New Roman"/>
+      <w:sz w:val="24"/>
+      <w:szCs w:val="24"/>
     </w:rPr>
   </w:style>
 </w:styles>
